--- a/CV/CV_hpc_20260804.docx
+++ b/CV/CV_hpc_20260804.docx
@@ -13,7 +13,7 @@
           <w:szCs w:val="28"/>
         </w:rPr>
       </w:pPr>
-      <w:hyperlink r:id="rId90">
+      <w:hyperlink r:id="rId7">
         <w:r>
           <w:rPr>
             <w:rFonts w:ascii="Tahoma" w:hAnsi="Tahoma" w:cs="Tahoma"/>
@@ -22,7 +22,7 @@
             <w:sz w:val="28"/>
             <w:szCs w:val="28"/>
           </w:rPr>
-          <w:t xml:space="preserve">李乐岩</w:t>
+          <w:t>李乐岩</w:t>
         </w:r>
       </w:hyperlink>
     </w:p>
@@ -34,40 +34,6 @@
           <w:szCs w:val="19"/>
         </w:rPr>
       </w:pPr>
-      <w:hyperlink r:id="rId91">
-        <w:r>
-          <w:rPr>
-            <w:rFonts w:ascii="Tahoma" w:hAnsi="Tahoma" w:cs="Tahoma"/>
-            <w:sz w:val="19"/>
-            <w:szCs w:val="19"/>
-          </w:rPr>
-          <w:t xml:space="preserve">leyanpower@gmail.com</w:t>
-        </w:r>
-      </w:hyperlink>
-      <w:r>
-        <w:rPr>
-          <w:rFonts w:ascii="Tahoma" w:hAnsi="Tahoma" w:cs="Tahoma"/>
-          <w:sz w:val="19"/>
-          <w:szCs w:val="19"/>
-        </w:rPr>
-        <w:t xml:space="preserve"> | </w:t>
-      </w:r>
-      <w:r>
-        <w:rPr>
-          <w:rFonts w:ascii="Tahoma" w:hAnsi="Tahoma" w:cs="Tahoma"/>
-          <w:sz w:val="19"/>
-          <w:szCs w:val="19"/>
-        </w:rPr>
-        <w:t xml:space="preserve">+86 18805506898</w:t>
-      </w:r>
-      <w:r>
-        <w:rPr>
-          <w:rFonts w:ascii="Tahoma" w:hAnsi="Tahoma" w:cs="Tahoma"/>
-          <w:sz w:val="19"/>
-          <w:szCs w:val="19"/>
-        </w:rPr>
-        <w:t xml:space="preserve"> | GitHub: </w:t>
-      </w:r>
       <w:hyperlink r:id="rId8">
         <w:r>
           <w:rPr>
@@ -75,7 +41,7 @@
             <w:sz w:val="19"/>
             <w:szCs w:val="19"/>
           </w:rPr>
-          <w:t xml:space="preserve">github.com/leyancode</w:t>
+          <w:t>leyanpower@gmail.com</w:t>
         </w:r>
       </w:hyperlink>
       <w:r>
@@ -84,16 +50,50 @@
           <w:sz w:val="19"/>
           <w:szCs w:val="19"/>
         </w:rPr>
-        <w:t xml:space="preserve"> | 个人主页: </w:t>
-      </w:r>
-      <w:hyperlink r:id="rId90">
+        <w:t xml:space="preserve"> | +86 18805506898 | GitHub: </w:t>
+      </w:r>
+      <w:hyperlink r:id="rId9">
         <w:r>
           <w:rPr>
             <w:rFonts w:ascii="Tahoma" w:hAnsi="Tahoma" w:cs="Tahoma"/>
             <w:sz w:val="19"/>
             <w:szCs w:val="19"/>
           </w:rPr>
-          <w:t xml:space="preserve">leyan-li.com</w:t>
+          <w:t>github.com/leyancode</w:t>
+        </w:r>
+      </w:hyperlink>
+      <w:r>
+        <w:rPr>
+          <w:rFonts w:ascii="Tahoma" w:hAnsi="Tahoma" w:cs="Tahoma"/>
+          <w:sz w:val="19"/>
+          <w:szCs w:val="19"/>
+        </w:rPr>
+        <w:t xml:space="preserve"> | </w:t>
+      </w:r>
+      <w:r>
+        <w:rPr>
+          <w:rFonts w:ascii="Tahoma" w:hAnsi="Tahoma" w:cs="Tahoma"/>
+          <w:sz w:val="19"/>
+          <w:szCs w:val="19"/>
+        </w:rPr>
+        <w:t>个人主页</w:t>
+      </w:r>
+      <w:r>
+        <w:rPr>
+          <w:rFonts w:ascii="Tahoma" w:hAnsi="Tahoma" w:cs="Tahoma"/>
+          <w:sz w:val="19"/>
+          <w:szCs w:val="19"/>
+        </w:rPr>
+        <w:t xml:space="preserve">: </w:t>
+      </w:r>
+      <w:hyperlink r:id="rId10">
+        <w:r>
+          <w:rPr>
+            <w:rFonts w:ascii="Tahoma" w:hAnsi="Tahoma" w:cs="Tahoma"/>
+            <w:sz w:val="19"/>
+            <w:szCs w:val="19"/>
+          </w:rPr>
+          <w:t>leyan-li.com</w:t>
         </w:r>
       </w:hyperlink>
     </w:p>
@@ -111,7 +111,31 @@
           <w:sz w:val="19"/>
           <w:szCs w:val="19"/>
         </w:rPr>
-        <w:t xml:space="preserve">爱丁堡大学 University of Edinburgh 英国 | 2025.09 – 2026.12  </w:t>
+        <w:t>爱丁堡大学</w:t>
+      </w:r>
+      <w:r>
+        <w:rPr>
+          <w:rFonts w:ascii="Tahoma" w:hAnsi="Tahoma" w:cs="Tahoma"/>
+          <w:sz w:val="19"/>
+          <w:szCs w:val="19"/>
+        </w:rPr>
+        <w:t xml:space="preserve"> University of Edinburgh </w:t>
+      </w:r>
+      <w:r>
+        <w:rPr>
+          <w:rFonts w:ascii="Tahoma" w:hAnsi="Tahoma" w:cs="Tahoma"/>
+          <w:sz w:val="19"/>
+          <w:szCs w:val="19"/>
+        </w:rPr>
+        <w:t>英国</w:t>
+      </w:r>
+      <w:r>
+        <w:rPr>
+          <w:rFonts w:ascii="Tahoma" w:hAnsi="Tahoma" w:cs="Tahoma"/>
+          <w:sz w:val="19"/>
+          <w:szCs w:val="19"/>
+        </w:rPr>
+        <w:t xml:space="preserve"> | 2025.09 – 2026.12  </w:t>
       </w:r>
       <w:r>
         <w:rPr>
@@ -121,15 +145,91 @@
           <w:sz w:val="19"/>
           <w:szCs w:val="19"/>
         </w:rPr>
-        <w:t xml:space="preserve">高性能计算与数据科学 硕士</w:t>
-      </w:r>
-      <w:r>
-        <w:rPr>
-          <w:rFonts w:ascii="Tahoma" w:hAnsi="Tahoma" w:cs="Tahoma"/>
-          <w:sz w:val="19"/>
-          <w:szCs w:val="19"/>
-        </w:rPr>
-        <w:t xml:space="preserve">  课程与毕业论文 2026.08 完成｜可入职时间 2026.09.01｜学位证书 2026.12 获得</w:t>
+        <w:t>高性能计算与数据科学</w:t>
+      </w:r>
+      <w:r>
+        <w:rPr>
+          <w:rFonts w:ascii="Tahoma" w:hAnsi="Tahoma" w:cs="Tahoma"/>
+          <w:b/>
+          <w:bCs/>
+          <w:sz w:val="19"/>
+          <w:szCs w:val="19"/>
+        </w:rPr>
+        <w:t xml:space="preserve"> </w:t>
+      </w:r>
+      <w:r>
+        <w:rPr>
+          <w:rFonts w:ascii="Tahoma" w:hAnsi="Tahoma" w:cs="Tahoma"/>
+          <w:b/>
+          <w:bCs/>
+          <w:sz w:val="19"/>
+          <w:szCs w:val="19"/>
+        </w:rPr>
+        <w:t>硕士</w:t>
+      </w:r>
+      <w:r>
+        <w:rPr>
+          <w:rFonts w:ascii="Tahoma" w:hAnsi="Tahoma" w:cs="Tahoma"/>
+          <w:sz w:val="19"/>
+          <w:szCs w:val="19"/>
+        </w:rPr>
+        <w:t xml:space="preserve">  </w:t>
+      </w:r>
+      <w:r>
+        <w:rPr>
+          <w:rFonts w:ascii="Tahoma" w:hAnsi="Tahoma" w:cs="Tahoma"/>
+          <w:sz w:val="19"/>
+          <w:szCs w:val="19"/>
+        </w:rPr>
+        <w:t>课程与毕业论文</w:t>
+      </w:r>
+      <w:r>
+        <w:rPr>
+          <w:rFonts w:ascii="Tahoma" w:hAnsi="Tahoma" w:cs="Tahoma"/>
+          <w:sz w:val="19"/>
+          <w:szCs w:val="19"/>
+        </w:rPr>
+        <w:t xml:space="preserve"> 2026.08 </w:t>
+      </w:r>
+      <w:r>
+        <w:rPr>
+          <w:rFonts w:ascii="Tahoma" w:hAnsi="Tahoma" w:cs="Tahoma"/>
+          <w:sz w:val="19"/>
+          <w:szCs w:val="19"/>
+        </w:rPr>
+        <w:t>完成｜可入职时间</w:t>
+      </w:r>
+      <w:r>
+        <w:rPr>
+          <w:rFonts w:ascii="Tahoma" w:hAnsi="Tahoma" w:cs="Tahoma"/>
+          <w:sz w:val="19"/>
+          <w:szCs w:val="19"/>
+        </w:rPr>
+        <w:t xml:space="preserve"> 2026.09.01</w:t>
+      </w:r>
+      <w:r>
+        <w:rPr>
+          <w:rFonts w:ascii="Tahoma" w:hAnsi="Tahoma" w:cs="Tahoma"/>
+          <w:sz w:val="19"/>
+          <w:szCs w:val="19"/>
+        </w:rPr>
+        <w:t>｜学位证书</w:t>
+      </w:r>
+      <w:r>
+        <w:rPr>
+          <w:rFonts w:ascii="Tahoma" w:hAnsi="Tahoma" w:cs="Tahoma"/>
+          <w:sz w:val="19"/>
+          <w:szCs w:val="19"/>
+        </w:rPr>
+        <w:t xml:space="preserve"> 2026.12 </w:t>
+      </w:r>
+      <w:r>
+        <w:rPr>
+          <w:rFonts w:ascii="Tahoma" w:hAnsi="Tahoma" w:cs="Tahoma"/>
+          <w:sz w:val="19"/>
+          <w:szCs w:val="19"/>
+        </w:rPr>
+        <w:t>获得</w:t>
       </w:r>
     </w:p>
     <w:p>
@@ -149,7 +249,31 @@
           <w:sz w:val="19"/>
           <w:szCs w:val="19"/>
         </w:rPr>
-        <w:t xml:space="preserve">利物浦大学 University of Liverpool 英国 | 2023.09 – 2025.06  </w:t>
+        <w:t>利物浦大学</w:t>
+      </w:r>
+      <w:r>
+        <w:rPr>
+          <w:rFonts w:ascii="Tahoma" w:hAnsi="Tahoma" w:cs="Tahoma"/>
+          <w:sz w:val="19"/>
+          <w:szCs w:val="19"/>
+        </w:rPr>
+        <w:t xml:space="preserve"> University of Liverpool </w:t>
+      </w:r>
+      <w:r>
+        <w:rPr>
+          <w:rFonts w:ascii="Tahoma" w:hAnsi="Tahoma" w:cs="Tahoma"/>
+          <w:sz w:val="19"/>
+          <w:szCs w:val="19"/>
+        </w:rPr>
+        <w:t>英国</w:t>
+      </w:r>
+      <w:r>
+        <w:rPr>
+          <w:rFonts w:ascii="Tahoma" w:hAnsi="Tahoma" w:cs="Tahoma"/>
+          <w:sz w:val="19"/>
+          <w:szCs w:val="19"/>
+        </w:rPr>
+        <w:t xml:space="preserve"> | 2023.09 – 2025.06  </w:t>
       </w:r>
       <w:r>
         <w:rPr>
@@ -159,15 +283,51 @@
           <w:sz w:val="19"/>
           <w:szCs w:val="19"/>
         </w:rPr>
-        <w:t xml:space="preserve">计算机科学 本科</w:t>
-      </w:r>
-      <w:r>
-        <w:rPr>
-          <w:rFonts w:ascii="Tahoma" w:hAnsi="Tahoma" w:cs="Tahoma"/>
-          <w:sz w:val="19"/>
-          <w:szCs w:val="19"/>
-        </w:rPr>
-        <w:t xml:space="preserve">，西交利物浦大学 2+2 项目，一等荣誉学位</w:t>
+        <w:t>计算机科学</w:t>
+      </w:r>
+      <w:r>
+        <w:rPr>
+          <w:rFonts w:ascii="Tahoma" w:hAnsi="Tahoma" w:cs="Tahoma"/>
+          <w:b/>
+          <w:bCs/>
+          <w:sz w:val="19"/>
+          <w:szCs w:val="19"/>
+        </w:rPr>
+        <w:t xml:space="preserve"> </w:t>
+      </w:r>
+      <w:r>
+        <w:rPr>
+          <w:rFonts w:ascii="Tahoma" w:hAnsi="Tahoma" w:cs="Tahoma"/>
+          <w:b/>
+          <w:bCs/>
+          <w:sz w:val="19"/>
+          <w:szCs w:val="19"/>
+        </w:rPr>
+        <w:t>本科</w:t>
+      </w:r>
+      <w:r>
+        <w:rPr>
+          <w:rFonts w:ascii="Tahoma" w:hAnsi="Tahoma" w:cs="Tahoma"/>
+          <w:sz w:val="19"/>
+          <w:szCs w:val="19"/>
+        </w:rPr>
+        <w:t>，西交利物浦大学</w:t>
+      </w:r>
+      <w:r>
+        <w:rPr>
+          <w:rFonts w:ascii="Tahoma" w:hAnsi="Tahoma" w:cs="Tahoma"/>
+          <w:sz w:val="19"/>
+          <w:szCs w:val="19"/>
+        </w:rPr>
+        <w:t xml:space="preserve"> 2+2 </w:t>
+      </w:r>
+      <w:r>
+        <w:rPr>
+          <w:rFonts w:ascii="Tahoma" w:hAnsi="Tahoma" w:cs="Tahoma"/>
+          <w:sz w:val="19"/>
+          <w:szCs w:val="19"/>
+        </w:rPr>
+        <w:t>项目，一等荣誉学位</w:t>
       </w:r>
     </w:p>
     <w:p>
@@ -188,7 +348,7 @@
           <w:sz w:val="24"/>
           <w:szCs w:val="24"/>
         </w:rPr>
-        <w:t xml:space="preserve">技术能力</w:t>
+        <w:t>技术能力</w:t>
       </w:r>
     </w:p>
     <w:p>
@@ -207,15 +367,231 @@
           <w:sz w:val="19"/>
           <w:szCs w:val="19"/>
         </w:rPr>
-        <w:t xml:space="preserve">并行与分布式性能工程：</w:t>
-      </w:r>
-      <w:r>
-        <w:rPr>
-          <w:rFonts w:ascii="Tahoma" w:hAnsi="Tahoma" w:cs="Tahoma"/>
-          <w:sz w:val="19"/>
-          <w:szCs w:val="19"/>
-        </w:rPr>
-        <w:t xml:space="preserve">MPI、OpenMP、hybrid MPI+OpenMP、PETSc、Slurm；在英国国家超算 ARCHER2 上完成最多 32 节点 / 4,096 核的正式对照实验。理解 strong / weak scaling、parallel efficiency 与饱和点判定，以及 halo exchange、CG global reduction（allreduce）等集合通信开销与 surface-to-volume ratio 对通信暴露的影响。</w:t>
+        <w:t>并行与分布式性能工程：</w:t>
+      </w:r>
+      <w:r>
+        <w:rPr>
+          <w:rFonts w:ascii="Tahoma" w:hAnsi="Tahoma" w:cs="Tahoma"/>
+          <w:sz w:val="19"/>
+          <w:szCs w:val="19"/>
+        </w:rPr>
+        <w:t>MPI</w:t>
+      </w:r>
+      <w:r>
+        <w:rPr>
+          <w:rFonts w:ascii="Tahoma" w:hAnsi="Tahoma" w:cs="Tahoma"/>
+          <w:sz w:val="19"/>
+          <w:szCs w:val="19"/>
+        </w:rPr>
+        <w:t>、</w:t>
+      </w:r>
+      <w:r>
+        <w:rPr>
+          <w:rFonts w:ascii="Tahoma" w:hAnsi="Tahoma" w:cs="Tahoma"/>
+          <w:sz w:val="19"/>
+          <w:szCs w:val="19"/>
+        </w:rPr>
+        <w:t>OpenMP</w:t>
+      </w:r>
+      <w:r>
+        <w:rPr>
+          <w:rFonts w:ascii="Tahoma" w:hAnsi="Tahoma" w:cs="Tahoma"/>
+          <w:sz w:val="19"/>
+          <w:szCs w:val="19"/>
+        </w:rPr>
+        <w:t>、</w:t>
+      </w:r>
+      <w:r>
+        <w:rPr>
+          <w:rFonts w:ascii="Tahoma" w:hAnsi="Tahoma" w:cs="Tahoma"/>
+          <w:sz w:val="19"/>
+          <w:szCs w:val="19"/>
+        </w:rPr>
+        <w:t>hybrid MPI+OpenMP</w:t>
+      </w:r>
+      <w:r>
+        <w:rPr>
+          <w:rFonts w:ascii="Tahoma" w:hAnsi="Tahoma" w:cs="Tahoma"/>
+          <w:sz w:val="19"/>
+          <w:szCs w:val="19"/>
+        </w:rPr>
+        <w:t>、</w:t>
+      </w:r>
+      <w:r>
+        <w:rPr>
+          <w:rFonts w:ascii="Tahoma" w:hAnsi="Tahoma" w:cs="Tahoma"/>
+          <w:sz w:val="19"/>
+          <w:szCs w:val="19"/>
+        </w:rPr>
+        <w:t>PETSc</w:t>
+      </w:r>
+      <w:r>
+        <w:rPr>
+          <w:rFonts w:ascii="Tahoma" w:hAnsi="Tahoma" w:cs="Tahoma"/>
+          <w:sz w:val="19"/>
+          <w:szCs w:val="19"/>
+        </w:rPr>
+        <w:t>、</w:t>
+      </w:r>
+      <w:r>
+        <w:rPr>
+          <w:rFonts w:ascii="Tahoma" w:hAnsi="Tahoma" w:cs="Tahoma"/>
+          <w:sz w:val="19"/>
+          <w:szCs w:val="19"/>
+        </w:rPr>
+        <w:t>Slurm</w:t>
+      </w:r>
+      <w:r>
+        <w:rPr>
+          <w:rFonts w:ascii="Tahoma" w:hAnsi="Tahoma" w:cs="Tahoma"/>
+          <w:sz w:val="19"/>
+          <w:szCs w:val="19"/>
+        </w:rPr>
+        <w:t>；在英国国家超算</w:t>
+      </w:r>
+      <w:r>
+        <w:rPr>
+          <w:rFonts w:ascii="Tahoma" w:hAnsi="Tahoma" w:cs="Tahoma"/>
+          <w:sz w:val="19"/>
+          <w:szCs w:val="19"/>
+        </w:rPr>
+        <w:t xml:space="preserve"> ARCHER2 </w:t>
+      </w:r>
+      <w:r>
+        <w:rPr>
+          <w:rFonts w:ascii="Tahoma" w:hAnsi="Tahoma" w:cs="Tahoma"/>
+          <w:sz w:val="19"/>
+          <w:szCs w:val="19"/>
+        </w:rPr>
+        <w:t>上完成最多</w:t>
+      </w:r>
+      <w:r>
+        <w:rPr>
+          <w:rFonts w:ascii="Tahoma" w:hAnsi="Tahoma" w:cs="Tahoma"/>
+          <w:sz w:val="19"/>
+          <w:szCs w:val="19"/>
+        </w:rPr>
+        <w:t xml:space="preserve"> 32 </w:t>
+      </w:r>
+      <w:r>
+        <w:rPr>
+          <w:rFonts w:ascii="Tahoma" w:hAnsi="Tahoma" w:cs="Tahoma"/>
+          <w:sz w:val="19"/>
+          <w:szCs w:val="19"/>
+        </w:rPr>
+        <w:t>节点</w:t>
+      </w:r>
+      <w:r>
+        <w:rPr>
+          <w:rFonts w:ascii="Tahoma" w:hAnsi="Tahoma" w:cs="Tahoma"/>
+          <w:sz w:val="19"/>
+          <w:szCs w:val="19"/>
+        </w:rPr>
+        <w:t xml:space="preserve"> / 4,096 </w:t>
+      </w:r>
+      <w:r>
+        <w:rPr>
+          <w:rFonts w:ascii="Tahoma" w:hAnsi="Tahoma" w:cs="Tahoma"/>
+          <w:sz w:val="19"/>
+          <w:szCs w:val="19"/>
+        </w:rPr>
+        <w:t>核的正式对照实验。理解</w:t>
+      </w:r>
+      <w:r>
+        <w:rPr>
+          <w:rFonts w:ascii="Tahoma" w:hAnsi="Tahoma" w:cs="Tahoma"/>
+          <w:sz w:val="19"/>
+          <w:szCs w:val="19"/>
+        </w:rPr>
+        <w:t xml:space="preserve"> strong / weak scaling</w:t>
+      </w:r>
+      <w:r>
+        <w:rPr>
+          <w:rFonts w:ascii="Tahoma" w:hAnsi="Tahoma" w:cs="Tahoma"/>
+          <w:sz w:val="19"/>
+          <w:szCs w:val="19"/>
+        </w:rPr>
+        <w:t>、</w:t>
+      </w:r>
+      <w:r>
+        <w:rPr>
+          <w:rFonts w:ascii="Tahoma" w:hAnsi="Tahoma" w:cs="Tahoma"/>
+          <w:sz w:val="19"/>
+          <w:szCs w:val="19"/>
+        </w:rPr>
+        <w:t xml:space="preserve">parallel efficiency </w:t>
+      </w:r>
+      <w:r>
+        <w:rPr>
+          <w:rFonts w:ascii="Tahoma" w:hAnsi="Tahoma" w:cs="Tahoma"/>
+          <w:sz w:val="19"/>
+          <w:szCs w:val="19"/>
+        </w:rPr>
+        <w:t>与饱和点判定，以及</w:t>
+      </w:r>
+      <w:r>
+        <w:rPr>
+          <w:rFonts w:ascii="Tahoma" w:hAnsi="Tahoma" w:cs="Tahoma"/>
+          <w:sz w:val="19"/>
+          <w:szCs w:val="19"/>
+        </w:rPr>
+        <w:t xml:space="preserve"> halo exchange</w:t>
+      </w:r>
+      <w:r>
+        <w:rPr>
+          <w:rFonts w:ascii="Tahoma" w:hAnsi="Tahoma" w:cs="Tahoma"/>
+          <w:sz w:val="19"/>
+          <w:szCs w:val="19"/>
+        </w:rPr>
+        <w:t>、</w:t>
+      </w:r>
+      <w:r>
+        <w:rPr>
+          <w:rFonts w:ascii="Tahoma" w:hAnsi="Tahoma" w:cs="Tahoma"/>
+          <w:sz w:val="19"/>
+          <w:szCs w:val="19"/>
+        </w:rPr>
+        <w:t>CG global reduction</w:t>
+      </w:r>
+      <w:r>
+        <w:rPr>
+          <w:rFonts w:ascii="Tahoma" w:hAnsi="Tahoma" w:cs="Tahoma"/>
+          <w:sz w:val="19"/>
+          <w:szCs w:val="19"/>
+        </w:rPr>
+        <w:t>（</w:t>
+      </w:r>
+      <w:r>
+        <w:rPr>
+          <w:rFonts w:ascii="Tahoma" w:hAnsi="Tahoma" w:cs="Tahoma"/>
+          <w:sz w:val="19"/>
+          <w:szCs w:val="19"/>
+        </w:rPr>
+        <w:t>allreduce</w:t>
+      </w:r>
+      <w:r>
+        <w:rPr>
+          <w:rFonts w:ascii="Tahoma" w:hAnsi="Tahoma" w:cs="Tahoma"/>
+          <w:sz w:val="19"/>
+          <w:szCs w:val="19"/>
+        </w:rPr>
+        <w:t>）等集合通信开销与</w:t>
+      </w:r>
+      <w:r>
+        <w:rPr>
+          <w:rFonts w:ascii="Tahoma" w:hAnsi="Tahoma" w:cs="Tahoma"/>
+          <w:sz w:val="19"/>
+          <w:szCs w:val="19"/>
+        </w:rPr>
+        <w:t xml:space="preserve"> surface-to-volume ratio </w:t>
+      </w:r>
+      <w:r>
+        <w:rPr>
+          <w:rFonts w:ascii="Tahoma" w:hAnsi="Tahoma" w:cs="Tahoma"/>
+          <w:sz w:val="19"/>
+          <w:szCs w:val="19"/>
+        </w:rPr>
+        <w:t>对通信暴露的影响。</w:t>
       </w:r>
     </w:p>
     <w:p>
@@ -234,15 +610,103 @@
           <w:sz w:val="19"/>
           <w:szCs w:val="19"/>
         </w:rPr>
-        <w:t xml:space="preserve">性能剖析与体系结构：</w:t>
-      </w:r>
-      <w:r>
-        <w:rPr>
-          <w:rFonts w:ascii="Tahoma" w:hAnsi="Tahoma" w:cs="Tahoma"/>
-          <w:sz w:val="19"/>
-          <w:szCs w:val="19"/>
-        </w:rPr>
-        <w:t xml:space="preserve">Linaro MAP call-tree profiling；可从 NUMA / CCX / 共享 L3、memory bandwidth、线程绑定（OMP_PLACES、OMP_PROC_BIND）与负载均衡角度解释瓶颈，并把开销拆成计算、通信、同步等待三类分别归因。</w:t>
+        <w:t>性能剖析与体系结构：</w:t>
+      </w:r>
+      <w:r>
+        <w:rPr>
+          <w:rFonts w:ascii="Tahoma" w:hAnsi="Tahoma" w:cs="Tahoma"/>
+          <w:sz w:val="19"/>
+          <w:szCs w:val="19"/>
+        </w:rPr>
+        <w:t>Linaro MAP call-tree profiling</w:t>
+      </w:r>
+      <w:r>
+        <w:rPr>
+          <w:rFonts w:ascii="Tahoma" w:hAnsi="Tahoma" w:cs="Tahoma"/>
+          <w:sz w:val="19"/>
+          <w:szCs w:val="19"/>
+        </w:rPr>
+        <w:t>；可从</w:t>
+      </w:r>
+      <w:r>
+        <w:rPr>
+          <w:rFonts w:ascii="Tahoma" w:hAnsi="Tahoma" w:cs="Tahoma"/>
+          <w:sz w:val="19"/>
+          <w:szCs w:val="19"/>
+        </w:rPr>
+        <w:t xml:space="preserve"> NUMA / CCX / </w:t>
+      </w:r>
+      <w:r>
+        <w:rPr>
+          <w:rFonts w:ascii="Tahoma" w:hAnsi="Tahoma" w:cs="Tahoma"/>
+          <w:sz w:val="19"/>
+          <w:szCs w:val="19"/>
+        </w:rPr>
+        <w:t>共享</w:t>
+      </w:r>
+      <w:r>
+        <w:rPr>
+          <w:rFonts w:ascii="Tahoma" w:hAnsi="Tahoma" w:cs="Tahoma"/>
+          <w:sz w:val="19"/>
+          <w:szCs w:val="19"/>
+        </w:rPr>
+        <w:t xml:space="preserve"> L3</w:t>
+      </w:r>
+      <w:r>
+        <w:rPr>
+          <w:rFonts w:ascii="Tahoma" w:hAnsi="Tahoma" w:cs="Tahoma"/>
+          <w:sz w:val="19"/>
+          <w:szCs w:val="19"/>
+        </w:rPr>
+        <w:t>、</w:t>
+      </w:r>
+      <w:r>
+        <w:rPr>
+          <w:rFonts w:ascii="Tahoma" w:hAnsi="Tahoma" w:cs="Tahoma"/>
+          <w:sz w:val="19"/>
+          <w:szCs w:val="19"/>
+        </w:rPr>
+        <w:t>memory bandwidth</w:t>
+      </w:r>
+      <w:r>
+        <w:rPr>
+          <w:rFonts w:ascii="Tahoma" w:hAnsi="Tahoma" w:cs="Tahoma"/>
+          <w:sz w:val="19"/>
+          <w:szCs w:val="19"/>
+        </w:rPr>
+        <w:t>、线程绑定（</w:t>
+      </w:r>
+      <w:r>
+        <w:rPr>
+          <w:rFonts w:ascii="Tahoma" w:hAnsi="Tahoma" w:cs="Tahoma"/>
+          <w:sz w:val="19"/>
+          <w:szCs w:val="19"/>
+        </w:rPr>
+        <w:t>OMP_PLACES</w:t>
+      </w:r>
+      <w:r>
+        <w:rPr>
+          <w:rFonts w:ascii="Tahoma" w:hAnsi="Tahoma" w:cs="Tahoma"/>
+          <w:sz w:val="19"/>
+          <w:szCs w:val="19"/>
+        </w:rPr>
+        <w:t>、</w:t>
+      </w:r>
+      <w:r>
+        <w:rPr>
+          <w:rFonts w:ascii="Tahoma" w:hAnsi="Tahoma" w:cs="Tahoma"/>
+          <w:sz w:val="19"/>
+          <w:szCs w:val="19"/>
+        </w:rPr>
+        <w:t>OMP_PROC_BIND</w:t>
+      </w:r>
+      <w:r>
+        <w:rPr>
+          <w:rFonts w:ascii="Tahoma" w:hAnsi="Tahoma" w:cs="Tahoma"/>
+          <w:sz w:val="19"/>
+          <w:szCs w:val="19"/>
+        </w:rPr>
+        <w:t>）与负载均衡角度解释瓶颈，并把开销拆成计算、通信、同步等待三类分别归因。</w:t>
       </w:r>
     </w:p>
     <w:p>
@@ -261,15 +725,87 @@
           <w:sz w:val="19"/>
           <w:szCs w:val="19"/>
         </w:rPr>
-        <w:t xml:space="preserve">数值方法与求解器：</w:t>
-      </w:r>
-      <w:r>
-        <w:rPr>
-          <w:rFonts w:ascii="Tahoma" w:hAnsi="Tahoma" w:cs="Tahoma"/>
-          <w:sz w:val="19"/>
-          <w:szCs w:val="19"/>
-        </w:rPr>
-        <w:t xml:space="preserve">PETSc KSP / PC 栈：CG + GAMG 代数多重网格、GMRES + block Jacobi/ICC，理解 preconditioner 随分区变化对可比性的破坏；2D five-point / 3D seven-point stencil 离散与已知解误差校验；理解迭代数、每迭代成本与总吞吐三者需要分开看。</w:t>
+        <w:t>数值方法与求解器：</w:t>
+      </w:r>
+      <w:r>
+        <w:rPr>
+          <w:rFonts w:ascii="Tahoma" w:hAnsi="Tahoma" w:cs="Tahoma"/>
+          <w:sz w:val="19"/>
+          <w:szCs w:val="19"/>
+        </w:rPr>
+        <w:t xml:space="preserve">PETSc KSP / PC </w:t>
+      </w:r>
+      <w:r>
+        <w:rPr>
+          <w:rFonts w:ascii="Tahoma" w:hAnsi="Tahoma" w:cs="Tahoma"/>
+          <w:sz w:val="19"/>
+          <w:szCs w:val="19"/>
+        </w:rPr>
+        <w:t>栈：</w:t>
+      </w:r>
+      <w:r>
+        <w:rPr>
+          <w:rFonts w:ascii="Tahoma" w:hAnsi="Tahoma" w:cs="Tahoma"/>
+          <w:sz w:val="19"/>
+          <w:szCs w:val="19"/>
+        </w:rPr>
+        <w:t xml:space="preserve">CG + GAMG </w:t>
+      </w:r>
+      <w:r>
+        <w:rPr>
+          <w:rFonts w:ascii="Tahoma" w:hAnsi="Tahoma" w:cs="Tahoma"/>
+          <w:sz w:val="19"/>
+          <w:szCs w:val="19"/>
+        </w:rPr>
+        <w:t>代数多重网格、</w:t>
+      </w:r>
+      <w:r>
+        <w:rPr>
+          <w:rFonts w:ascii="Tahoma" w:hAnsi="Tahoma" w:cs="Tahoma"/>
+          <w:sz w:val="19"/>
+          <w:szCs w:val="19"/>
+        </w:rPr>
+        <w:t>GMRES + block Jacobi/ICC</w:t>
+      </w:r>
+      <w:r>
+        <w:rPr>
+          <w:rFonts w:ascii="Tahoma" w:hAnsi="Tahoma" w:cs="Tahoma"/>
+          <w:sz w:val="19"/>
+          <w:szCs w:val="19"/>
+        </w:rPr>
+        <w:t>，理解</w:t>
+      </w:r>
+      <w:r>
+        <w:rPr>
+          <w:rFonts w:ascii="Tahoma" w:hAnsi="Tahoma" w:cs="Tahoma"/>
+          <w:sz w:val="19"/>
+          <w:szCs w:val="19"/>
+        </w:rPr>
+        <w:t xml:space="preserve"> preconditioner </w:t>
+      </w:r>
+      <w:r>
+        <w:rPr>
+          <w:rFonts w:ascii="Tahoma" w:hAnsi="Tahoma" w:cs="Tahoma"/>
+          <w:sz w:val="19"/>
+          <w:szCs w:val="19"/>
+        </w:rPr>
+        <w:t>随分区变化对可比性的破坏；</w:t>
+      </w:r>
+      <w:r>
+        <w:rPr>
+          <w:rFonts w:ascii="Tahoma" w:hAnsi="Tahoma" w:cs="Tahoma"/>
+          <w:sz w:val="19"/>
+          <w:szCs w:val="19"/>
+        </w:rPr>
+        <w:t xml:space="preserve">2D five-point / 3D seven-point stencil </w:t>
+      </w:r>
+      <w:r>
+        <w:rPr>
+          <w:rFonts w:ascii="Tahoma" w:hAnsi="Tahoma" w:cs="Tahoma"/>
+          <w:sz w:val="19"/>
+          <w:szCs w:val="19"/>
+        </w:rPr>
+        <w:t>离散与已知解误差校验；理解迭代数、每迭代成本与总吞吐三者需要分开看。</w:t>
       </w:r>
     </w:p>
     <w:p>
@@ -288,19 +824,206 @@
           <w:sz w:val="19"/>
           <w:szCs w:val="19"/>
         </w:rPr>
-        <w:t xml:space="preserve">编程与工程：</w:t>
-      </w:r>
-      <w:r>
-        <w:rPr>
-          <w:rFonts w:ascii="Tahoma" w:hAnsi="Tahoma" w:cs="Tahoma"/>
-          <w:sz w:val="19"/>
-          <w:szCs w:val="19"/>
-        </w:rPr>
-        <w:t xml:space="preserve">C/C++、Python、Bash、SQL；Linux、Git、pytest、GitHub Actions CI，了解 Docker。习惯把实验做成可复现管线：参数化提交脚本 → 基于内容的日志审计 → pandas 聚合 → 图表与回归测试。</w:t>
+        <w:t>编程与工程：</w:t>
+      </w:r>
+      <w:r>
+        <w:rPr>
+          <w:rFonts w:ascii="Tahoma" w:hAnsi="Tahoma" w:cs="Tahoma"/>
+          <w:sz w:val="19"/>
+          <w:szCs w:val="19"/>
+        </w:rPr>
+        <w:t>C/C++</w:t>
+      </w:r>
+      <w:r>
+        <w:rPr>
+          <w:rFonts w:ascii="Tahoma" w:hAnsi="Tahoma" w:cs="Tahoma"/>
+          <w:sz w:val="19"/>
+          <w:szCs w:val="19"/>
+        </w:rPr>
+        <w:t>、</w:t>
+      </w:r>
+      <w:r>
+        <w:rPr>
+          <w:rFonts w:ascii="Tahoma" w:hAnsi="Tahoma" w:cs="Tahoma"/>
+          <w:sz w:val="19"/>
+          <w:szCs w:val="19"/>
+        </w:rPr>
+        <w:t>Python</w:t>
+      </w:r>
+      <w:r>
+        <w:rPr>
+          <w:rFonts w:ascii="Tahoma" w:hAnsi="Tahoma" w:cs="Tahoma"/>
+          <w:sz w:val="19"/>
+          <w:szCs w:val="19"/>
+        </w:rPr>
+        <w:t>、</w:t>
+      </w:r>
+      <w:r>
+        <w:rPr>
+          <w:rFonts w:ascii="Tahoma" w:hAnsi="Tahoma" w:cs="Tahoma"/>
+          <w:sz w:val="19"/>
+          <w:szCs w:val="19"/>
+        </w:rPr>
+        <w:t>Bash</w:t>
+      </w:r>
+      <w:r>
+        <w:rPr>
+          <w:rFonts w:ascii="Tahoma" w:hAnsi="Tahoma" w:cs="Tahoma"/>
+          <w:sz w:val="19"/>
+          <w:szCs w:val="19"/>
+        </w:rPr>
+        <w:t>、</w:t>
+      </w:r>
+      <w:r>
+        <w:rPr>
+          <w:rFonts w:ascii="Tahoma" w:hAnsi="Tahoma" w:cs="Tahoma"/>
+          <w:sz w:val="19"/>
+          <w:szCs w:val="19"/>
+        </w:rPr>
+        <w:t>SQL</w:t>
+      </w:r>
+      <w:r>
+        <w:rPr>
+          <w:rFonts w:ascii="Tahoma" w:hAnsi="Tahoma" w:cs="Tahoma"/>
+          <w:sz w:val="19"/>
+          <w:szCs w:val="19"/>
+        </w:rPr>
+        <w:t>；</w:t>
+      </w:r>
+      <w:r>
+        <w:rPr>
+          <w:rFonts w:ascii="Tahoma" w:hAnsi="Tahoma" w:cs="Tahoma"/>
+          <w:sz w:val="19"/>
+          <w:szCs w:val="19"/>
+        </w:rPr>
+        <w:t>Linux</w:t>
+      </w:r>
+      <w:r>
+        <w:rPr>
+          <w:rFonts w:ascii="Tahoma" w:hAnsi="Tahoma" w:cs="Tahoma"/>
+          <w:sz w:val="19"/>
+          <w:szCs w:val="19"/>
+        </w:rPr>
+        <w:t>、</w:t>
+      </w:r>
+      <w:r>
+        <w:rPr>
+          <w:rFonts w:ascii="Tahoma" w:hAnsi="Tahoma" w:cs="Tahoma"/>
+          <w:sz w:val="19"/>
+          <w:szCs w:val="19"/>
+        </w:rPr>
+        <w:t>Git</w:t>
+      </w:r>
+      <w:r>
+        <w:rPr>
+          <w:rFonts w:ascii="Tahoma" w:hAnsi="Tahoma" w:cs="Tahoma"/>
+          <w:sz w:val="19"/>
+          <w:szCs w:val="19"/>
+        </w:rPr>
+        <w:t>、</w:t>
+      </w:r>
+      <w:r>
+        <w:rPr>
+          <w:rFonts w:ascii="Tahoma" w:hAnsi="Tahoma" w:cs="Tahoma"/>
+          <w:sz w:val="19"/>
+          <w:szCs w:val="19"/>
+        </w:rPr>
+        <w:t>pytest</w:t>
+      </w:r>
+      <w:r>
+        <w:rPr>
+          <w:rFonts w:ascii="Tahoma" w:hAnsi="Tahoma" w:cs="Tahoma"/>
+          <w:sz w:val="19"/>
+          <w:szCs w:val="19"/>
+        </w:rPr>
+        <w:t>、</w:t>
+      </w:r>
+      <w:r>
+        <w:rPr>
+          <w:rFonts w:ascii="Tahoma" w:hAnsi="Tahoma" w:cs="Tahoma"/>
+          <w:sz w:val="19"/>
+          <w:szCs w:val="19"/>
+        </w:rPr>
+        <w:t>GitHub Actions CI</w:t>
+      </w:r>
+      <w:r>
+        <w:rPr>
+          <w:rFonts w:ascii="Tahoma" w:hAnsi="Tahoma" w:cs="Tahoma"/>
+          <w:sz w:val="19"/>
+          <w:szCs w:val="19"/>
+        </w:rPr>
+        <w:t>，了解</w:t>
+      </w:r>
+      <w:r>
+        <w:rPr>
+          <w:rFonts w:ascii="Tahoma" w:hAnsi="Tahoma" w:cs="Tahoma"/>
+          <w:sz w:val="19"/>
+          <w:szCs w:val="19"/>
+        </w:rPr>
+        <w:t xml:space="preserve"> Docker</w:t>
+      </w:r>
+      <w:r>
+        <w:rPr>
+          <w:rFonts w:ascii="Tahoma" w:hAnsi="Tahoma" w:cs="Tahoma"/>
+          <w:sz w:val="19"/>
+          <w:szCs w:val="19"/>
+        </w:rPr>
+        <w:t>。习惯把实验做成可复现管线：参数化提交脚本</w:t>
+      </w:r>
+      <w:r>
+        <w:rPr>
+          <w:rFonts w:ascii="Tahoma" w:hAnsi="Tahoma" w:cs="Tahoma"/>
+          <w:sz w:val="19"/>
+          <w:szCs w:val="19"/>
+        </w:rPr>
+        <w:t xml:space="preserve"> → </w:t>
+      </w:r>
+      <w:r>
+        <w:rPr>
+          <w:rFonts w:ascii="Tahoma" w:hAnsi="Tahoma" w:cs="Tahoma"/>
+          <w:sz w:val="19"/>
+          <w:szCs w:val="19"/>
+        </w:rPr>
+        <w:t>基于内容的日志审计</w:t>
+      </w:r>
+      <w:r>
+        <w:rPr>
+          <w:rFonts w:ascii="Tahoma" w:hAnsi="Tahoma" w:cs="Tahoma"/>
+          <w:sz w:val="19"/>
+          <w:szCs w:val="19"/>
+        </w:rPr>
+        <w:t xml:space="preserve"> → pandas </w:t>
+      </w:r>
+      <w:r>
+        <w:rPr>
+          <w:rFonts w:ascii="Tahoma" w:hAnsi="Tahoma" w:cs="Tahoma"/>
+          <w:sz w:val="19"/>
+          <w:szCs w:val="19"/>
+        </w:rPr>
+        <w:t>聚合</w:t>
+      </w:r>
+      <w:r>
+        <w:rPr>
+          <w:rFonts w:ascii="Tahoma" w:hAnsi="Tahoma" w:cs="Tahoma"/>
+          <w:sz w:val="19"/>
+          <w:szCs w:val="19"/>
+        </w:rPr>
+        <w:t xml:space="preserve"> → </w:t>
+      </w:r>
+      <w:r>
+        <w:rPr>
+          <w:rFonts w:ascii="Tahoma" w:hAnsi="Tahoma" w:cs="Tahoma"/>
+          <w:sz w:val="19"/>
+          <w:szCs w:val="19"/>
+        </w:rPr>
+        <w:t>图表与回归测试。</w:t>
       </w:r>
     </w:p>
     <w:p>
       <w:pPr>
+        <w:pBdr>
+          <w:bottom w:val="single" w:sz="6" w:space="1" w:color="auto"/>
+        </w:pBdr>
         <w:rPr>
           <w:rFonts w:ascii="Tahoma" w:hAnsi="Tahoma" w:cs="Tahoma"/>
           <w:sz w:val="19"/>
@@ -315,23 +1038,56 @@
           <w:sz w:val="19"/>
           <w:szCs w:val="19"/>
         </w:rPr>
-        <w:t xml:space="preserve">数据分析与可视化：</w:t>
-      </w:r>
-      <w:r>
-        <w:rPr>
-          <w:rFonts w:ascii="Tahoma" w:hAnsi="Tahoma" w:cs="Tahoma"/>
-          <w:sz w:val="19"/>
-          <w:szCs w:val="19"/>
-        </w:rPr>
-        <w:t xml:space="preserve">pandas、NumPy、Matplotlib；实验日志解析、指标计算、中位数与观测区间的误差表达，以及把关键数值锁进测试以防图表与结论漂移。</w:t>
-      </w:r>
-    </w:p>
-    <w:p>
-      <w:pPr>
-        <w:rPr>
-          <w:sz w:val="12"/>
-        </w:rPr>
-      </w:pPr>
+        <w:t>数据分析与可视化：</w:t>
+      </w:r>
+      <w:r>
+        <w:rPr>
+          <w:rFonts w:ascii="Tahoma" w:hAnsi="Tahoma" w:cs="Tahoma"/>
+          <w:sz w:val="19"/>
+          <w:szCs w:val="19"/>
+        </w:rPr>
+        <w:t>pandas</w:t>
+      </w:r>
+      <w:r>
+        <w:rPr>
+          <w:rFonts w:ascii="Tahoma" w:hAnsi="Tahoma" w:cs="Tahoma"/>
+          <w:sz w:val="19"/>
+          <w:szCs w:val="19"/>
+        </w:rPr>
+        <w:t>、</w:t>
+      </w:r>
+      <w:r>
+        <w:rPr>
+          <w:rFonts w:ascii="Tahoma" w:hAnsi="Tahoma" w:cs="Tahoma"/>
+          <w:sz w:val="19"/>
+          <w:szCs w:val="19"/>
+        </w:rPr>
+        <w:t>NumPy</w:t>
+      </w:r>
+      <w:r>
+        <w:rPr>
+          <w:rFonts w:ascii="Tahoma" w:hAnsi="Tahoma" w:cs="Tahoma"/>
+          <w:sz w:val="19"/>
+          <w:szCs w:val="19"/>
+        </w:rPr>
+        <w:t>、</w:t>
+      </w:r>
+      <w:r>
+        <w:rPr>
+          <w:rFonts w:ascii="Tahoma" w:hAnsi="Tahoma" w:cs="Tahoma"/>
+          <w:sz w:val="19"/>
+          <w:szCs w:val="19"/>
+        </w:rPr>
+        <w:t>Matplotlib</w:t>
+      </w:r>
+      <w:r>
+        <w:rPr>
+          <w:rFonts w:ascii="Tahoma" w:hAnsi="Tahoma" w:cs="Tahoma"/>
+          <w:sz w:val="19"/>
+          <w:szCs w:val="19"/>
+        </w:rPr>
+        <w:t>；实验日志解析、指标计算、中位数与观测区间的误差表达，以及把关键数值锁进测试以防图表与结论漂移。</w:t>
+      </w:r>
     </w:p>
     <w:p>
       <w:pPr>
@@ -349,14 +1105,94 @@
           <w:sz w:val="20"/>
           <w:szCs w:val="20"/>
         </w:rPr>
-        <w:t xml:space="preserve">项目经历：ARCHER2 上 PETSc hybrid MPI+OpenMP 布局的可审计性能实验（32 节点 / 4,096 核）</w:t>
-      </w:r>
-      <w:r>
-        <w:rPr>
-          <w:rFonts w:ascii="Tahoma" w:hAnsi="Tahoma" w:cs="Tahoma"/>
+        <w:t>项目经历：</w:t>
+      </w:r>
+      <w:r>
+        <w:rPr>
+          <w:rFonts w:ascii="Tahoma" w:hAnsi="Tahoma" w:cs="Tahoma"/>
+          <w:b/>
+          <w:bCs/>
           <w:sz w:val="20"/>
           <w:szCs w:val="20"/>
         </w:rPr>
+        <w:t xml:space="preserve">ARCHER2 </w:t>
+      </w:r>
+      <w:r>
+        <w:rPr>
+          <w:rFonts w:ascii="Tahoma" w:hAnsi="Tahoma" w:cs="Tahoma"/>
+          <w:b/>
+          <w:bCs/>
+          <w:sz w:val="20"/>
+          <w:szCs w:val="20"/>
+        </w:rPr>
+        <w:t>上</w:t>
+      </w:r>
+      <w:r>
+        <w:rPr>
+          <w:rFonts w:ascii="Tahoma" w:hAnsi="Tahoma" w:cs="Tahoma"/>
+          <w:b/>
+          <w:bCs/>
+          <w:sz w:val="20"/>
+          <w:szCs w:val="20"/>
+        </w:rPr>
+        <w:t xml:space="preserve"> PETSc hybrid MPI+OpenMP </w:t>
+      </w:r>
+      <w:r>
+        <w:rPr>
+          <w:rFonts w:ascii="Tahoma" w:hAnsi="Tahoma" w:cs="Tahoma"/>
+          <w:b/>
+          <w:bCs/>
+          <w:sz w:val="20"/>
+          <w:szCs w:val="20"/>
+        </w:rPr>
+        <w:t>布局的可审计性能实验（</w:t>
+      </w:r>
+      <w:r>
+        <w:rPr>
+          <w:rFonts w:ascii="Tahoma" w:hAnsi="Tahoma" w:cs="Tahoma"/>
+          <w:b/>
+          <w:bCs/>
+          <w:sz w:val="20"/>
+          <w:szCs w:val="20"/>
+        </w:rPr>
+        <w:t xml:space="preserve">32 </w:t>
+      </w:r>
+      <w:r>
+        <w:rPr>
+          <w:rFonts w:ascii="Tahoma" w:hAnsi="Tahoma" w:cs="Tahoma"/>
+          <w:b/>
+          <w:bCs/>
+          <w:sz w:val="20"/>
+          <w:szCs w:val="20"/>
+        </w:rPr>
+        <w:t>节点</w:t>
+      </w:r>
+      <w:r>
+        <w:rPr>
+          <w:rFonts w:ascii="Tahoma" w:hAnsi="Tahoma" w:cs="Tahoma"/>
+          <w:b/>
+          <w:bCs/>
+          <w:sz w:val="20"/>
+          <w:szCs w:val="20"/>
+        </w:rPr>
+        <w:t xml:space="preserve"> / 4,096 </w:t>
+      </w:r>
+      <w:r>
+        <w:rPr>
+          <w:rFonts w:ascii="Tahoma" w:hAnsi="Tahoma" w:cs="Tahoma"/>
+          <w:b/>
+          <w:bCs/>
+          <w:sz w:val="20"/>
+          <w:szCs w:val="20"/>
+        </w:rPr>
+        <w:t>核）</w:t>
+      </w:r>
+      <w:r>
+        <w:rPr>
+          <w:rFonts w:ascii="Tahoma" w:hAnsi="Tahoma" w:cs="Tahoma"/>
+          <w:sz w:val="20"/>
+          <w:szCs w:val="20"/>
+        </w:rPr>
         <w:t xml:space="preserve">  github.com/leyancode/hpc_benchmark_archer2</w:t>
       </w:r>
     </w:p>
@@ -376,15 +1212,271 @@
           <w:sz w:val="19"/>
           <w:szCs w:val="19"/>
         </w:rPr>
-        <w:t xml:space="preserve">项目描述：</w:t>
-      </w:r>
-      <w:r>
-        <w:rPr>
-          <w:rFonts w:ascii="Tahoma" w:hAnsi="Tahoma" w:cs="Tahoma"/>
-          <w:sz w:val="19"/>
-          <w:szCs w:val="19"/>
-        </w:rPr>
-        <w:t xml:space="preserve">在英国国家超算 ARCHER2（HPE Cray EX，双路 AMD EPYC 7742、128 核/节点，Slingshot 互连）上研究一个受约束的配置问题：总核数固定时，减少 MPI rank 数、增大每 rank 的 OpenMP 线程数，能否用省下的通信与进程开销抵消线程组创建、barrier 与空转成本。负载为 2D five-point / 3D seven-point stencil + CG+GAMG，规模 5M–165M unknowns，比较四种满节点布局（128×1 / 64×2 / 32×4 / 16×8）。正式结论只使用 408 个通过内容审计的 run（264 weak-scaling + 144 fixed-size strong-scaling）。</w:t>
+        <w:t>项目描述：</w:t>
+      </w:r>
+      <w:r>
+        <w:rPr>
+          <w:rFonts w:ascii="Tahoma" w:hAnsi="Tahoma" w:cs="Tahoma"/>
+          <w:sz w:val="19"/>
+          <w:szCs w:val="19"/>
+        </w:rPr>
+        <w:t>在英国国家超算</w:t>
+      </w:r>
+      <w:r>
+        <w:rPr>
+          <w:rFonts w:ascii="Tahoma" w:hAnsi="Tahoma" w:cs="Tahoma"/>
+          <w:sz w:val="19"/>
+          <w:szCs w:val="19"/>
+        </w:rPr>
+        <w:t xml:space="preserve"> ARCHER2</w:t>
+      </w:r>
+      <w:r>
+        <w:rPr>
+          <w:rFonts w:ascii="Tahoma" w:hAnsi="Tahoma" w:cs="Tahoma"/>
+          <w:sz w:val="19"/>
+          <w:szCs w:val="19"/>
+        </w:rPr>
+        <w:t>（</w:t>
+      </w:r>
+      <w:r>
+        <w:rPr>
+          <w:rFonts w:ascii="Tahoma" w:hAnsi="Tahoma" w:cs="Tahoma"/>
+          <w:sz w:val="19"/>
+          <w:szCs w:val="19"/>
+        </w:rPr>
+        <w:t>HPE Cray EX</w:t>
+      </w:r>
+      <w:r>
+        <w:rPr>
+          <w:rFonts w:ascii="Tahoma" w:hAnsi="Tahoma" w:cs="Tahoma"/>
+          <w:sz w:val="19"/>
+          <w:szCs w:val="19"/>
+        </w:rPr>
+        <w:t>，双路</w:t>
+      </w:r>
+      <w:r>
+        <w:rPr>
+          <w:rFonts w:ascii="Tahoma" w:hAnsi="Tahoma" w:cs="Tahoma"/>
+          <w:sz w:val="19"/>
+          <w:szCs w:val="19"/>
+        </w:rPr>
+        <w:t xml:space="preserve"> AMD EPYC 7742</w:t>
+      </w:r>
+      <w:r>
+        <w:rPr>
+          <w:rFonts w:ascii="Tahoma" w:hAnsi="Tahoma" w:cs="Tahoma"/>
+          <w:sz w:val="19"/>
+          <w:szCs w:val="19"/>
+        </w:rPr>
+        <w:t>、</w:t>
+      </w:r>
+      <w:r>
+        <w:rPr>
+          <w:rFonts w:ascii="Tahoma" w:hAnsi="Tahoma" w:cs="Tahoma"/>
+          <w:sz w:val="19"/>
+          <w:szCs w:val="19"/>
+        </w:rPr>
+        <w:t xml:space="preserve">128 </w:t>
+      </w:r>
+      <w:r>
+        <w:rPr>
+          <w:rFonts w:ascii="Tahoma" w:hAnsi="Tahoma" w:cs="Tahoma"/>
+          <w:sz w:val="19"/>
+          <w:szCs w:val="19"/>
+        </w:rPr>
+        <w:t>核</w:t>
+      </w:r>
+      <w:r>
+        <w:rPr>
+          <w:rFonts w:ascii="Tahoma" w:hAnsi="Tahoma" w:cs="Tahoma"/>
+          <w:sz w:val="19"/>
+          <w:szCs w:val="19"/>
+        </w:rPr>
+        <w:t>/</w:t>
+      </w:r>
+      <w:r>
+        <w:rPr>
+          <w:rFonts w:ascii="Tahoma" w:hAnsi="Tahoma" w:cs="Tahoma"/>
+          <w:sz w:val="19"/>
+          <w:szCs w:val="19"/>
+        </w:rPr>
+        <w:t>节点，</w:t>
+      </w:r>
+      <w:r>
+        <w:rPr>
+          <w:rFonts w:ascii="Tahoma" w:hAnsi="Tahoma" w:cs="Tahoma"/>
+          <w:sz w:val="19"/>
+          <w:szCs w:val="19"/>
+        </w:rPr>
+        <w:t xml:space="preserve">Slingshot </w:t>
+      </w:r>
+      <w:r>
+        <w:rPr>
+          <w:rFonts w:ascii="Tahoma" w:hAnsi="Tahoma" w:cs="Tahoma"/>
+          <w:sz w:val="19"/>
+          <w:szCs w:val="19"/>
+        </w:rPr>
+        <w:t>互连）上研究一个受约束的配置问题：总核数固定时，减少</w:t>
+      </w:r>
+      <w:r>
+        <w:rPr>
+          <w:rFonts w:ascii="Tahoma" w:hAnsi="Tahoma" w:cs="Tahoma"/>
+          <w:sz w:val="19"/>
+          <w:szCs w:val="19"/>
+        </w:rPr>
+        <w:t xml:space="preserve"> MPI rank </w:t>
+      </w:r>
+      <w:r>
+        <w:rPr>
+          <w:rFonts w:ascii="Tahoma" w:hAnsi="Tahoma" w:cs="Tahoma"/>
+          <w:sz w:val="19"/>
+          <w:szCs w:val="19"/>
+        </w:rPr>
+        <w:t>数、增大每</w:t>
+      </w:r>
+      <w:r>
+        <w:rPr>
+          <w:rFonts w:ascii="Tahoma" w:hAnsi="Tahoma" w:cs="Tahoma"/>
+          <w:sz w:val="19"/>
+          <w:szCs w:val="19"/>
+        </w:rPr>
+        <w:t xml:space="preserve"> rank </w:t>
+      </w:r>
+      <w:r>
+        <w:rPr>
+          <w:rFonts w:ascii="Tahoma" w:hAnsi="Tahoma" w:cs="Tahoma"/>
+          <w:sz w:val="19"/>
+          <w:szCs w:val="19"/>
+        </w:rPr>
+        <w:t>的</w:t>
+      </w:r>
+      <w:r>
+        <w:rPr>
+          <w:rFonts w:ascii="Tahoma" w:hAnsi="Tahoma" w:cs="Tahoma"/>
+          <w:sz w:val="19"/>
+          <w:szCs w:val="19"/>
+        </w:rPr>
+        <w:t xml:space="preserve"> OpenMP </w:t>
+      </w:r>
+      <w:r>
+        <w:rPr>
+          <w:rFonts w:ascii="Tahoma" w:hAnsi="Tahoma" w:cs="Tahoma"/>
+          <w:sz w:val="19"/>
+          <w:szCs w:val="19"/>
+        </w:rPr>
+        <w:t>线程数，能否用省下的通信与进程开销抵消线程组创建、</w:t>
+      </w:r>
+      <w:r>
+        <w:rPr>
+          <w:rFonts w:ascii="Tahoma" w:hAnsi="Tahoma" w:cs="Tahoma"/>
+          <w:sz w:val="19"/>
+          <w:szCs w:val="19"/>
+        </w:rPr>
+        <w:t xml:space="preserve">barrier </w:t>
+      </w:r>
+      <w:r>
+        <w:rPr>
+          <w:rFonts w:ascii="Tahoma" w:hAnsi="Tahoma" w:cs="Tahoma"/>
+          <w:sz w:val="19"/>
+          <w:szCs w:val="19"/>
+        </w:rPr>
+        <w:t>与空转成本。负载为</w:t>
+      </w:r>
+      <w:r>
+        <w:rPr>
+          <w:rFonts w:ascii="Tahoma" w:hAnsi="Tahoma" w:cs="Tahoma"/>
+          <w:sz w:val="19"/>
+          <w:szCs w:val="19"/>
+        </w:rPr>
+        <w:t xml:space="preserve"> 2D five-point / 3D seven-point stencil + CG+GAMG</w:t>
+      </w:r>
+      <w:r>
+        <w:rPr>
+          <w:rFonts w:ascii="Tahoma" w:hAnsi="Tahoma" w:cs="Tahoma"/>
+          <w:sz w:val="19"/>
+          <w:szCs w:val="19"/>
+        </w:rPr>
+        <w:t>，规模</w:t>
+      </w:r>
+      <w:r>
+        <w:rPr>
+          <w:rFonts w:ascii="Tahoma" w:hAnsi="Tahoma" w:cs="Tahoma"/>
+          <w:sz w:val="19"/>
+          <w:szCs w:val="19"/>
+        </w:rPr>
+        <w:t xml:space="preserve"> 5M–165M unknowns</w:t>
+      </w:r>
+      <w:r>
+        <w:rPr>
+          <w:rFonts w:ascii="Tahoma" w:hAnsi="Tahoma" w:cs="Tahoma"/>
+          <w:sz w:val="19"/>
+          <w:szCs w:val="19"/>
+        </w:rPr>
+        <w:t>，比较四种满节点布局（</w:t>
+      </w:r>
+      <w:r>
+        <w:rPr>
+          <w:rFonts w:ascii="Tahoma" w:hAnsi="Tahoma" w:cs="Tahoma"/>
+          <w:sz w:val="19"/>
+          <w:szCs w:val="19"/>
+        </w:rPr>
+        <w:t>128×1 / 64×2 / 32×4 / 16×8</w:t>
+      </w:r>
+      <w:r>
+        <w:rPr>
+          <w:rFonts w:ascii="Tahoma" w:hAnsi="Tahoma" w:cs="Tahoma"/>
+          <w:sz w:val="19"/>
+          <w:szCs w:val="19"/>
+        </w:rPr>
+        <w:t>）。正式结论只使用</w:t>
+      </w:r>
+      <w:r>
+        <w:rPr>
+          <w:rFonts w:ascii="Tahoma" w:hAnsi="Tahoma" w:cs="Tahoma"/>
+          <w:sz w:val="19"/>
+          <w:szCs w:val="19"/>
+        </w:rPr>
+        <w:t xml:space="preserve"> 408 </w:t>
+      </w:r>
+      <w:r>
+        <w:rPr>
+          <w:rFonts w:ascii="Tahoma" w:hAnsi="Tahoma" w:cs="Tahoma"/>
+          <w:sz w:val="19"/>
+          <w:szCs w:val="19"/>
+        </w:rPr>
+        <w:t>个通过内容审计的</w:t>
+      </w:r>
+      <w:r>
+        <w:rPr>
+          <w:rFonts w:ascii="Tahoma" w:hAnsi="Tahoma" w:cs="Tahoma"/>
+          <w:sz w:val="19"/>
+          <w:szCs w:val="19"/>
+        </w:rPr>
+        <w:t xml:space="preserve"> run</w:t>
+      </w:r>
+      <w:r>
+        <w:rPr>
+          <w:rFonts w:ascii="Tahoma" w:hAnsi="Tahoma" w:cs="Tahoma"/>
+          <w:sz w:val="19"/>
+          <w:szCs w:val="19"/>
+        </w:rPr>
+        <w:t>（</w:t>
+      </w:r>
+      <w:r>
+        <w:rPr>
+          <w:rFonts w:ascii="Tahoma" w:hAnsi="Tahoma" w:cs="Tahoma"/>
+          <w:sz w:val="19"/>
+          <w:szCs w:val="19"/>
+        </w:rPr>
+        <w:t>264 weak-scaling + 144 fixed-size strong-scaling</w:t>
+      </w:r>
+      <w:r>
+        <w:rPr>
+          <w:rFonts w:ascii="Tahoma" w:hAnsi="Tahoma" w:cs="Tahoma"/>
+          <w:sz w:val="19"/>
+          <w:szCs w:val="19"/>
+        </w:rPr>
+        <w:t>）。</w:t>
       </w:r>
     </w:p>
     <w:p>
@@ -403,15 +1495,191 @@
           <w:sz w:val="19"/>
           <w:szCs w:val="19"/>
         </w:rPr>
-        <w:t xml:space="preserve">技术栈：</w:t>
-      </w:r>
-      <w:r>
-        <w:rPr>
-          <w:rFonts w:ascii="Tahoma" w:hAnsi="Tahoma" w:cs="Tahoma"/>
-          <w:sz w:val="19"/>
-          <w:szCs w:val="19"/>
-        </w:rPr>
-        <w:t xml:space="preserve">C、PETSc、MPI、OpenMP、Slurm、Bash、Python、pandas、Matplotlib、Linaro MAP、GitHub Actions、Linux</w:t>
+        <w:t>技术栈：</w:t>
+      </w:r>
+      <w:r>
+        <w:rPr>
+          <w:rFonts w:ascii="Tahoma" w:hAnsi="Tahoma" w:cs="Tahoma"/>
+          <w:sz w:val="19"/>
+          <w:szCs w:val="19"/>
+        </w:rPr>
+        <w:t>C</w:t>
+      </w:r>
+      <w:r>
+        <w:rPr>
+          <w:rFonts w:ascii="Tahoma" w:hAnsi="Tahoma" w:cs="Tahoma"/>
+          <w:sz w:val="19"/>
+          <w:szCs w:val="19"/>
+        </w:rPr>
+        <w:t>、</w:t>
+      </w:r>
+      <w:r>
+        <w:rPr>
+          <w:rFonts w:ascii="Tahoma" w:hAnsi="Tahoma" w:cs="Tahoma"/>
+          <w:sz w:val="19"/>
+          <w:szCs w:val="19"/>
+        </w:rPr>
+        <w:t>PETSc</w:t>
+      </w:r>
+      <w:r>
+        <w:rPr>
+          <w:rFonts w:ascii="Tahoma" w:hAnsi="Tahoma" w:cs="Tahoma"/>
+          <w:sz w:val="19"/>
+          <w:szCs w:val="19"/>
+        </w:rPr>
+        <w:t>、</w:t>
+      </w:r>
+      <w:r>
+        <w:rPr>
+          <w:rFonts w:ascii="Tahoma" w:hAnsi="Tahoma" w:cs="Tahoma"/>
+          <w:sz w:val="19"/>
+          <w:szCs w:val="19"/>
+        </w:rPr>
+        <w:t>MPI</w:t>
+      </w:r>
+      <w:r>
+        <w:rPr>
+          <w:rFonts w:ascii="Tahoma" w:hAnsi="Tahoma" w:cs="Tahoma"/>
+          <w:sz w:val="19"/>
+          <w:szCs w:val="19"/>
+        </w:rPr>
+        <w:t>、</w:t>
+      </w:r>
+      <w:r>
+        <w:rPr>
+          <w:rFonts w:ascii="Tahoma" w:hAnsi="Tahoma" w:cs="Tahoma"/>
+          <w:sz w:val="19"/>
+          <w:szCs w:val="19"/>
+        </w:rPr>
+        <w:t>OpenMP</w:t>
+      </w:r>
+      <w:r>
+        <w:rPr>
+          <w:rFonts w:ascii="Tahoma" w:hAnsi="Tahoma" w:cs="Tahoma"/>
+          <w:sz w:val="19"/>
+          <w:szCs w:val="19"/>
+        </w:rPr>
+        <w:t>、</w:t>
+      </w:r>
+      <w:r>
+        <w:rPr>
+          <w:rFonts w:ascii="Tahoma" w:hAnsi="Tahoma" w:cs="Tahoma"/>
+          <w:sz w:val="19"/>
+          <w:szCs w:val="19"/>
+        </w:rPr>
+        <w:t>Slurm</w:t>
+      </w:r>
+      <w:r>
+        <w:rPr>
+          <w:rFonts w:ascii="Tahoma" w:hAnsi="Tahoma" w:cs="Tahoma"/>
+          <w:sz w:val="19"/>
+          <w:szCs w:val="19"/>
+        </w:rPr>
+        <w:t>、</w:t>
+      </w:r>
+      <w:r>
+        <w:rPr>
+          <w:rFonts w:ascii="Tahoma" w:hAnsi="Tahoma" w:cs="Tahoma"/>
+          <w:sz w:val="19"/>
+          <w:szCs w:val="19"/>
+        </w:rPr>
+        <w:t>Bash</w:t>
+      </w:r>
+      <w:r>
+        <w:rPr>
+          <w:rFonts w:ascii="Tahoma" w:hAnsi="Tahoma" w:cs="Tahoma"/>
+          <w:sz w:val="19"/>
+          <w:szCs w:val="19"/>
+        </w:rPr>
+        <w:t>、</w:t>
+      </w:r>
+      <w:r>
+        <w:rPr>
+          <w:rFonts w:ascii="Tahoma" w:hAnsi="Tahoma" w:cs="Tahoma"/>
+          <w:sz w:val="19"/>
+          <w:szCs w:val="19"/>
+        </w:rPr>
+        <w:t>Python</w:t>
+      </w:r>
+      <w:r>
+        <w:rPr>
+          <w:rFonts w:ascii="Tahoma" w:hAnsi="Tahoma" w:cs="Tahoma"/>
+          <w:sz w:val="19"/>
+          <w:szCs w:val="19"/>
+        </w:rPr>
+        <w:t>、</w:t>
+      </w:r>
+      <w:r>
+        <w:rPr>
+          <w:rFonts w:ascii="Tahoma" w:hAnsi="Tahoma" w:cs="Tahoma"/>
+          <w:sz w:val="19"/>
+          <w:szCs w:val="19"/>
+        </w:rPr>
+        <w:t>pandas</w:t>
+      </w:r>
+      <w:r>
+        <w:rPr>
+          <w:rFonts w:ascii="Tahoma" w:hAnsi="Tahoma" w:cs="Tahoma"/>
+          <w:sz w:val="19"/>
+          <w:szCs w:val="19"/>
+        </w:rPr>
+        <w:t>、</w:t>
+      </w:r>
+      <w:r>
+        <w:rPr>
+          <w:rFonts w:ascii="Tahoma" w:hAnsi="Tahoma" w:cs="Tahoma"/>
+          <w:sz w:val="19"/>
+          <w:szCs w:val="19"/>
+        </w:rPr>
+        <w:t>Matplotlib</w:t>
+      </w:r>
+      <w:r>
+        <w:rPr>
+          <w:rFonts w:ascii="Tahoma" w:hAnsi="Tahoma" w:cs="Tahoma"/>
+          <w:sz w:val="19"/>
+          <w:szCs w:val="19"/>
+        </w:rPr>
+        <w:t>、</w:t>
+      </w:r>
+      <w:r>
+        <w:rPr>
+          <w:rFonts w:ascii="Tahoma" w:hAnsi="Tahoma" w:cs="Tahoma"/>
+          <w:sz w:val="19"/>
+          <w:szCs w:val="19"/>
+        </w:rPr>
+        <w:t>Linaro MAP</w:t>
+      </w:r>
+      <w:r>
+        <w:rPr>
+          <w:rFonts w:ascii="Tahoma" w:hAnsi="Tahoma" w:cs="Tahoma"/>
+          <w:sz w:val="19"/>
+          <w:szCs w:val="19"/>
+        </w:rPr>
+        <w:t>、</w:t>
+      </w:r>
+      <w:r>
+        <w:rPr>
+          <w:rFonts w:ascii="Tahoma" w:hAnsi="Tahoma" w:cs="Tahoma"/>
+          <w:sz w:val="19"/>
+          <w:szCs w:val="19"/>
+        </w:rPr>
+        <w:t>GitHub Actions</w:t>
+      </w:r>
+      <w:r>
+        <w:rPr>
+          <w:rFonts w:ascii="Tahoma" w:hAnsi="Tahoma" w:cs="Tahoma"/>
+          <w:sz w:val="19"/>
+          <w:szCs w:val="19"/>
+        </w:rPr>
+        <w:t>、</w:t>
+      </w:r>
+      <w:r>
+        <w:rPr>
+          <w:rFonts w:ascii="Tahoma" w:hAnsi="Tahoma" w:cs="Tahoma"/>
+          <w:sz w:val="19"/>
+          <w:szCs w:val="19"/>
+        </w:rPr>
+        <w:t>Linux</w:t>
       </w:r>
     </w:p>
     <w:p>
@@ -434,15 +1702,327 @@
           <w:sz w:val="19"/>
           <w:szCs w:val="19"/>
         </w:rPr>
-        <w:t xml:space="preserve">实验设计：</w:t>
-      </w:r>
-      <w:r>
-        <w:rPr>
-          <w:rFonts w:ascii="Tahoma" w:hAnsi="Tahoma" w:cs="Tahoma"/>
-          <w:sz w:val="19"/>
-          <w:szCs w:val="19"/>
-        </w:rPr>
-        <w:t xml:space="preserve">2D/3D 按 unknown 数对齐而非按网格边长，使同一线性系统规模下可比较两种 stencil 的通信暴露；weak scaling 以 25,000 ≤ unknowns/core ≤ 100,000 的准入规则组织出 ~40k（6 点）与 ~80k（5 点）两条固定本地工作量的链，fixed-20M 则有意越过该窗口降到 ~4.9k unknowns/core 以观察布局何时饱和。计时只读 PETSc RepeatedSolves stage（1 次 warm-up 建 GAMG 层次、19 次复用 preconditioner），不把 setup 与稳态求解混为一谈；每个正式配置 3 次重复，取中位数、误差线为观测 min–max。</w:t>
+        <w:t>实验设计：</w:t>
+      </w:r>
+      <w:r>
+        <w:rPr>
+          <w:rFonts w:ascii="Tahoma" w:hAnsi="Tahoma" w:cs="Tahoma"/>
+          <w:sz w:val="19"/>
+          <w:szCs w:val="19"/>
+        </w:rPr>
+        <w:t xml:space="preserve">2D/3D </w:t>
+      </w:r>
+      <w:r>
+        <w:rPr>
+          <w:rFonts w:ascii="Tahoma" w:hAnsi="Tahoma" w:cs="Tahoma"/>
+          <w:sz w:val="19"/>
+          <w:szCs w:val="19"/>
+        </w:rPr>
+        <w:t>按</w:t>
+      </w:r>
+      <w:r>
+        <w:rPr>
+          <w:rFonts w:ascii="Tahoma" w:hAnsi="Tahoma" w:cs="Tahoma"/>
+          <w:sz w:val="19"/>
+          <w:szCs w:val="19"/>
+        </w:rPr>
+        <w:t xml:space="preserve"> unknown </w:t>
+      </w:r>
+      <w:r>
+        <w:rPr>
+          <w:rFonts w:ascii="Tahoma" w:hAnsi="Tahoma" w:cs="Tahoma"/>
+          <w:sz w:val="19"/>
+          <w:szCs w:val="19"/>
+        </w:rPr>
+        <w:t>数对齐而非按网格边长，使同一线性系统规模下可比较两种</w:t>
+      </w:r>
+      <w:r>
+        <w:rPr>
+          <w:rFonts w:ascii="Tahoma" w:hAnsi="Tahoma" w:cs="Tahoma"/>
+          <w:sz w:val="19"/>
+          <w:szCs w:val="19"/>
+        </w:rPr>
+        <w:t xml:space="preserve"> stencil </w:t>
+      </w:r>
+      <w:r>
+        <w:rPr>
+          <w:rFonts w:ascii="Tahoma" w:hAnsi="Tahoma" w:cs="Tahoma"/>
+          <w:sz w:val="19"/>
+          <w:szCs w:val="19"/>
+        </w:rPr>
+        <w:t>的通信暴露；</w:t>
+      </w:r>
+      <w:r>
+        <w:rPr>
+          <w:rFonts w:ascii="Tahoma" w:hAnsi="Tahoma" w:cs="Tahoma"/>
+          <w:sz w:val="19"/>
+          <w:szCs w:val="19"/>
+        </w:rPr>
+        <w:t xml:space="preserve">weak scaling </w:t>
+      </w:r>
+      <w:r>
+        <w:rPr>
+          <w:rFonts w:ascii="Tahoma" w:hAnsi="Tahoma" w:cs="Tahoma"/>
+          <w:sz w:val="19"/>
+          <w:szCs w:val="19"/>
+        </w:rPr>
+        <w:t>以</w:t>
+      </w:r>
+      <w:r>
+        <w:rPr>
+          <w:rFonts w:ascii="Tahoma" w:hAnsi="Tahoma" w:cs="Tahoma"/>
+          <w:sz w:val="19"/>
+          <w:szCs w:val="19"/>
+        </w:rPr>
+        <w:t xml:space="preserve"> 25,000 ≤ unknowns/core ≤ 100,000 </w:t>
+      </w:r>
+      <w:r>
+        <w:rPr>
+          <w:rFonts w:ascii="Tahoma" w:hAnsi="Tahoma" w:cs="Tahoma"/>
+          <w:sz w:val="19"/>
+          <w:szCs w:val="19"/>
+        </w:rPr>
+        <w:t>的准入规则组织出</w:t>
+      </w:r>
+      <w:r>
+        <w:rPr>
+          <w:rFonts w:ascii="Tahoma" w:hAnsi="Tahoma" w:cs="Tahoma"/>
+          <w:sz w:val="19"/>
+          <w:szCs w:val="19"/>
+        </w:rPr>
+        <w:t xml:space="preserve"> ~40k</w:t>
+      </w:r>
+      <w:r>
+        <w:rPr>
+          <w:rFonts w:ascii="Tahoma" w:hAnsi="Tahoma" w:cs="Tahoma"/>
+          <w:sz w:val="19"/>
+          <w:szCs w:val="19"/>
+        </w:rPr>
+        <w:t>（</w:t>
+      </w:r>
+      <w:r>
+        <w:rPr>
+          <w:rFonts w:ascii="Tahoma" w:hAnsi="Tahoma" w:cs="Tahoma"/>
+          <w:sz w:val="19"/>
+          <w:szCs w:val="19"/>
+        </w:rPr>
+        <w:t xml:space="preserve">6 </w:t>
+      </w:r>
+      <w:r>
+        <w:rPr>
+          <w:rFonts w:ascii="Tahoma" w:hAnsi="Tahoma" w:cs="Tahoma"/>
+          <w:sz w:val="19"/>
+          <w:szCs w:val="19"/>
+        </w:rPr>
+        <w:t>点）与</w:t>
+      </w:r>
+      <w:r>
+        <w:rPr>
+          <w:rFonts w:ascii="Tahoma" w:hAnsi="Tahoma" w:cs="Tahoma"/>
+          <w:sz w:val="19"/>
+          <w:szCs w:val="19"/>
+        </w:rPr>
+        <w:t xml:space="preserve"> ~80k</w:t>
+      </w:r>
+      <w:r>
+        <w:rPr>
+          <w:rFonts w:ascii="Tahoma" w:hAnsi="Tahoma" w:cs="Tahoma"/>
+          <w:sz w:val="19"/>
+          <w:szCs w:val="19"/>
+        </w:rPr>
+        <w:t>（</w:t>
+      </w:r>
+      <w:r>
+        <w:rPr>
+          <w:rFonts w:ascii="Tahoma" w:hAnsi="Tahoma" w:cs="Tahoma"/>
+          <w:sz w:val="19"/>
+          <w:szCs w:val="19"/>
+        </w:rPr>
+        <w:t xml:space="preserve">5 </w:t>
+      </w:r>
+      <w:r>
+        <w:rPr>
+          <w:rFonts w:ascii="Tahoma" w:hAnsi="Tahoma" w:cs="Tahoma"/>
+          <w:sz w:val="19"/>
+          <w:szCs w:val="19"/>
+        </w:rPr>
+        <w:t>点）两条固定本地工作量的链，</w:t>
+      </w:r>
+      <w:r>
+        <w:rPr>
+          <w:rFonts w:ascii="Tahoma" w:hAnsi="Tahoma" w:cs="Tahoma"/>
+          <w:sz w:val="19"/>
+          <w:szCs w:val="19"/>
+        </w:rPr>
+        <w:t xml:space="preserve">fixed-20M </w:t>
+      </w:r>
+      <w:r>
+        <w:rPr>
+          <w:rFonts w:ascii="Tahoma" w:hAnsi="Tahoma" w:cs="Tahoma"/>
+          <w:sz w:val="19"/>
+          <w:szCs w:val="19"/>
+        </w:rPr>
+        <w:t>则有意越过该窗口降到</w:t>
+      </w:r>
+      <w:r>
+        <w:rPr>
+          <w:rFonts w:ascii="Tahoma" w:hAnsi="Tahoma" w:cs="Tahoma"/>
+          <w:sz w:val="19"/>
+          <w:szCs w:val="19"/>
+        </w:rPr>
+        <w:t xml:space="preserve"> ~4.9k unknowns/core </w:t>
+      </w:r>
+      <w:r>
+        <w:rPr>
+          <w:rFonts w:ascii="Tahoma" w:hAnsi="Tahoma" w:cs="Tahoma"/>
+          <w:sz w:val="19"/>
+          <w:szCs w:val="19"/>
+        </w:rPr>
+        <w:t>以观察布局何时饱和。计时只读</w:t>
+      </w:r>
+      <w:r>
+        <w:rPr>
+          <w:rFonts w:ascii="Tahoma" w:hAnsi="Tahoma" w:cs="Tahoma"/>
+          <w:sz w:val="19"/>
+          <w:szCs w:val="19"/>
+        </w:rPr>
+        <w:t xml:space="preserve"> PETSc RepeatedSolves stage</w:t>
+      </w:r>
+      <w:r>
+        <w:rPr>
+          <w:rFonts w:ascii="Tahoma" w:hAnsi="Tahoma" w:cs="Tahoma"/>
+          <w:sz w:val="19"/>
+          <w:szCs w:val="19"/>
+        </w:rPr>
+        <w:t>（</w:t>
+      </w:r>
+      <w:r>
+        <w:rPr>
+          <w:rFonts w:ascii="Tahoma" w:hAnsi="Tahoma" w:cs="Tahoma"/>
+          <w:sz w:val="19"/>
+          <w:szCs w:val="19"/>
+        </w:rPr>
+        <w:t xml:space="preserve">1 </w:t>
+      </w:r>
+      <w:r>
+        <w:rPr>
+          <w:rFonts w:ascii="Tahoma" w:hAnsi="Tahoma" w:cs="Tahoma"/>
+          <w:sz w:val="19"/>
+          <w:szCs w:val="19"/>
+        </w:rPr>
+        <w:t>次</w:t>
+      </w:r>
+      <w:r>
+        <w:rPr>
+          <w:rFonts w:ascii="Tahoma" w:hAnsi="Tahoma" w:cs="Tahoma"/>
+          <w:sz w:val="19"/>
+          <w:szCs w:val="19"/>
+        </w:rPr>
+        <w:t xml:space="preserve"> warm-up </w:t>
+      </w:r>
+      <w:r>
+        <w:rPr>
+          <w:rFonts w:ascii="Tahoma" w:hAnsi="Tahoma" w:cs="Tahoma"/>
+          <w:sz w:val="19"/>
+          <w:szCs w:val="19"/>
+        </w:rPr>
+        <w:t>建</w:t>
+      </w:r>
+      <w:r>
+        <w:rPr>
+          <w:rFonts w:ascii="Tahoma" w:hAnsi="Tahoma" w:cs="Tahoma"/>
+          <w:sz w:val="19"/>
+          <w:szCs w:val="19"/>
+        </w:rPr>
+        <w:t xml:space="preserve"> GAMG </w:t>
+      </w:r>
+      <w:r>
+        <w:rPr>
+          <w:rFonts w:ascii="Tahoma" w:hAnsi="Tahoma" w:cs="Tahoma"/>
+          <w:sz w:val="19"/>
+          <w:szCs w:val="19"/>
+        </w:rPr>
+        <w:t>层次、</w:t>
+      </w:r>
+      <w:r>
+        <w:rPr>
+          <w:rFonts w:ascii="Tahoma" w:hAnsi="Tahoma" w:cs="Tahoma"/>
+          <w:sz w:val="19"/>
+          <w:szCs w:val="19"/>
+        </w:rPr>
+        <w:t xml:space="preserve">19 </w:t>
+      </w:r>
+      <w:r>
+        <w:rPr>
+          <w:rFonts w:ascii="Tahoma" w:hAnsi="Tahoma" w:cs="Tahoma"/>
+          <w:sz w:val="19"/>
+          <w:szCs w:val="19"/>
+        </w:rPr>
+        <w:t>次复用</w:t>
+      </w:r>
+      <w:r>
+        <w:rPr>
+          <w:rFonts w:ascii="Tahoma" w:hAnsi="Tahoma" w:cs="Tahoma"/>
+          <w:sz w:val="19"/>
+          <w:szCs w:val="19"/>
+        </w:rPr>
+        <w:t xml:space="preserve"> preconditioner</w:t>
+      </w:r>
+      <w:r>
+        <w:rPr>
+          <w:rFonts w:ascii="Tahoma" w:hAnsi="Tahoma" w:cs="Tahoma"/>
+          <w:sz w:val="19"/>
+          <w:szCs w:val="19"/>
+        </w:rPr>
+        <w:t>），不把</w:t>
+      </w:r>
+      <w:r>
+        <w:rPr>
+          <w:rFonts w:ascii="Tahoma" w:hAnsi="Tahoma" w:cs="Tahoma"/>
+          <w:sz w:val="19"/>
+          <w:szCs w:val="19"/>
+        </w:rPr>
+        <w:t xml:space="preserve"> setup </w:t>
+      </w:r>
+      <w:r>
+        <w:rPr>
+          <w:rFonts w:ascii="Tahoma" w:hAnsi="Tahoma" w:cs="Tahoma"/>
+          <w:sz w:val="19"/>
+          <w:szCs w:val="19"/>
+        </w:rPr>
+        <w:t>与稳态求解混为一谈；每个正式配置</w:t>
+      </w:r>
+      <w:r>
+        <w:rPr>
+          <w:rFonts w:ascii="Tahoma" w:hAnsi="Tahoma" w:cs="Tahoma"/>
+          <w:sz w:val="19"/>
+          <w:szCs w:val="19"/>
+        </w:rPr>
+        <w:t xml:space="preserve"> 3 </w:t>
+      </w:r>
+      <w:r>
+        <w:rPr>
+          <w:rFonts w:ascii="Tahoma" w:hAnsi="Tahoma" w:cs="Tahoma"/>
+          <w:sz w:val="19"/>
+          <w:szCs w:val="19"/>
+        </w:rPr>
+        <w:t>次重复，取中位数、误差线为观测</w:t>
+      </w:r>
+      <w:r>
+        <w:rPr>
+          <w:rFonts w:ascii="Tahoma" w:hAnsi="Tahoma" w:cs="Tahoma"/>
+          <w:sz w:val="19"/>
+          <w:szCs w:val="19"/>
+        </w:rPr>
+        <w:t xml:space="preserve"> min–max</w:t>
+      </w:r>
+      <w:r>
+        <w:rPr>
+          <w:rFonts w:ascii="Tahoma" w:hAnsi="Tahoma" w:cs="Tahoma"/>
+          <w:sz w:val="19"/>
+          <w:szCs w:val="19"/>
+        </w:rPr>
+        <w:t>。</w:t>
       </w:r>
     </w:p>
     <w:p>
@@ -465,15 +2045,223 @@
           <w:sz w:val="19"/>
           <w:szCs w:val="19"/>
         </w:rPr>
-        <w:t xml:space="preserve">主动作废不可信结果：</w:t>
-      </w:r>
-      <w:r>
-        <w:rPr>
-          <w:rFonts w:ascii="Tahoma" w:hAnsi="Tahoma" w:cs="Tahoma"/>
-          <w:sz w:val="19"/>
-          <w:szCs w:val="19"/>
-        </w:rPr>
-        <w:t xml:space="preserve">审计发现 launcher 时代的日志有 302 / 303 份的实际 MPI process 数与文件名不符（一份文件名请求 2048 ranks，PETSc header 只报 32），据此废弃该阶段全部性能曲线，并把「从日志内容而非文件名解析 process / thread 数」写成分析入口的硬校验；另发现 default GMRES + block Jacobi/ICC 会随 rank 数改变 preconditioner、一次 --ksp_rtol override 被 PETSc 静默忽略，因此禁止用该批数据做跨 rank 布局排名。</w:t>
+        <w:t>主动作废不可信结果：</w:t>
+      </w:r>
+      <w:r>
+        <w:rPr>
+          <w:rFonts w:ascii="Tahoma" w:hAnsi="Tahoma" w:cs="Tahoma"/>
+          <w:sz w:val="19"/>
+          <w:szCs w:val="19"/>
+        </w:rPr>
+        <w:t>审计发现</w:t>
+      </w:r>
+      <w:r>
+        <w:rPr>
+          <w:rFonts w:ascii="Tahoma" w:hAnsi="Tahoma" w:cs="Tahoma"/>
+          <w:sz w:val="19"/>
+          <w:szCs w:val="19"/>
+        </w:rPr>
+        <w:t xml:space="preserve"> launcher </w:t>
+      </w:r>
+      <w:r>
+        <w:rPr>
+          <w:rFonts w:ascii="Tahoma" w:hAnsi="Tahoma" w:cs="Tahoma"/>
+          <w:sz w:val="19"/>
+          <w:szCs w:val="19"/>
+        </w:rPr>
+        <w:t>时代的日志有</w:t>
+      </w:r>
+      <w:r>
+        <w:rPr>
+          <w:rFonts w:ascii="Tahoma" w:hAnsi="Tahoma" w:cs="Tahoma"/>
+          <w:sz w:val="19"/>
+          <w:szCs w:val="19"/>
+        </w:rPr>
+        <w:t xml:space="preserve"> 302 / 303 </w:t>
+      </w:r>
+      <w:r>
+        <w:rPr>
+          <w:rFonts w:ascii="Tahoma" w:hAnsi="Tahoma" w:cs="Tahoma"/>
+          <w:sz w:val="19"/>
+          <w:szCs w:val="19"/>
+        </w:rPr>
+        <w:t>份的实际</w:t>
+      </w:r>
+      <w:r>
+        <w:rPr>
+          <w:rFonts w:ascii="Tahoma" w:hAnsi="Tahoma" w:cs="Tahoma"/>
+          <w:sz w:val="19"/>
+          <w:szCs w:val="19"/>
+        </w:rPr>
+        <w:t xml:space="preserve"> MPI process </w:t>
+      </w:r>
+      <w:r>
+        <w:rPr>
+          <w:rFonts w:ascii="Tahoma" w:hAnsi="Tahoma" w:cs="Tahoma"/>
+          <w:sz w:val="19"/>
+          <w:szCs w:val="19"/>
+        </w:rPr>
+        <w:t>数与文件名不符（一份文件名请求</w:t>
+      </w:r>
+      <w:r>
+        <w:rPr>
+          <w:rFonts w:ascii="Tahoma" w:hAnsi="Tahoma" w:cs="Tahoma"/>
+          <w:sz w:val="19"/>
+          <w:szCs w:val="19"/>
+        </w:rPr>
+        <w:t xml:space="preserve"> 2048 ranks</w:t>
+      </w:r>
+      <w:r>
+        <w:rPr>
+          <w:rFonts w:ascii="Tahoma" w:hAnsi="Tahoma" w:cs="Tahoma"/>
+          <w:sz w:val="19"/>
+          <w:szCs w:val="19"/>
+        </w:rPr>
+        <w:t>，</w:t>
+      </w:r>
+      <w:r>
+        <w:rPr>
+          <w:rFonts w:ascii="Tahoma" w:hAnsi="Tahoma" w:cs="Tahoma"/>
+          <w:sz w:val="19"/>
+          <w:szCs w:val="19"/>
+        </w:rPr>
+        <w:t xml:space="preserve">PETSc header </w:t>
+      </w:r>
+      <w:r>
+        <w:rPr>
+          <w:rFonts w:ascii="Tahoma" w:hAnsi="Tahoma" w:cs="Tahoma"/>
+          <w:sz w:val="19"/>
+          <w:szCs w:val="19"/>
+        </w:rPr>
+        <w:t>只报</w:t>
+      </w:r>
+      <w:r>
+        <w:rPr>
+          <w:rFonts w:ascii="Tahoma" w:hAnsi="Tahoma" w:cs="Tahoma"/>
+          <w:sz w:val="19"/>
+          <w:szCs w:val="19"/>
+        </w:rPr>
+        <w:t xml:space="preserve"> 32</w:t>
+      </w:r>
+      <w:r>
+        <w:rPr>
+          <w:rFonts w:ascii="Tahoma" w:hAnsi="Tahoma" w:cs="Tahoma"/>
+          <w:sz w:val="19"/>
+          <w:szCs w:val="19"/>
+        </w:rPr>
+        <w:t>），据此废弃该阶段全部性能曲线，并把「从日志内容而非文件名解析</w:t>
+      </w:r>
+      <w:r>
+        <w:rPr>
+          <w:rFonts w:ascii="Tahoma" w:hAnsi="Tahoma" w:cs="Tahoma"/>
+          <w:sz w:val="19"/>
+          <w:szCs w:val="19"/>
+        </w:rPr>
+        <w:t xml:space="preserve"> process / thread </w:t>
+      </w:r>
+      <w:r>
+        <w:rPr>
+          <w:rFonts w:ascii="Tahoma" w:hAnsi="Tahoma" w:cs="Tahoma"/>
+          <w:sz w:val="19"/>
+          <w:szCs w:val="19"/>
+        </w:rPr>
+        <w:t>数」写成分析入口的硬校验；另发现</w:t>
+      </w:r>
+      <w:r>
+        <w:rPr>
+          <w:rFonts w:ascii="Tahoma" w:hAnsi="Tahoma" w:cs="Tahoma"/>
+          <w:sz w:val="19"/>
+          <w:szCs w:val="19"/>
+        </w:rPr>
+        <w:t xml:space="preserve"> default GMRES + block Jacobi/ICC </w:t>
+      </w:r>
+      <w:r>
+        <w:rPr>
+          <w:rFonts w:ascii="Tahoma" w:hAnsi="Tahoma" w:cs="Tahoma"/>
+          <w:sz w:val="19"/>
+          <w:szCs w:val="19"/>
+        </w:rPr>
+        <w:t>会随</w:t>
+      </w:r>
+      <w:r>
+        <w:rPr>
+          <w:rFonts w:ascii="Tahoma" w:hAnsi="Tahoma" w:cs="Tahoma"/>
+          <w:sz w:val="19"/>
+          <w:szCs w:val="19"/>
+        </w:rPr>
+        <w:t xml:space="preserve"> rank </w:t>
+      </w:r>
+      <w:r>
+        <w:rPr>
+          <w:rFonts w:ascii="Tahoma" w:hAnsi="Tahoma" w:cs="Tahoma"/>
+          <w:sz w:val="19"/>
+          <w:szCs w:val="19"/>
+        </w:rPr>
+        <w:t>数改变</w:t>
+      </w:r>
+      <w:r>
+        <w:rPr>
+          <w:rFonts w:ascii="Tahoma" w:hAnsi="Tahoma" w:cs="Tahoma"/>
+          <w:sz w:val="19"/>
+          <w:szCs w:val="19"/>
+        </w:rPr>
+        <w:t xml:space="preserve"> preconditioner</w:t>
+      </w:r>
+      <w:r>
+        <w:rPr>
+          <w:rFonts w:ascii="Tahoma" w:hAnsi="Tahoma" w:cs="Tahoma"/>
+          <w:sz w:val="19"/>
+          <w:szCs w:val="19"/>
+        </w:rPr>
+        <w:t>、一次</w:t>
+      </w:r>
+      <w:r>
+        <w:rPr>
+          <w:rFonts w:ascii="Tahoma" w:hAnsi="Tahoma" w:cs="Tahoma"/>
+          <w:sz w:val="19"/>
+          <w:szCs w:val="19"/>
+        </w:rPr>
+        <w:t xml:space="preserve"> --ksp_rtol override </w:t>
+      </w:r>
+      <w:r>
+        <w:rPr>
+          <w:rFonts w:ascii="Tahoma" w:hAnsi="Tahoma" w:cs="Tahoma"/>
+          <w:sz w:val="19"/>
+          <w:szCs w:val="19"/>
+        </w:rPr>
+        <w:t>被</w:t>
+      </w:r>
+      <w:r>
+        <w:rPr>
+          <w:rFonts w:ascii="Tahoma" w:hAnsi="Tahoma" w:cs="Tahoma"/>
+          <w:sz w:val="19"/>
+          <w:szCs w:val="19"/>
+        </w:rPr>
+        <w:t xml:space="preserve"> PETSc </w:t>
+      </w:r>
+      <w:r>
+        <w:rPr>
+          <w:rFonts w:ascii="Tahoma" w:hAnsi="Tahoma" w:cs="Tahoma"/>
+          <w:sz w:val="19"/>
+          <w:szCs w:val="19"/>
+        </w:rPr>
+        <w:t>静默忽略，因此禁止用该批数据做跨</w:t>
+      </w:r>
+      <w:r>
+        <w:rPr>
+          <w:rFonts w:ascii="Tahoma" w:hAnsi="Tahoma" w:cs="Tahoma"/>
+          <w:sz w:val="19"/>
+          <w:szCs w:val="19"/>
+        </w:rPr>
+        <w:t xml:space="preserve"> rank </w:t>
+      </w:r>
+      <w:r>
+        <w:rPr>
+          <w:rFonts w:ascii="Tahoma" w:hAnsi="Tahoma" w:cs="Tahoma"/>
+          <w:sz w:val="19"/>
+          <w:szCs w:val="19"/>
+        </w:rPr>
+        <w:t>布局排名。</w:t>
       </w:r>
     </w:p>
     <w:p>
@@ -496,15 +2284,191 @@
           <w:sz w:val="19"/>
           <w:szCs w:val="19"/>
         </w:rPr>
-        <w:t xml:space="preserve">可审计聚合管线：</w:t>
-      </w:r>
-      <w:r>
-        <w:rPr>
-          <w:rFonts w:ascii="Tahoma" w:hAnsi="Tahoma" w:cs="Tahoma"/>
-          <w:sz w:val="19"/>
-          <w:szCs w:val="19"/>
-        </w:rPr>
-        <w:t xml:space="preserve">每份日志须通过 PETSc 自报 architecture、实际 ranks × threads、20 次 solve 全部收敛、timed stage 恰好 19 个 KSPSolve 且无 PCSetUp、链接库与 solver signature 共六项检查才进入聚合；未通过的标为 superseded，只解释方法如何改进，永不混进中位数。</w:t>
+        <w:t>可审计聚合管线：</w:t>
+      </w:r>
+      <w:r>
+        <w:rPr>
+          <w:rFonts w:ascii="Tahoma" w:hAnsi="Tahoma" w:cs="Tahoma"/>
+          <w:sz w:val="19"/>
+          <w:szCs w:val="19"/>
+        </w:rPr>
+        <w:t>每份日志须通过</w:t>
+      </w:r>
+      <w:r>
+        <w:rPr>
+          <w:rFonts w:ascii="Tahoma" w:hAnsi="Tahoma" w:cs="Tahoma"/>
+          <w:sz w:val="19"/>
+          <w:szCs w:val="19"/>
+        </w:rPr>
+        <w:t xml:space="preserve"> PETSc </w:t>
+      </w:r>
+      <w:r>
+        <w:rPr>
+          <w:rFonts w:ascii="Tahoma" w:hAnsi="Tahoma" w:cs="Tahoma"/>
+          <w:sz w:val="19"/>
+          <w:szCs w:val="19"/>
+        </w:rPr>
+        <w:t>自报</w:t>
+      </w:r>
+      <w:r>
+        <w:rPr>
+          <w:rFonts w:ascii="Tahoma" w:hAnsi="Tahoma" w:cs="Tahoma"/>
+          <w:sz w:val="19"/>
+          <w:szCs w:val="19"/>
+        </w:rPr>
+        <w:t xml:space="preserve"> architecture</w:t>
+      </w:r>
+      <w:r>
+        <w:rPr>
+          <w:rFonts w:ascii="Tahoma" w:hAnsi="Tahoma" w:cs="Tahoma"/>
+          <w:sz w:val="19"/>
+          <w:szCs w:val="19"/>
+        </w:rPr>
+        <w:t>、实际</w:t>
+      </w:r>
+      <w:r>
+        <w:rPr>
+          <w:rFonts w:ascii="Tahoma" w:hAnsi="Tahoma" w:cs="Tahoma"/>
+          <w:sz w:val="19"/>
+          <w:szCs w:val="19"/>
+        </w:rPr>
+        <w:t xml:space="preserve"> ranks × threads</w:t>
+      </w:r>
+      <w:r>
+        <w:rPr>
+          <w:rFonts w:ascii="Tahoma" w:hAnsi="Tahoma" w:cs="Tahoma"/>
+          <w:sz w:val="19"/>
+          <w:szCs w:val="19"/>
+        </w:rPr>
+        <w:t>、</w:t>
+      </w:r>
+      <w:r>
+        <w:rPr>
+          <w:rFonts w:ascii="Tahoma" w:hAnsi="Tahoma" w:cs="Tahoma"/>
+          <w:sz w:val="19"/>
+          <w:szCs w:val="19"/>
+        </w:rPr>
+        <w:t xml:space="preserve">20 </w:t>
+      </w:r>
+      <w:r>
+        <w:rPr>
+          <w:rFonts w:ascii="Tahoma" w:hAnsi="Tahoma" w:cs="Tahoma"/>
+          <w:sz w:val="19"/>
+          <w:szCs w:val="19"/>
+        </w:rPr>
+        <w:t>次</w:t>
+      </w:r>
+      <w:r>
+        <w:rPr>
+          <w:rFonts w:ascii="Tahoma" w:hAnsi="Tahoma" w:cs="Tahoma"/>
+          <w:sz w:val="19"/>
+          <w:szCs w:val="19"/>
+        </w:rPr>
+        <w:t xml:space="preserve"> solve </w:t>
+      </w:r>
+      <w:r>
+        <w:rPr>
+          <w:rFonts w:ascii="Tahoma" w:hAnsi="Tahoma" w:cs="Tahoma"/>
+          <w:sz w:val="19"/>
+          <w:szCs w:val="19"/>
+        </w:rPr>
+        <w:t>全部收敛、</w:t>
+      </w:r>
+      <w:r>
+        <w:rPr>
+          <w:rFonts w:ascii="Tahoma" w:hAnsi="Tahoma" w:cs="Tahoma"/>
+          <w:sz w:val="19"/>
+          <w:szCs w:val="19"/>
+        </w:rPr>
+        <w:t xml:space="preserve">timed stage </w:t>
+      </w:r>
+      <w:r>
+        <w:rPr>
+          <w:rFonts w:ascii="Tahoma" w:hAnsi="Tahoma" w:cs="Tahoma"/>
+          <w:sz w:val="19"/>
+          <w:szCs w:val="19"/>
+        </w:rPr>
+        <w:t>恰好</w:t>
+      </w:r>
+      <w:r>
+        <w:rPr>
+          <w:rFonts w:ascii="Tahoma" w:hAnsi="Tahoma" w:cs="Tahoma"/>
+          <w:sz w:val="19"/>
+          <w:szCs w:val="19"/>
+        </w:rPr>
+        <w:t xml:space="preserve"> 19 </w:t>
+      </w:r>
+      <w:r>
+        <w:rPr>
+          <w:rFonts w:ascii="Tahoma" w:hAnsi="Tahoma" w:cs="Tahoma"/>
+          <w:sz w:val="19"/>
+          <w:szCs w:val="19"/>
+        </w:rPr>
+        <w:t>个</w:t>
+      </w:r>
+      <w:r>
+        <w:rPr>
+          <w:rFonts w:ascii="Tahoma" w:hAnsi="Tahoma" w:cs="Tahoma"/>
+          <w:sz w:val="19"/>
+          <w:szCs w:val="19"/>
+        </w:rPr>
+        <w:t xml:space="preserve"> KSPSolve </w:t>
+      </w:r>
+      <w:r>
+        <w:rPr>
+          <w:rFonts w:ascii="Tahoma" w:hAnsi="Tahoma" w:cs="Tahoma"/>
+          <w:sz w:val="19"/>
+          <w:szCs w:val="19"/>
+        </w:rPr>
+        <w:t>且无</w:t>
+      </w:r>
+      <w:r>
+        <w:rPr>
+          <w:rFonts w:ascii="Tahoma" w:hAnsi="Tahoma" w:cs="Tahoma"/>
+          <w:sz w:val="19"/>
+          <w:szCs w:val="19"/>
+        </w:rPr>
+        <w:t xml:space="preserve"> PCSetUp</w:t>
+      </w:r>
+      <w:r>
+        <w:rPr>
+          <w:rFonts w:ascii="Tahoma" w:hAnsi="Tahoma" w:cs="Tahoma"/>
+          <w:sz w:val="19"/>
+          <w:szCs w:val="19"/>
+        </w:rPr>
+        <w:t>、链接库与</w:t>
+      </w:r>
+      <w:r>
+        <w:rPr>
+          <w:rFonts w:ascii="Tahoma" w:hAnsi="Tahoma" w:cs="Tahoma"/>
+          <w:sz w:val="19"/>
+          <w:szCs w:val="19"/>
+        </w:rPr>
+        <w:t xml:space="preserve"> solver signature </w:t>
+      </w:r>
+      <w:r>
+        <w:rPr>
+          <w:rFonts w:ascii="Tahoma" w:hAnsi="Tahoma" w:cs="Tahoma"/>
+          <w:sz w:val="19"/>
+          <w:szCs w:val="19"/>
+        </w:rPr>
+        <w:t>共六项检查才进入聚合；未通过的标为</w:t>
+      </w:r>
+      <w:r>
+        <w:rPr>
+          <w:rFonts w:ascii="Tahoma" w:hAnsi="Tahoma" w:cs="Tahoma"/>
+          <w:sz w:val="19"/>
+          <w:szCs w:val="19"/>
+        </w:rPr>
+        <w:t xml:space="preserve"> superseded</w:t>
+      </w:r>
+      <w:r>
+        <w:rPr>
+          <w:rFonts w:ascii="Tahoma" w:hAnsi="Tahoma" w:cs="Tahoma"/>
+          <w:sz w:val="19"/>
+          <w:szCs w:val="19"/>
+        </w:rPr>
+        <w:t>，只解释方法如何改进，永不混进中位数。</w:t>
       </w:r>
     </w:p>
     <w:p>
@@ -527,15 +2491,289 @@
           <w:sz w:val="19"/>
           <w:szCs w:val="19"/>
         </w:rPr>
-        <w:t xml:space="preserve">Weak-scaling 结论：</w:t>
-      </w:r>
-      <w:r>
-        <w:rPr>
-          <w:rFonts w:ascii="Tahoma" w:hAnsi="Tahoma" w:cs="Tahoma"/>
-          <w:sz w:val="19"/>
-          <w:szCs w:val="19"/>
-        </w:rPr>
-        <w:t xml:space="preserve">2D 上 64×2 在 11 个 size/node 点中赢 8 个，165M / 32 节点达 794.8M equations/s，比 flat-MPI 128×1 高 13.1%；3D 上 32×4 赢 6 个，最大吞吐增益 33.2%（41M / 4 节点，对应 24.9% 时间节省）。结论是最佳布局随维度与规模改变，不存在单一「最优线程数」；由于 GAMG 迭代数会随分区小幅变化，同时比较吞吐量与 seconds per KSP iteration。</w:t>
+        <w:t xml:space="preserve">Weak-scaling </w:t>
+      </w:r>
+      <w:r>
+        <w:rPr>
+          <w:rFonts w:ascii="Tahoma" w:hAnsi="Tahoma" w:cs="Tahoma"/>
+          <w:b/>
+          <w:bCs/>
+          <w:sz w:val="19"/>
+          <w:szCs w:val="19"/>
+        </w:rPr>
+        <w:t>结论：</w:t>
+      </w:r>
+      <w:r>
+        <w:rPr>
+          <w:rFonts w:ascii="Tahoma" w:hAnsi="Tahoma" w:cs="Tahoma"/>
+          <w:sz w:val="19"/>
+          <w:szCs w:val="19"/>
+        </w:rPr>
+        <w:t xml:space="preserve">2D </w:t>
+      </w:r>
+      <w:r>
+        <w:rPr>
+          <w:rFonts w:ascii="Tahoma" w:hAnsi="Tahoma" w:cs="Tahoma"/>
+          <w:sz w:val="19"/>
+          <w:szCs w:val="19"/>
+        </w:rPr>
+        <w:t>上</w:t>
+      </w:r>
+      <w:r>
+        <w:rPr>
+          <w:rFonts w:ascii="Tahoma" w:hAnsi="Tahoma" w:cs="Tahoma"/>
+          <w:sz w:val="19"/>
+          <w:szCs w:val="19"/>
+        </w:rPr>
+        <w:t xml:space="preserve"> 64×2 </w:t>
+      </w:r>
+      <w:r>
+        <w:rPr>
+          <w:rFonts w:ascii="Tahoma" w:hAnsi="Tahoma" w:cs="Tahoma"/>
+          <w:sz w:val="19"/>
+          <w:szCs w:val="19"/>
+        </w:rPr>
+        <w:t>在</w:t>
+      </w:r>
+      <w:r>
+        <w:rPr>
+          <w:rFonts w:ascii="Tahoma" w:hAnsi="Tahoma" w:cs="Tahoma"/>
+          <w:sz w:val="19"/>
+          <w:szCs w:val="19"/>
+        </w:rPr>
+        <w:t xml:space="preserve"> 11 </w:t>
+      </w:r>
+      <w:r>
+        <w:rPr>
+          <w:rFonts w:ascii="Tahoma" w:hAnsi="Tahoma" w:cs="Tahoma"/>
+          <w:sz w:val="19"/>
+          <w:szCs w:val="19"/>
+        </w:rPr>
+        <w:t>个</w:t>
+      </w:r>
+      <w:r>
+        <w:rPr>
+          <w:rFonts w:ascii="Tahoma" w:hAnsi="Tahoma" w:cs="Tahoma"/>
+          <w:sz w:val="19"/>
+          <w:szCs w:val="19"/>
+        </w:rPr>
+        <w:t xml:space="preserve"> size/node </w:t>
+      </w:r>
+      <w:r>
+        <w:rPr>
+          <w:rFonts w:ascii="Tahoma" w:hAnsi="Tahoma" w:cs="Tahoma"/>
+          <w:sz w:val="19"/>
+          <w:szCs w:val="19"/>
+        </w:rPr>
+        <w:t>点中赢</w:t>
+      </w:r>
+      <w:r>
+        <w:rPr>
+          <w:rFonts w:ascii="Tahoma" w:hAnsi="Tahoma" w:cs="Tahoma"/>
+          <w:sz w:val="19"/>
+          <w:szCs w:val="19"/>
+        </w:rPr>
+        <w:t xml:space="preserve"> 8 </w:t>
+      </w:r>
+      <w:r>
+        <w:rPr>
+          <w:rFonts w:ascii="Tahoma" w:hAnsi="Tahoma" w:cs="Tahoma"/>
+          <w:sz w:val="19"/>
+          <w:szCs w:val="19"/>
+        </w:rPr>
+        <w:t>个，</w:t>
+      </w:r>
+      <w:r>
+        <w:rPr>
+          <w:rFonts w:ascii="Tahoma" w:hAnsi="Tahoma" w:cs="Tahoma"/>
+          <w:sz w:val="19"/>
+          <w:szCs w:val="19"/>
+        </w:rPr>
+        <w:t xml:space="preserve">165M / 32 </w:t>
+      </w:r>
+      <w:r>
+        <w:rPr>
+          <w:rFonts w:ascii="Tahoma" w:hAnsi="Tahoma" w:cs="Tahoma"/>
+          <w:sz w:val="19"/>
+          <w:szCs w:val="19"/>
+        </w:rPr>
+        <w:t>节点达</w:t>
+      </w:r>
+      <w:r>
+        <w:rPr>
+          <w:rFonts w:ascii="Tahoma" w:hAnsi="Tahoma" w:cs="Tahoma"/>
+          <w:sz w:val="19"/>
+          <w:szCs w:val="19"/>
+        </w:rPr>
+        <w:t xml:space="preserve"> 794.8M equations/s</w:t>
+      </w:r>
+      <w:r>
+        <w:rPr>
+          <w:rFonts w:ascii="Tahoma" w:hAnsi="Tahoma" w:cs="Tahoma"/>
+          <w:sz w:val="19"/>
+          <w:szCs w:val="19"/>
+        </w:rPr>
+        <w:t>，比</w:t>
+      </w:r>
+      <w:r>
+        <w:rPr>
+          <w:rFonts w:ascii="Tahoma" w:hAnsi="Tahoma" w:cs="Tahoma"/>
+          <w:sz w:val="19"/>
+          <w:szCs w:val="19"/>
+        </w:rPr>
+        <w:t xml:space="preserve"> flat-MPI 128×1 </w:t>
+      </w:r>
+      <w:r>
+        <w:rPr>
+          <w:rFonts w:ascii="Tahoma" w:hAnsi="Tahoma" w:cs="Tahoma"/>
+          <w:sz w:val="19"/>
+          <w:szCs w:val="19"/>
+        </w:rPr>
+        <w:t>高</w:t>
+      </w:r>
+      <w:r>
+        <w:rPr>
+          <w:rFonts w:ascii="Tahoma" w:hAnsi="Tahoma" w:cs="Tahoma"/>
+          <w:sz w:val="19"/>
+          <w:szCs w:val="19"/>
+        </w:rPr>
+        <w:t xml:space="preserve"> 13.1%</w:t>
+      </w:r>
+      <w:r>
+        <w:rPr>
+          <w:rFonts w:ascii="Tahoma" w:hAnsi="Tahoma" w:cs="Tahoma"/>
+          <w:sz w:val="19"/>
+          <w:szCs w:val="19"/>
+        </w:rPr>
+        <w:t>；</w:t>
+      </w:r>
+      <w:r>
+        <w:rPr>
+          <w:rFonts w:ascii="Tahoma" w:hAnsi="Tahoma" w:cs="Tahoma"/>
+          <w:sz w:val="19"/>
+          <w:szCs w:val="19"/>
+        </w:rPr>
+        <w:t xml:space="preserve">3D </w:t>
+      </w:r>
+      <w:r>
+        <w:rPr>
+          <w:rFonts w:ascii="Tahoma" w:hAnsi="Tahoma" w:cs="Tahoma"/>
+          <w:sz w:val="19"/>
+          <w:szCs w:val="19"/>
+        </w:rPr>
+        <w:t>上</w:t>
+      </w:r>
+      <w:r>
+        <w:rPr>
+          <w:rFonts w:ascii="Tahoma" w:hAnsi="Tahoma" w:cs="Tahoma"/>
+          <w:sz w:val="19"/>
+          <w:szCs w:val="19"/>
+        </w:rPr>
+        <w:t xml:space="preserve"> 32×4 </w:t>
+      </w:r>
+      <w:r>
+        <w:rPr>
+          <w:rFonts w:ascii="Tahoma" w:hAnsi="Tahoma" w:cs="Tahoma"/>
+          <w:sz w:val="19"/>
+          <w:szCs w:val="19"/>
+        </w:rPr>
+        <w:t>赢</w:t>
+      </w:r>
+      <w:r>
+        <w:rPr>
+          <w:rFonts w:ascii="Tahoma" w:hAnsi="Tahoma" w:cs="Tahoma"/>
+          <w:sz w:val="19"/>
+          <w:szCs w:val="19"/>
+        </w:rPr>
+        <w:t xml:space="preserve"> 6 </w:t>
+      </w:r>
+      <w:r>
+        <w:rPr>
+          <w:rFonts w:ascii="Tahoma" w:hAnsi="Tahoma" w:cs="Tahoma"/>
+          <w:sz w:val="19"/>
+          <w:szCs w:val="19"/>
+        </w:rPr>
+        <w:t>个，最大吞吐增益</w:t>
+      </w:r>
+      <w:r>
+        <w:rPr>
+          <w:rFonts w:ascii="Tahoma" w:hAnsi="Tahoma" w:cs="Tahoma"/>
+          <w:sz w:val="19"/>
+          <w:szCs w:val="19"/>
+        </w:rPr>
+        <w:t xml:space="preserve"> 33.2%</w:t>
+      </w:r>
+      <w:r>
+        <w:rPr>
+          <w:rFonts w:ascii="Tahoma" w:hAnsi="Tahoma" w:cs="Tahoma"/>
+          <w:sz w:val="19"/>
+          <w:szCs w:val="19"/>
+        </w:rPr>
+        <w:t>（</w:t>
+      </w:r>
+      <w:r>
+        <w:rPr>
+          <w:rFonts w:ascii="Tahoma" w:hAnsi="Tahoma" w:cs="Tahoma"/>
+          <w:sz w:val="19"/>
+          <w:szCs w:val="19"/>
+        </w:rPr>
+        <w:t xml:space="preserve">41M / 4 </w:t>
+      </w:r>
+      <w:r>
+        <w:rPr>
+          <w:rFonts w:ascii="Tahoma" w:hAnsi="Tahoma" w:cs="Tahoma"/>
+          <w:sz w:val="19"/>
+          <w:szCs w:val="19"/>
+        </w:rPr>
+        <w:t>节点，对应</w:t>
+      </w:r>
+      <w:r>
+        <w:rPr>
+          <w:rFonts w:ascii="Tahoma" w:hAnsi="Tahoma" w:cs="Tahoma"/>
+          <w:sz w:val="19"/>
+          <w:szCs w:val="19"/>
+        </w:rPr>
+        <w:t xml:space="preserve"> 24.9% </w:t>
+      </w:r>
+      <w:r>
+        <w:rPr>
+          <w:rFonts w:ascii="Tahoma" w:hAnsi="Tahoma" w:cs="Tahoma"/>
+          <w:sz w:val="19"/>
+          <w:szCs w:val="19"/>
+        </w:rPr>
+        <w:t>时间节省）。结论是最佳布局随维度与规模改变，不存在单一「最优线程数」；由于</w:t>
+      </w:r>
+      <w:r>
+        <w:rPr>
+          <w:rFonts w:ascii="Tahoma" w:hAnsi="Tahoma" w:cs="Tahoma"/>
+          <w:sz w:val="19"/>
+          <w:szCs w:val="19"/>
+        </w:rPr>
+        <w:t xml:space="preserve"> GAMG </w:t>
+      </w:r>
+      <w:r>
+        <w:rPr>
+          <w:rFonts w:ascii="Tahoma" w:hAnsi="Tahoma" w:cs="Tahoma"/>
+          <w:sz w:val="19"/>
+          <w:szCs w:val="19"/>
+        </w:rPr>
+        <w:t>迭代数会随分区小幅变化，同时比较吞吐量与</w:t>
+      </w:r>
+      <w:r>
+        <w:rPr>
+          <w:rFonts w:ascii="Tahoma" w:hAnsi="Tahoma" w:cs="Tahoma"/>
+          <w:sz w:val="19"/>
+          <w:szCs w:val="19"/>
+        </w:rPr>
+        <w:t xml:space="preserve"> seconds per KSP iteration</w:t>
+      </w:r>
+      <w:r>
+        <w:rPr>
+          <w:rFonts w:ascii="Tahoma" w:hAnsi="Tahoma" w:cs="Tahoma"/>
+          <w:sz w:val="19"/>
+          <w:szCs w:val="19"/>
+        </w:rPr>
+        <w:t>。</w:t>
       </w:r>
     </w:p>
     <w:p>
@@ -558,15 +2796,377 @@
           <w:sz w:val="19"/>
           <w:szCs w:val="19"/>
         </w:rPr>
-        <w:t xml:space="preserve">Strong-scaling 结论：</w:t>
-      </w:r>
-      <w:r>
-        <w:rPr>
-          <w:rFonts w:ascii="Tahoma" w:hAnsi="Tahoma" w:cs="Tahoma"/>
-          <w:sz w:val="19"/>
-          <w:szCs w:val="19"/>
-        </w:rPr>
-        <w:t xml:space="preserve">固定 20M、1→32 节点：2D 最快为 64×2，0.0277 s/solve、29.83× 加速、93.2% 累积效率；3D 最快为 16×8，0.0681 s/solve、14.24× 加速、比 flat MPI 快 3.81×。各布局饱和点不同（128×1 在 8 节点后变慢，64×2 与 32×4 在 16 节点后变慢，16×8 到 32 节点仍在下降）——即每核工作量下降到一定程度后，更粗的进程粒度才开始有回报；这与固定 batch 继续扩机器时的收益递减是同一类问题。</w:t>
+        <w:t xml:space="preserve">Strong-scaling </w:t>
+      </w:r>
+      <w:r>
+        <w:rPr>
+          <w:rFonts w:ascii="Tahoma" w:hAnsi="Tahoma" w:cs="Tahoma"/>
+          <w:b/>
+          <w:bCs/>
+          <w:sz w:val="19"/>
+          <w:szCs w:val="19"/>
+        </w:rPr>
+        <w:t>结论：</w:t>
+      </w:r>
+      <w:r>
+        <w:rPr>
+          <w:rFonts w:ascii="Tahoma" w:hAnsi="Tahoma" w:cs="Tahoma"/>
+          <w:sz w:val="19"/>
+          <w:szCs w:val="19"/>
+        </w:rPr>
+        <w:t>固定</w:t>
+      </w:r>
+      <w:r>
+        <w:rPr>
+          <w:rFonts w:ascii="Tahoma" w:hAnsi="Tahoma" w:cs="Tahoma"/>
+          <w:sz w:val="19"/>
+          <w:szCs w:val="19"/>
+        </w:rPr>
+        <w:t xml:space="preserve"> 20M</w:t>
+      </w:r>
+      <w:r>
+        <w:rPr>
+          <w:rFonts w:ascii="Tahoma" w:hAnsi="Tahoma" w:cs="Tahoma"/>
+          <w:sz w:val="19"/>
+          <w:szCs w:val="19"/>
+        </w:rPr>
+        <w:t>、</w:t>
+      </w:r>
+      <w:r>
+        <w:rPr>
+          <w:rFonts w:ascii="Tahoma" w:hAnsi="Tahoma" w:cs="Tahoma"/>
+          <w:sz w:val="19"/>
+          <w:szCs w:val="19"/>
+        </w:rPr>
+        <w:t xml:space="preserve">1→32 </w:t>
+      </w:r>
+      <w:r>
+        <w:rPr>
+          <w:rFonts w:ascii="Tahoma" w:hAnsi="Tahoma" w:cs="Tahoma"/>
+          <w:sz w:val="19"/>
+          <w:szCs w:val="19"/>
+        </w:rPr>
+        <w:t>节点：</w:t>
+      </w:r>
+      <w:r>
+        <w:rPr>
+          <w:rFonts w:ascii="Tahoma" w:hAnsi="Tahoma" w:cs="Tahoma"/>
+          <w:sz w:val="19"/>
+          <w:szCs w:val="19"/>
+        </w:rPr>
+        <w:t xml:space="preserve">2D </w:t>
+      </w:r>
+      <w:r>
+        <w:rPr>
+          <w:rFonts w:ascii="Tahoma" w:hAnsi="Tahoma" w:cs="Tahoma"/>
+          <w:sz w:val="19"/>
+          <w:szCs w:val="19"/>
+        </w:rPr>
+        <w:t>最快为</w:t>
+      </w:r>
+      <w:r>
+        <w:rPr>
+          <w:rFonts w:ascii="Tahoma" w:hAnsi="Tahoma" w:cs="Tahoma"/>
+          <w:sz w:val="19"/>
+          <w:szCs w:val="19"/>
+        </w:rPr>
+        <w:t xml:space="preserve"> 64×2</w:t>
+      </w:r>
+      <w:r>
+        <w:rPr>
+          <w:rFonts w:ascii="Tahoma" w:hAnsi="Tahoma" w:cs="Tahoma"/>
+          <w:sz w:val="19"/>
+          <w:szCs w:val="19"/>
+        </w:rPr>
+        <w:t>，</w:t>
+      </w:r>
+      <w:r>
+        <w:rPr>
+          <w:rFonts w:ascii="Tahoma" w:hAnsi="Tahoma" w:cs="Tahoma"/>
+          <w:sz w:val="19"/>
+          <w:szCs w:val="19"/>
+        </w:rPr>
+        <w:t>0.0277 s/solve</w:t>
+      </w:r>
+      <w:r>
+        <w:rPr>
+          <w:rFonts w:ascii="Tahoma" w:hAnsi="Tahoma" w:cs="Tahoma"/>
+          <w:sz w:val="19"/>
+          <w:szCs w:val="19"/>
+        </w:rPr>
+        <w:t>、</w:t>
+      </w:r>
+      <w:r>
+        <w:rPr>
+          <w:rFonts w:ascii="Tahoma" w:hAnsi="Tahoma" w:cs="Tahoma"/>
+          <w:sz w:val="19"/>
+          <w:szCs w:val="19"/>
+        </w:rPr>
+        <w:t xml:space="preserve">29.83× </w:t>
+      </w:r>
+      <w:r>
+        <w:rPr>
+          <w:rFonts w:ascii="Tahoma" w:hAnsi="Tahoma" w:cs="Tahoma"/>
+          <w:sz w:val="19"/>
+          <w:szCs w:val="19"/>
+        </w:rPr>
+        <w:t>加速、</w:t>
+      </w:r>
+      <w:r>
+        <w:rPr>
+          <w:rFonts w:ascii="Tahoma" w:hAnsi="Tahoma" w:cs="Tahoma"/>
+          <w:sz w:val="19"/>
+          <w:szCs w:val="19"/>
+        </w:rPr>
+        <w:t xml:space="preserve">93.2% </w:t>
+      </w:r>
+      <w:r>
+        <w:rPr>
+          <w:rFonts w:ascii="Tahoma" w:hAnsi="Tahoma" w:cs="Tahoma"/>
+          <w:sz w:val="19"/>
+          <w:szCs w:val="19"/>
+        </w:rPr>
+        <w:t>累积效率；</w:t>
+      </w:r>
+      <w:r>
+        <w:rPr>
+          <w:rFonts w:ascii="Tahoma" w:hAnsi="Tahoma" w:cs="Tahoma"/>
+          <w:sz w:val="19"/>
+          <w:szCs w:val="19"/>
+        </w:rPr>
+        <w:t xml:space="preserve">3D </w:t>
+      </w:r>
+      <w:r>
+        <w:rPr>
+          <w:rFonts w:ascii="Tahoma" w:hAnsi="Tahoma" w:cs="Tahoma"/>
+          <w:sz w:val="19"/>
+          <w:szCs w:val="19"/>
+        </w:rPr>
+        <w:t>最快为</w:t>
+      </w:r>
+      <w:r>
+        <w:rPr>
+          <w:rFonts w:ascii="Tahoma" w:hAnsi="Tahoma" w:cs="Tahoma"/>
+          <w:sz w:val="19"/>
+          <w:szCs w:val="19"/>
+        </w:rPr>
+        <w:t xml:space="preserve"> 16×8</w:t>
+      </w:r>
+      <w:r>
+        <w:rPr>
+          <w:rFonts w:ascii="Tahoma" w:hAnsi="Tahoma" w:cs="Tahoma"/>
+          <w:sz w:val="19"/>
+          <w:szCs w:val="19"/>
+        </w:rPr>
+        <w:t>，</w:t>
+      </w:r>
+      <w:r>
+        <w:rPr>
+          <w:rFonts w:ascii="Tahoma" w:hAnsi="Tahoma" w:cs="Tahoma"/>
+          <w:sz w:val="19"/>
+          <w:szCs w:val="19"/>
+        </w:rPr>
+        <w:t>0.0681 s/solve</w:t>
+      </w:r>
+      <w:r>
+        <w:rPr>
+          <w:rFonts w:ascii="Tahoma" w:hAnsi="Tahoma" w:cs="Tahoma"/>
+          <w:sz w:val="19"/>
+          <w:szCs w:val="19"/>
+        </w:rPr>
+        <w:t>、</w:t>
+      </w:r>
+      <w:r>
+        <w:rPr>
+          <w:rFonts w:ascii="Tahoma" w:hAnsi="Tahoma" w:cs="Tahoma"/>
+          <w:sz w:val="19"/>
+          <w:szCs w:val="19"/>
+        </w:rPr>
+        <w:t xml:space="preserve">14.24× </w:t>
+      </w:r>
+      <w:r>
+        <w:rPr>
+          <w:rFonts w:ascii="Tahoma" w:hAnsi="Tahoma" w:cs="Tahoma"/>
+          <w:sz w:val="19"/>
+          <w:szCs w:val="19"/>
+        </w:rPr>
+        <w:t>加速、比</w:t>
+      </w:r>
+      <w:r>
+        <w:rPr>
+          <w:rFonts w:ascii="Tahoma" w:hAnsi="Tahoma" w:cs="Tahoma"/>
+          <w:sz w:val="19"/>
+          <w:szCs w:val="19"/>
+        </w:rPr>
+        <w:t xml:space="preserve"> flat MPI </w:t>
+      </w:r>
+      <w:r>
+        <w:rPr>
+          <w:rFonts w:ascii="Tahoma" w:hAnsi="Tahoma" w:cs="Tahoma"/>
+          <w:sz w:val="19"/>
+          <w:szCs w:val="19"/>
+        </w:rPr>
+        <w:t>快</w:t>
+      </w:r>
+      <w:r>
+        <w:rPr>
+          <w:rFonts w:ascii="Tahoma" w:hAnsi="Tahoma" w:cs="Tahoma"/>
+          <w:sz w:val="19"/>
+          <w:szCs w:val="19"/>
+        </w:rPr>
+        <w:t xml:space="preserve"> 3.81×</w:t>
+      </w:r>
+      <w:r>
+        <w:rPr>
+          <w:rFonts w:ascii="Tahoma" w:hAnsi="Tahoma" w:cs="Tahoma"/>
+          <w:sz w:val="19"/>
+          <w:szCs w:val="19"/>
+        </w:rPr>
+        <w:t>。各布局饱和点不同（</w:t>
+      </w:r>
+      <w:r>
+        <w:rPr>
+          <w:rFonts w:ascii="Tahoma" w:hAnsi="Tahoma" w:cs="Tahoma"/>
+          <w:sz w:val="19"/>
+          <w:szCs w:val="19"/>
+        </w:rPr>
+        <w:t xml:space="preserve">128×1 </w:t>
+      </w:r>
+      <w:r>
+        <w:rPr>
+          <w:rFonts w:ascii="Tahoma" w:hAnsi="Tahoma" w:cs="Tahoma"/>
+          <w:sz w:val="19"/>
+          <w:szCs w:val="19"/>
+        </w:rPr>
+        <w:t>在</w:t>
+      </w:r>
+      <w:r>
+        <w:rPr>
+          <w:rFonts w:ascii="Tahoma" w:hAnsi="Tahoma" w:cs="Tahoma"/>
+          <w:sz w:val="19"/>
+          <w:szCs w:val="19"/>
+        </w:rPr>
+        <w:t xml:space="preserve"> 8 </w:t>
+      </w:r>
+      <w:r>
+        <w:rPr>
+          <w:rFonts w:ascii="Tahoma" w:hAnsi="Tahoma" w:cs="Tahoma"/>
+          <w:sz w:val="19"/>
+          <w:szCs w:val="19"/>
+        </w:rPr>
+        <w:t>节点后变慢，</w:t>
+      </w:r>
+      <w:r>
+        <w:rPr>
+          <w:rFonts w:ascii="Tahoma" w:hAnsi="Tahoma" w:cs="Tahoma"/>
+          <w:sz w:val="19"/>
+          <w:szCs w:val="19"/>
+        </w:rPr>
+        <w:t xml:space="preserve">64×2 </w:t>
+      </w:r>
+      <w:r>
+        <w:rPr>
+          <w:rFonts w:ascii="Tahoma" w:hAnsi="Tahoma" w:cs="Tahoma"/>
+          <w:sz w:val="19"/>
+          <w:szCs w:val="19"/>
+        </w:rPr>
+        <w:t>与</w:t>
+      </w:r>
+      <w:r>
+        <w:rPr>
+          <w:rFonts w:ascii="Tahoma" w:hAnsi="Tahoma" w:cs="Tahoma"/>
+          <w:sz w:val="19"/>
+          <w:szCs w:val="19"/>
+        </w:rPr>
+        <w:t xml:space="preserve"> 32×4 </w:t>
+      </w:r>
+      <w:r>
+        <w:rPr>
+          <w:rFonts w:ascii="Tahoma" w:hAnsi="Tahoma" w:cs="Tahoma"/>
+          <w:sz w:val="19"/>
+          <w:szCs w:val="19"/>
+        </w:rPr>
+        <w:t>在</w:t>
+      </w:r>
+      <w:r>
+        <w:rPr>
+          <w:rFonts w:ascii="Tahoma" w:hAnsi="Tahoma" w:cs="Tahoma"/>
+          <w:sz w:val="19"/>
+          <w:szCs w:val="19"/>
+        </w:rPr>
+        <w:t xml:space="preserve"> 16 </w:t>
+      </w:r>
+      <w:r>
+        <w:rPr>
+          <w:rFonts w:ascii="Tahoma" w:hAnsi="Tahoma" w:cs="Tahoma"/>
+          <w:sz w:val="19"/>
+          <w:szCs w:val="19"/>
+        </w:rPr>
+        <w:t>节点后变慢，</w:t>
+      </w:r>
+      <w:r>
+        <w:rPr>
+          <w:rFonts w:ascii="Tahoma" w:hAnsi="Tahoma" w:cs="Tahoma"/>
+          <w:sz w:val="19"/>
+          <w:szCs w:val="19"/>
+        </w:rPr>
+        <w:t xml:space="preserve">16×8 </w:t>
+      </w:r>
+      <w:r>
+        <w:rPr>
+          <w:rFonts w:ascii="Tahoma" w:hAnsi="Tahoma" w:cs="Tahoma"/>
+          <w:sz w:val="19"/>
+          <w:szCs w:val="19"/>
+        </w:rPr>
+        <w:t>到</w:t>
+      </w:r>
+      <w:r>
+        <w:rPr>
+          <w:rFonts w:ascii="Tahoma" w:hAnsi="Tahoma" w:cs="Tahoma"/>
+          <w:sz w:val="19"/>
+          <w:szCs w:val="19"/>
+        </w:rPr>
+        <w:t xml:space="preserve"> 32 </w:t>
+      </w:r>
+      <w:r>
+        <w:rPr>
+          <w:rFonts w:ascii="Tahoma" w:hAnsi="Tahoma" w:cs="Tahoma"/>
+          <w:sz w:val="19"/>
+          <w:szCs w:val="19"/>
+        </w:rPr>
+        <w:t>节点仍在下降）</w:t>
+      </w:r>
+      <w:r>
+        <w:rPr>
+          <w:rFonts w:ascii="Tahoma" w:hAnsi="Tahoma" w:cs="Tahoma"/>
+          <w:sz w:val="19"/>
+          <w:szCs w:val="19"/>
+        </w:rPr>
+        <w:t>——</w:t>
+      </w:r>
+      <w:r>
+        <w:rPr>
+          <w:rFonts w:ascii="Tahoma" w:hAnsi="Tahoma" w:cs="Tahoma"/>
+          <w:sz w:val="19"/>
+          <w:szCs w:val="19"/>
+        </w:rPr>
+        <w:t>即每核工作量下降到一定程度后，更粗的进程粒度才开始有回报；这与固定</w:t>
+      </w:r>
+      <w:r>
+        <w:rPr>
+          <w:rFonts w:ascii="Tahoma" w:hAnsi="Tahoma" w:cs="Tahoma"/>
+          <w:sz w:val="19"/>
+          <w:szCs w:val="19"/>
+        </w:rPr>
+        <w:t xml:space="preserve"> batch </w:t>
+      </w:r>
+      <w:r>
+        <w:rPr>
+          <w:rFonts w:ascii="Tahoma" w:hAnsi="Tahoma" w:cs="Tahoma"/>
+          <w:sz w:val="19"/>
+          <w:szCs w:val="19"/>
+        </w:rPr>
+        <w:t>继续扩机器时的收益递减是同一类问题。</w:t>
       </w:r>
     </w:p>
     <w:p>
@@ -589,15 +3189,289 @@
           <w:sz w:val="19"/>
           <w:szCs w:val="19"/>
         </w:rPr>
-        <w:t xml:space="preserve">Profiling 定位机理：</w:t>
-      </w:r>
-      <w:r>
-        <w:rPr>
-          <w:rFonts w:ascii="Tahoma" w:hAnsi="Tahoma" w:cs="Tahoma"/>
-          <w:sz w:val="19"/>
-          <w:szCs w:val="19"/>
-        </w:rPr>
-        <w:t xml:space="preserve">Linaro MAP call tree 显示 threads/rank 上升时，solve window 内 MPI 占比从 46.7%（64×2）降到 6.2%（16×8），而 OpenMP runtime 等待从 48.3% 升到 76.5%——布局排序即「通信暴露」与「线程空转」两条曲线的交点；同时排除 threaded BLAS 的解释（LibSci 最多只占 solve-window core-time 的 2.1%）。因 MAP 插桩会不均匀扰动运行时间，只读布局之间的占比排序，绝不与未插桩的 scaling timing 混用。</w:t>
+        <w:t xml:space="preserve">Profiling </w:t>
+      </w:r>
+      <w:r>
+        <w:rPr>
+          <w:rFonts w:ascii="Tahoma" w:hAnsi="Tahoma" w:cs="Tahoma"/>
+          <w:b/>
+          <w:bCs/>
+          <w:sz w:val="19"/>
+          <w:szCs w:val="19"/>
+        </w:rPr>
+        <w:t>定位机理：</w:t>
+      </w:r>
+      <w:r>
+        <w:rPr>
+          <w:rFonts w:ascii="Tahoma" w:hAnsi="Tahoma" w:cs="Tahoma"/>
+          <w:sz w:val="19"/>
+          <w:szCs w:val="19"/>
+        </w:rPr>
+        <w:t xml:space="preserve">Linaro MAP call tree </w:t>
+      </w:r>
+      <w:r>
+        <w:rPr>
+          <w:rFonts w:ascii="Tahoma" w:hAnsi="Tahoma" w:cs="Tahoma"/>
+          <w:sz w:val="19"/>
+          <w:szCs w:val="19"/>
+        </w:rPr>
+        <w:t>显示</w:t>
+      </w:r>
+      <w:r>
+        <w:rPr>
+          <w:rFonts w:ascii="Tahoma" w:hAnsi="Tahoma" w:cs="Tahoma"/>
+          <w:sz w:val="19"/>
+          <w:szCs w:val="19"/>
+        </w:rPr>
+        <w:t xml:space="preserve"> threads/rank </w:t>
+      </w:r>
+      <w:r>
+        <w:rPr>
+          <w:rFonts w:ascii="Tahoma" w:hAnsi="Tahoma" w:cs="Tahoma"/>
+          <w:sz w:val="19"/>
+          <w:szCs w:val="19"/>
+        </w:rPr>
+        <w:t>上升时，</w:t>
+      </w:r>
+      <w:r>
+        <w:rPr>
+          <w:rFonts w:ascii="Tahoma" w:hAnsi="Tahoma" w:cs="Tahoma"/>
+          <w:sz w:val="19"/>
+          <w:szCs w:val="19"/>
+        </w:rPr>
+        <w:t xml:space="preserve">solve window </w:t>
+      </w:r>
+      <w:r>
+        <w:rPr>
+          <w:rFonts w:ascii="Tahoma" w:hAnsi="Tahoma" w:cs="Tahoma"/>
+          <w:sz w:val="19"/>
+          <w:szCs w:val="19"/>
+        </w:rPr>
+        <w:t>内</w:t>
+      </w:r>
+      <w:r>
+        <w:rPr>
+          <w:rFonts w:ascii="Tahoma" w:hAnsi="Tahoma" w:cs="Tahoma"/>
+          <w:sz w:val="19"/>
+          <w:szCs w:val="19"/>
+        </w:rPr>
+        <w:t xml:space="preserve"> MPI </w:t>
+      </w:r>
+      <w:r>
+        <w:rPr>
+          <w:rFonts w:ascii="Tahoma" w:hAnsi="Tahoma" w:cs="Tahoma"/>
+          <w:sz w:val="19"/>
+          <w:szCs w:val="19"/>
+        </w:rPr>
+        <w:t>占比从</w:t>
+      </w:r>
+      <w:r>
+        <w:rPr>
+          <w:rFonts w:ascii="Tahoma" w:hAnsi="Tahoma" w:cs="Tahoma"/>
+          <w:sz w:val="19"/>
+          <w:szCs w:val="19"/>
+        </w:rPr>
+        <w:t xml:space="preserve"> 46.7%</w:t>
+      </w:r>
+      <w:r>
+        <w:rPr>
+          <w:rFonts w:ascii="Tahoma" w:hAnsi="Tahoma" w:cs="Tahoma"/>
+          <w:sz w:val="19"/>
+          <w:szCs w:val="19"/>
+        </w:rPr>
+        <w:t>（</w:t>
+      </w:r>
+      <w:r>
+        <w:rPr>
+          <w:rFonts w:ascii="Tahoma" w:hAnsi="Tahoma" w:cs="Tahoma"/>
+          <w:sz w:val="19"/>
+          <w:szCs w:val="19"/>
+        </w:rPr>
+        <w:t>64×2</w:t>
+      </w:r>
+      <w:r>
+        <w:rPr>
+          <w:rFonts w:ascii="Tahoma" w:hAnsi="Tahoma" w:cs="Tahoma"/>
+          <w:sz w:val="19"/>
+          <w:szCs w:val="19"/>
+        </w:rPr>
+        <w:t>）降到</w:t>
+      </w:r>
+      <w:r>
+        <w:rPr>
+          <w:rFonts w:ascii="Tahoma" w:hAnsi="Tahoma" w:cs="Tahoma"/>
+          <w:sz w:val="19"/>
+          <w:szCs w:val="19"/>
+        </w:rPr>
+        <w:t xml:space="preserve"> 6.2%</w:t>
+      </w:r>
+      <w:r>
+        <w:rPr>
+          <w:rFonts w:ascii="Tahoma" w:hAnsi="Tahoma" w:cs="Tahoma"/>
+          <w:sz w:val="19"/>
+          <w:szCs w:val="19"/>
+        </w:rPr>
+        <w:t>（</w:t>
+      </w:r>
+      <w:r>
+        <w:rPr>
+          <w:rFonts w:ascii="Tahoma" w:hAnsi="Tahoma" w:cs="Tahoma"/>
+          <w:sz w:val="19"/>
+          <w:szCs w:val="19"/>
+        </w:rPr>
+        <w:t>16×8</w:t>
+      </w:r>
+      <w:r>
+        <w:rPr>
+          <w:rFonts w:ascii="Tahoma" w:hAnsi="Tahoma" w:cs="Tahoma"/>
+          <w:sz w:val="19"/>
+          <w:szCs w:val="19"/>
+        </w:rPr>
+        <w:t>），而</w:t>
+      </w:r>
+      <w:r>
+        <w:rPr>
+          <w:rFonts w:ascii="Tahoma" w:hAnsi="Tahoma" w:cs="Tahoma"/>
+          <w:sz w:val="19"/>
+          <w:szCs w:val="19"/>
+        </w:rPr>
+        <w:t xml:space="preserve"> OpenMP runtime </w:t>
+      </w:r>
+      <w:r>
+        <w:rPr>
+          <w:rFonts w:ascii="Tahoma" w:hAnsi="Tahoma" w:cs="Tahoma"/>
+          <w:sz w:val="19"/>
+          <w:szCs w:val="19"/>
+        </w:rPr>
+        <w:t>等待从</w:t>
+      </w:r>
+      <w:r>
+        <w:rPr>
+          <w:rFonts w:ascii="Tahoma" w:hAnsi="Tahoma" w:cs="Tahoma"/>
+          <w:sz w:val="19"/>
+          <w:szCs w:val="19"/>
+        </w:rPr>
+        <w:t xml:space="preserve"> 48.3% </w:t>
+      </w:r>
+      <w:r>
+        <w:rPr>
+          <w:rFonts w:ascii="Tahoma" w:hAnsi="Tahoma" w:cs="Tahoma"/>
+          <w:sz w:val="19"/>
+          <w:szCs w:val="19"/>
+        </w:rPr>
+        <w:t>升到</w:t>
+      </w:r>
+      <w:r>
+        <w:rPr>
+          <w:rFonts w:ascii="Tahoma" w:hAnsi="Tahoma" w:cs="Tahoma"/>
+          <w:sz w:val="19"/>
+          <w:szCs w:val="19"/>
+        </w:rPr>
+        <w:t xml:space="preserve"> 76.5%——</w:t>
+      </w:r>
+      <w:r>
+        <w:rPr>
+          <w:rFonts w:ascii="Tahoma" w:hAnsi="Tahoma" w:cs="Tahoma"/>
+          <w:sz w:val="19"/>
+          <w:szCs w:val="19"/>
+        </w:rPr>
+        <w:t>布局排序即「通信暴露」与「线程空转」两条曲线的交点；同时排除</w:t>
+      </w:r>
+      <w:r>
+        <w:rPr>
+          <w:rFonts w:ascii="Tahoma" w:hAnsi="Tahoma" w:cs="Tahoma"/>
+          <w:sz w:val="19"/>
+          <w:szCs w:val="19"/>
+        </w:rPr>
+        <w:t xml:space="preserve"> threaded BLAS </w:t>
+      </w:r>
+      <w:r>
+        <w:rPr>
+          <w:rFonts w:ascii="Tahoma" w:hAnsi="Tahoma" w:cs="Tahoma"/>
+          <w:sz w:val="19"/>
+          <w:szCs w:val="19"/>
+        </w:rPr>
+        <w:t>的解释（</w:t>
+      </w:r>
+      <w:r>
+        <w:rPr>
+          <w:rFonts w:ascii="Tahoma" w:hAnsi="Tahoma" w:cs="Tahoma"/>
+          <w:sz w:val="19"/>
+          <w:szCs w:val="19"/>
+        </w:rPr>
+        <w:t xml:space="preserve">LibSci </w:t>
+      </w:r>
+      <w:r>
+        <w:rPr>
+          <w:rFonts w:ascii="Tahoma" w:hAnsi="Tahoma" w:cs="Tahoma"/>
+          <w:sz w:val="19"/>
+          <w:szCs w:val="19"/>
+        </w:rPr>
+        <w:t>最多只占</w:t>
+      </w:r>
+      <w:r>
+        <w:rPr>
+          <w:rFonts w:ascii="Tahoma" w:hAnsi="Tahoma" w:cs="Tahoma"/>
+          <w:sz w:val="19"/>
+          <w:szCs w:val="19"/>
+        </w:rPr>
+        <w:t xml:space="preserve"> solve-window core-time </w:t>
+      </w:r>
+      <w:r>
+        <w:rPr>
+          <w:rFonts w:ascii="Tahoma" w:hAnsi="Tahoma" w:cs="Tahoma"/>
+          <w:sz w:val="19"/>
+          <w:szCs w:val="19"/>
+        </w:rPr>
+        <w:t>的</w:t>
+      </w:r>
+      <w:r>
+        <w:rPr>
+          <w:rFonts w:ascii="Tahoma" w:hAnsi="Tahoma" w:cs="Tahoma"/>
+          <w:sz w:val="19"/>
+          <w:szCs w:val="19"/>
+        </w:rPr>
+        <w:t xml:space="preserve"> 2.1%</w:t>
+      </w:r>
+      <w:r>
+        <w:rPr>
+          <w:rFonts w:ascii="Tahoma" w:hAnsi="Tahoma" w:cs="Tahoma"/>
+          <w:sz w:val="19"/>
+          <w:szCs w:val="19"/>
+        </w:rPr>
+        <w:t>）。因</w:t>
+      </w:r>
+      <w:r>
+        <w:rPr>
+          <w:rFonts w:ascii="Tahoma" w:hAnsi="Tahoma" w:cs="Tahoma"/>
+          <w:sz w:val="19"/>
+          <w:szCs w:val="19"/>
+        </w:rPr>
+        <w:t xml:space="preserve"> MAP </w:t>
+      </w:r>
+      <w:r>
+        <w:rPr>
+          <w:rFonts w:ascii="Tahoma" w:hAnsi="Tahoma" w:cs="Tahoma"/>
+          <w:sz w:val="19"/>
+          <w:szCs w:val="19"/>
+        </w:rPr>
+        <w:t>插桩会不均匀扰动运行时间，只读布局之间的占比排序，绝不与未插桩的</w:t>
+      </w:r>
+      <w:r>
+        <w:rPr>
+          <w:rFonts w:ascii="Tahoma" w:hAnsi="Tahoma" w:cs="Tahoma"/>
+          <w:sz w:val="19"/>
+          <w:szCs w:val="19"/>
+        </w:rPr>
+        <w:t xml:space="preserve"> scaling timing </w:t>
+      </w:r>
+      <w:r>
+        <w:rPr>
+          <w:rFonts w:ascii="Tahoma" w:hAnsi="Tahoma" w:cs="Tahoma"/>
+          <w:sz w:val="19"/>
+          <w:szCs w:val="19"/>
+        </w:rPr>
+        <w:t>混用。</w:t>
       </w:r>
     </w:p>
     <w:p>
@@ -620,15 +3494,199 @@
           <w:sz w:val="19"/>
           <w:szCs w:val="19"/>
         </w:rPr>
-        <w:t xml:space="preserve">工程化与可发布性：</w:t>
-      </w:r>
-      <w:r>
-        <w:rPr>
-          <w:rFonts w:ascii="Tahoma" w:hAnsi="Tahoma" w:cs="Tahoma"/>
-          <w:sz w:val="19"/>
-          <w:szCs w:val="19"/>
-        </w:rPr>
-        <w:t xml:space="preserve">Slurm 提交脚本参数化生成全部正式配置，分析侧 16 个 Python 脚本配 pytest 断言公开矩阵行数、头条数值、README 图片与跨维度换算，GitHub Actions 跑公开数据测试并用 fake Slurm 执行提交脚本；对外发布的 5 份代表日志经脚本脱敏（去用户、allocation、node name、job ID 与个人路径），并附私有原件与公开副本的 SHA-256 manifest。</w:t>
+        <w:t>工程化与可发布性：</w:t>
+      </w:r>
+      <w:r>
+        <w:rPr>
+          <w:rFonts w:ascii="Tahoma" w:hAnsi="Tahoma" w:cs="Tahoma"/>
+          <w:sz w:val="19"/>
+          <w:szCs w:val="19"/>
+        </w:rPr>
+        <w:t xml:space="preserve">Slurm </w:t>
+      </w:r>
+      <w:r>
+        <w:rPr>
+          <w:rFonts w:ascii="Tahoma" w:hAnsi="Tahoma" w:cs="Tahoma"/>
+          <w:sz w:val="19"/>
+          <w:szCs w:val="19"/>
+        </w:rPr>
+        <w:t>提交脚本参数化生成全部正式配置，分析侧</w:t>
+      </w:r>
+      <w:r>
+        <w:rPr>
+          <w:rFonts w:ascii="Tahoma" w:hAnsi="Tahoma" w:cs="Tahoma"/>
+          <w:sz w:val="19"/>
+          <w:szCs w:val="19"/>
+        </w:rPr>
+        <w:t xml:space="preserve"> 16 </w:t>
+      </w:r>
+      <w:r>
+        <w:rPr>
+          <w:rFonts w:ascii="Tahoma" w:hAnsi="Tahoma" w:cs="Tahoma"/>
+          <w:sz w:val="19"/>
+          <w:szCs w:val="19"/>
+        </w:rPr>
+        <w:t>个</w:t>
+      </w:r>
+      <w:r>
+        <w:rPr>
+          <w:rFonts w:ascii="Tahoma" w:hAnsi="Tahoma" w:cs="Tahoma"/>
+          <w:sz w:val="19"/>
+          <w:szCs w:val="19"/>
+        </w:rPr>
+        <w:t xml:space="preserve"> Python </w:t>
+      </w:r>
+      <w:r>
+        <w:rPr>
+          <w:rFonts w:ascii="Tahoma" w:hAnsi="Tahoma" w:cs="Tahoma"/>
+          <w:sz w:val="19"/>
+          <w:szCs w:val="19"/>
+        </w:rPr>
+        <w:t>脚本配</w:t>
+      </w:r>
+      <w:r>
+        <w:rPr>
+          <w:rFonts w:ascii="Tahoma" w:hAnsi="Tahoma" w:cs="Tahoma"/>
+          <w:sz w:val="19"/>
+          <w:szCs w:val="19"/>
+        </w:rPr>
+        <w:t xml:space="preserve"> pytest </w:t>
+      </w:r>
+      <w:r>
+        <w:rPr>
+          <w:rFonts w:ascii="Tahoma" w:hAnsi="Tahoma" w:cs="Tahoma"/>
+          <w:sz w:val="19"/>
+          <w:szCs w:val="19"/>
+        </w:rPr>
+        <w:t>断言公开矩阵行数、头条数值、</w:t>
+      </w:r>
+      <w:r>
+        <w:rPr>
+          <w:rFonts w:ascii="Tahoma" w:hAnsi="Tahoma" w:cs="Tahoma"/>
+          <w:sz w:val="19"/>
+          <w:szCs w:val="19"/>
+        </w:rPr>
+        <w:t xml:space="preserve">README </w:t>
+      </w:r>
+      <w:r>
+        <w:rPr>
+          <w:rFonts w:ascii="Tahoma" w:hAnsi="Tahoma" w:cs="Tahoma"/>
+          <w:sz w:val="19"/>
+          <w:szCs w:val="19"/>
+        </w:rPr>
+        <w:t>图片与跨维度换算，</w:t>
+      </w:r>
+      <w:r>
+        <w:rPr>
+          <w:rFonts w:ascii="Tahoma" w:hAnsi="Tahoma" w:cs="Tahoma"/>
+          <w:sz w:val="19"/>
+          <w:szCs w:val="19"/>
+        </w:rPr>
+        <w:t xml:space="preserve">GitHub Actions </w:t>
+      </w:r>
+      <w:r>
+        <w:rPr>
+          <w:rFonts w:ascii="Tahoma" w:hAnsi="Tahoma" w:cs="Tahoma"/>
+          <w:sz w:val="19"/>
+          <w:szCs w:val="19"/>
+        </w:rPr>
+        <w:t>跑公开数据测试并用</w:t>
+      </w:r>
+      <w:r>
+        <w:rPr>
+          <w:rFonts w:ascii="Tahoma" w:hAnsi="Tahoma" w:cs="Tahoma"/>
+          <w:sz w:val="19"/>
+          <w:szCs w:val="19"/>
+        </w:rPr>
+        <w:t xml:space="preserve"> fake Slurm </w:t>
+      </w:r>
+      <w:r>
+        <w:rPr>
+          <w:rFonts w:ascii="Tahoma" w:hAnsi="Tahoma" w:cs="Tahoma"/>
+          <w:sz w:val="19"/>
+          <w:szCs w:val="19"/>
+        </w:rPr>
+        <w:t>执行提交脚本；对外发布的</w:t>
+      </w:r>
+      <w:r>
+        <w:rPr>
+          <w:rFonts w:ascii="Tahoma" w:hAnsi="Tahoma" w:cs="Tahoma"/>
+          <w:sz w:val="19"/>
+          <w:szCs w:val="19"/>
+        </w:rPr>
+        <w:t xml:space="preserve"> 5 </w:t>
+      </w:r>
+      <w:r>
+        <w:rPr>
+          <w:rFonts w:ascii="Tahoma" w:hAnsi="Tahoma" w:cs="Tahoma"/>
+          <w:sz w:val="19"/>
+          <w:szCs w:val="19"/>
+        </w:rPr>
+        <w:t>份代表日志经脚本脱敏（去用户、</w:t>
+      </w:r>
+      <w:r>
+        <w:rPr>
+          <w:rFonts w:ascii="Tahoma" w:hAnsi="Tahoma" w:cs="Tahoma"/>
+          <w:sz w:val="19"/>
+          <w:szCs w:val="19"/>
+        </w:rPr>
+        <w:t>allocation</w:t>
+      </w:r>
+      <w:r>
+        <w:rPr>
+          <w:rFonts w:ascii="Tahoma" w:hAnsi="Tahoma" w:cs="Tahoma"/>
+          <w:sz w:val="19"/>
+          <w:szCs w:val="19"/>
+        </w:rPr>
+        <w:t>、</w:t>
+      </w:r>
+      <w:r>
+        <w:rPr>
+          <w:rFonts w:ascii="Tahoma" w:hAnsi="Tahoma" w:cs="Tahoma"/>
+          <w:sz w:val="19"/>
+          <w:szCs w:val="19"/>
+        </w:rPr>
+        <w:t>node name</w:t>
+      </w:r>
+      <w:r>
+        <w:rPr>
+          <w:rFonts w:ascii="Tahoma" w:hAnsi="Tahoma" w:cs="Tahoma"/>
+          <w:sz w:val="19"/>
+          <w:szCs w:val="19"/>
+        </w:rPr>
+        <w:t>、</w:t>
+      </w:r>
+      <w:r>
+        <w:rPr>
+          <w:rFonts w:ascii="Tahoma" w:hAnsi="Tahoma" w:cs="Tahoma"/>
+          <w:sz w:val="19"/>
+          <w:szCs w:val="19"/>
+        </w:rPr>
+        <w:t xml:space="preserve">job ID </w:t>
+      </w:r>
+      <w:r>
+        <w:rPr>
+          <w:rFonts w:ascii="Tahoma" w:hAnsi="Tahoma" w:cs="Tahoma"/>
+          <w:sz w:val="19"/>
+          <w:szCs w:val="19"/>
+        </w:rPr>
+        <w:t>与个人路径），并附私有原件与公开副本的</w:t>
+      </w:r>
+      <w:r>
+        <w:rPr>
+          <w:rFonts w:ascii="Tahoma" w:hAnsi="Tahoma" w:cs="Tahoma"/>
+          <w:sz w:val="19"/>
+          <w:szCs w:val="19"/>
+        </w:rPr>
+        <w:t xml:space="preserve"> SHA-256 manifest</w:t>
+      </w:r>
+      <w:r>
+        <w:rPr>
+          <w:rFonts w:ascii="Tahoma" w:hAnsi="Tahoma" w:cs="Tahoma"/>
+          <w:sz w:val="19"/>
+          <w:szCs w:val="19"/>
+        </w:rPr>
+        <w:t>。</w:t>
       </w:r>
     </w:p>
     <w:p>
@@ -651,15 +3709,87 @@
           <w:sz w:val="19"/>
           <w:szCs w:val="19"/>
         </w:rPr>
-        <w:t xml:space="preserve">局限如实标注：</w:t>
-      </w:r>
-      <w:r>
-        <w:rPr>
-          <w:rFonts w:ascii="Tahoma" w:hAnsi="Tahoma" w:cs="Tahoma"/>
-          <w:sz w:val="19"/>
-          <w:szCs w:val="19"/>
-        </w:rPr>
-        <w:t xml:space="preserve">3 次重复的误差线是观测 min–max 而非置信区间；结论绑定给定 stencil / solver / PETSc build / placement policy，不代表所有 PETSc 应用都有相同最佳布局；样本中可重复观察到的 superlinear speedup 未能确定硬件原因，写为未解释项而非卖点。</w:t>
+        <w:t>局限如实标注：</w:t>
+      </w:r>
+      <w:r>
+        <w:rPr>
+          <w:rFonts w:ascii="Tahoma" w:hAnsi="Tahoma" w:cs="Tahoma"/>
+          <w:sz w:val="19"/>
+          <w:szCs w:val="19"/>
+        </w:rPr>
+        <w:t xml:space="preserve">3 </w:t>
+      </w:r>
+      <w:r>
+        <w:rPr>
+          <w:rFonts w:ascii="Tahoma" w:hAnsi="Tahoma" w:cs="Tahoma"/>
+          <w:sz w:val="19"/>
+          <w:szCs w:val="19"/>
+        </w:rPr>
+        <w:t>次重复的误差线是观测</w:t>
+      </w:r>
+      <w:r>
+        <w:rPr>
+          <w:rFonts w:ascii="Tahoma" w:hAnsi="Tahoma" w:cs="Tahoma"/>
+          <w:sz w:val="19"/>
+          <w:szCs w:val="19"/>
+        </w:rPr>
+        <w:t xml:space="preserve"> min–max </w:t>
+      </w:r>
+      <w:r>
+        <w:rPr>
+          <w:rFonts w:ascii="Tahoma" w:hAnsi="Tahoma" w:cs="Tahoma"/>
+          <w:sz w:val="19"/>
+          <w:szCs w:val="19"/>
+        </w:rPr>
+        <w:t>而非置信区间；结论绑定给定</w:t>
+      </w:r>
+      <w:r>
+        <w:rPr>
+          <w:rFonts w:ascii="Tahoma" w:hAnsi="Tahoma" w:cs="Tahoma"/>
+          <w:sz w:val="19"/>
+          <w:szCs w:val="19"/>
+        </w:rPr>
+        <w:t xml:space="preserve"> stencil / solver / PETSc build / placement policy</w:t>
+      </w:r>
+      <w:r>
+        <w:rPr>
+          <w:rFonts w:ascii="Tahoma" w:hAnsi="Tahoma" w:cs="Tahoma"/>
+          <w:sz w:val="19"/>
+          <w:szCs w:val="19"/>
+        </w:rPr>
+        <w:t>，不代表所有</w:t>
+      </w:r>
+      <w:r>
+        <w:rPr>
+          <w:rFonts w:ascii="Tahoma" w:hAnsi="Tahoma" w:cs="Tahoma"/>
+          <w:sz w:val="19"/>
+          <w:szCs w:val="19"/>
+        </w:rPr>
+        <w:t xml:space="preserve"> PETSc </w:t>
+      </w:r>
+      <w:r>
+        <w:rPr>
+          <w:rFonts w:ascii="Tahoma" w:hAnsi="Tahoma" w:cs="Tahoma"/>
+          <w:sz w:val="19"/>
+          <w:szCs w:val="19"/>
+        </w:rPr>
+        <w:t>应用都有相同最佳布局；样本中可重复观察到的</w:t>
+      </w:r>
+      <w:r>
+        <w:rPr>
+          <w:rFonts w:ascii="Tahoma" w:hAnsi="Tahoma" w:cs="Tahoma"/>
+          <w:sz w:val="19"/>
+          <w:szCs w:val="19"/>
+        </w:rPr>
+        <w:t xml:space="preserve"> superlinear speedup </w:t>
+      </w:r>
+      <w:r>
+        <w:rPr>
+          <w:rFonts w:ascii="Tahoma" w:hAnsi="Tahoma" w:cs="Tahoma"/>
+          <w:sz w:val="19"/>
+          <w:szCs w:val="19"/>
+        </w:rPr>
+        <w:t>未能确定硬件原因，写为未解释项而非卖点。</w:t>
       </w:r>
     </w:p>
     <w:p>
@@ -685,14 +3815,54 @@
           <w:sz w:val="20"/>
           <w:szCs w:val="20"/>
         </w:rPr>
-        <w:t xml:space="preserve">面向该 benchmark 数据的 Agent 式性能分析系统</w:t>
-      </w:r>
-      <w:r>
-        <w:rPr>
-          <w:rFonts w:ascii="Tahoma" w:hAnsi="Tahoma" w:cs="Tahoma"/>
+        <w:t>面向该</w:t>
+      </w:r>
+      <w:r>
+        <w:rPr>
+          <w:rFonts w:ascii="Tahoma" w:hAnsi="Tahoma" w:cs="Tahoma"/>
+          <w:b/>
+          <w:bCs/>
           <w:sz w:val="20"/>
           <w:szCs w:val="20"/>
         </w:rPr>
+        <w:t xml:space="preserve"> benchmark </w:t>
+      </w:r>
+      <w:r>
+        <w:rPr>
+          <w:rFonts w:ascii="Tahoma" w:hAnsi="Tahoma" w:cs="Tahoma"/>
+          <w:b/>
+          <w:bCs/>
+          <w:sz w:val="20"/>
+          <w:szCs w:val="20"/>
+        </w:rPr>
+        <w:t>数据的</w:t>
+      </w:r>
+      <w:r>
+        <w:rPr>
+          <w:rFonts w:ascii="Tahoma" w:hAnsi="Tahoma" w:cs="Tahoma"/>
+          <w:b/>
+          <w:bCs/>
+          <w:sz w:val="20"/>
+          <w:szCs w:val="20"/>
+        </w:rPr>
+        <w:t xml:space="preserve"> Agent </w:t>
+      </w:r>
+      <w:r>
+        <w:rPr>
+          <w:rFonts w:ascii="Tahoma" w:hAnsi="Tahoma" w:cs="Tahoma"/>
+          <w:b/>
+          <w:bCs/>
+          <w:sz w:val="20"/>
+          <w:szCs w:val="20"/>
+        </w:rPr>
+        <w:t>式性能分析系统</w:t>
+      </w:r>
+      <w:r>
+        <w:rPr>
+          <w:rFonts w:ascii="Tahoma" w:hAnsi="Tahoma" w:cs="Tahoma"/>
+          <w:sz w:val="20"/>
+          <w:szCs w:val="20"/>
+        </w:rPr>
         <w:t xml:space="preserve">  github.com/leyancode/hpc-benchmark-agent</w:t>
       </w:r>
     </w:p>
@@ -712,15 +3882,191 @@
           <w:sz w:val="19"/>
           <w:szCs w:val="19"/>
         </w:rPr>
-        <w:t xml:space="preserve">项目描述：</w:t>
-      </w:r>
-      <w:r>
-        <w:rPr>
-          <w:rFonts w:ascii="Tahoma" w:hAnsi="Tahoma" w:cs="Tahoma"/>
-          <w:sz w:val="19"/>
-          <w:szCs w:val="19"/>
-        </w:rPr>
-        <w:t xml:space="preserve">把上一项目的 PETSc benchmark 数据结构化为 SQLite，将性能分析任务封装为确定性工具，以中文规则 router 作为可验证 baseline，再接入 LLM function calling router，用自建 30 问五类中文评测集给两者打同一份分——规则 83.3%、LLM 100%。命题是：让 LLM 只负责「选哪个工具、参数是什么」，数值一律由确定性代码算，从而让 Agent 的正确性变成可评测量。</w:t>
+        <w:t>项目描述：</w:t>
+      </w:r>
+      <w:r>
+        <w:rPr>
+          <w:rFonts w:ascii="Tahoma" w:hAnsi="Tahoma" w:cs="Tahoma"/>
+          <w:sz w:val="19"/>
+          <w:szCs w:val="19"/>
+        </w:rPr>
+        <w:t>把上一项目的</w:t>
+      </w:r>
+      <w:r>
+        <w:rPr>
+          <w:rFonts w:ascii="Tahoma" w:hAnsi="Tahoma" w:cs="Tahoma"/>
+          <w:sz w:val="19"/>
+          <w:szCs w:val="19"/>
+        </w:rPr>
+        <w:t xml:space="preserve"> PETSc benchmark </w:t>
+      </w:r>
+      <w:r>
+        <w:rPr>
+          <w:rFonts w:ascii="Tahoma" w:hAnsi="Tahoma" w:cs="Tahoma"/>
+          <w:sz w:val="19"/>
+          <w:szCs w:val="19"/>
+        </w:rPr>
+        <w:t>数据结构化为</w:t>
+      </w:r>
+      <w:r>
+        <w:rPr>
+          <w:rFonts w:ascii="Tahoma" w:hAnsi="Tahoma" w:cs="Tahoma"/>
+          <w:sz w:val="19"/>
+          <w:szCs w:val="19"/>
+        </w:rPr>
+        <w:t xml:space="preserve"> SQLite</w:t>
+      </w:r>
+      <w:r>
+        <w:rPr>
+          <w:rFonts w:ascii="Tahoma" w:hAnsi="Tahoma" w:cs="Tahoma"/>
+          <w:sz w:val="19"/>
+          <w:szCs w:val="19"/>
+        </w:rPr>
+        <w:t>，将性能分析任务封装为确定性工具，以中文规则</w:t>
+      </w:r>
+      <w:r>
+        <w:rPr>
+          <w:rFonts w:ascii="Tahoma" w:hAnsi="Tahoma" w:cs="Tahoma"/>
+          <w:sz w:val="19"/>
+          <w:szCs w:val="19"/>
+        </w:rPr>
+        <w:t xml:space="preserve"> router </w:t>
+      </w:r>
+      <w:r>
+        <w:rPr>
+          <w:rFonts w:ascii="Tahoma" w:hAnsi="Tahoma" w:cs="Tahoma"/>
+          <w:sz w:val="19"/>
+          <w:szCs w:val="19"/>
+        </w:rPr>
+        <w:t>作为可验证</w:t>
+      </w:r>
+      <w:r>
+        <w:rPr>
+          <w:rFonts w:ascii="Tahoma" w:hAnsi="Tahoma" w:cs="Tahoma"/>
+          <w:sz w:val="19"/>
+          <w:szCs w:val="19"/>
+        </w:rPr>
+        <w:t xml:space="preserve"> baseline</w:t>
+      </w:r>
+      <w:r>
+        <w:rPr>
+          <w:rFonts w:ascii="Tahoma" w:hAnsi="Tahoma" w:cs="Tahoma"/>
+          <w:sz w:val="19"/>
+          <w:szCs w:val="19"/>
+        </w:rPr>
+        <w:t>，再接入</w:t>
+      </w:r>
+      <w:r>
+        <w:rPr>
+          <w:rFonts w:ascii="Tahoma" w:hAnsi="Tahoma" w:cs="Tahoma"/>
+          <w:sz w:val="19"/>
+          <w:szCs w:val="19"/>
+        </w:rPr>
+        <w:t xml:space="preserve"> LLM function calling router</w:t>
+      </w:r>
+      <w:r>
+        <w:rPr>
+          <w:rFonts w:ascii="Tahoma" w:hAnsi="Tahoma" w:cs="Tahoma"/>
+          <w:sz w:val="19"/>
+          <w:szCs w:val="19"/>
+        </w:rPr>
+        <w:t>，用自建</w:t>
+      </w:r>
+      <w:r>
+        <w:rPr>
+          <w:rFonts w:ascii="Tahoma" w:hAnsi="Tahoma" w:cs="Tahoma"/>
+          <w:sz w:val="19"/>
+          <w:szCs w:val="19"/>
+        </w:rPr>
+        <w:t xml:space="preserve"> 30 </w:t>
+      </w:r>
+      <w:r>
+        <w:rPr>
+          <w:rFonts w:ascii="Tahoma" w:hAnsi="Tahoma" w:cs="Tahoma"/>
+          <w:sz w:val="19"/>
+          <w:szCs w:val="19"/>
+        </w:rPr>
+        <w:t>问五类中文评测集给两者打同一份分</w:t>
+      </w:r>
+      <w:r>
+        <w:rPr>
+          <w:rFonts w:ascii="Tahoma" w:hAnsi="Tahoma" w:cs="Tahoma"/>
+          <w:sz w:val="19"/>
+          <w:szCs w:val="19"/>
+        </w:rPr>
+        <w:t>——</w:t>
+      </w:r>
+      <w:r>
+        <w:rPr>
+          <w:rFonts w:ascii="Tahoma" w:hAnsi="Tahoma" w:cs="Tahoma"/>
+          <w:sz w:val="19"/>
+          <w:szCs w:val="19"/>
+        </w:rPr>
+        <w:t>规则</w:t>
+      </w:r>
+      <w:r>
+        <w:rPr>
+          <w:rFonts w:ascii="Tahoma" w:hAnsi="Tahoma" w:cs="Tahoma"/>
+          <w:sz w:val="19"/>
+          <w:szCs w:val="19"/>
+        </w:rPr>
+        <w:t xml:space="preserve"> 83.3%</w:t>
+      </w:r>
+      <w:r>
+        <w:rPr>
+          <w:rFonts w:ascii="Tahoma" w:hAnsi="Tahoma" w:cs="Tahoma"/>
+          <w:sz w:val="19"/>
+          <w:szCs w:val="19"/>
+        </w:rPr>
+        <w:t>、</w:t>
+      </w:r>
+      <w:r>
+        <w:rPr>
+          <w:rFonts w:ascii="Tahoma" w:hAnsi="Tahoma" w:cs="Tahoma"/>
+          <w:sz w:val="19"/>
+          <w:szCs w:val="19"/>
+        </w:rPr>
+        <w:t>LLM 100%</w:t>
+      </w:r>
+      <w:r>
+        <w:rPr>
+          <w:rFonts w:ascii="Tahoma" w:hAnsi="Tahoma" w:cs="Tahoma"/>
+          <w:sz w:val="19"/>
+          <w:szCs w:val="19"/>
+        </w:rPr>
+        <w:t>。命题是：让</w:t>
+      </w:r>
+      <w:r>
+        <w:rPr>
+          <w:rFonts w:ascii="Tahoma" w:hAnsi="Tahoma" w:cs="Tahoma"/>
+          <w:sz w:val="19"/>
+          <w:szCs w:val="19"/>
+        </w:rPr>
+        <w:t xml:space="preserve"> LLM </w:t>
+      </w:r>
+      <w:r>
+        <w:rPr>
+          <w:rFonts w:ascii="Tahoma" w:hAnsi="Tahoma" w:cs="Tahoma"/>
+          <w:sz w:val="19"/>
+          <w:szCs w:val="19"/>
+        </w:rPr>
+        <w:t>只负责「选哪个工具、参数是什么」，数值一律由确定性代码算，从而让</w:t>
+      </w:r>
+      <w:r>
+        <w:rPr>
+          <w:rFonts w:ascii="Tahoma" w:hAnsi="Tahoma" w:cs="Tahoma"/>
+          <w:sz w:val="19"/>
+          <w:szCs w:val="19"/>
+        </w:rPr>
+        <w:t xml:space="preserve"> Agent </w:t>
+      </w:r>
+      <w:r>
+        <w:rPr>
+          <w:rFonts w:ascii="Tahoma" w:hAnsi="Tahoma" w:cs="Tahoma"/>
+          <w:sz w:val="19"/>
+          <w:szCs w:val="19"/>
+        </w:rPr>
+        <w:t>的正确性变成可评测量。</w:t>
       </w:r>
     </w:p>
     <w:p>
@@ -739,15 +4085,143 @@
           <w:sz w:val="19"/>
           <w:szCs w:val="19"/>
         </w:rPr>
-        <w:t xml:space="preserve">技术栈：</w:t>
-      </w:r>
-      <w:r>
-        <w:rPr>
-          <w:rFonts w:ascii="Tahoma" w:hAnsi="Tahoma" w:cs="Tahoma"/>
-          <w:sz w:val="19"/>
-          <w:szCs w:val="19"/>
-        </w:rPr>
-        <w:t xml:space="preserve">Python、SQLite、pytest、FastAPI、OpenAI SDK（function calling）、Pydantic、Git、Linux</w:t>
+        <w:t>技术栈：</w:t>
+      </w:r>
+      <w:r>
+        <w:rPr>
+          <w:rFonts w:ascii="Tahoma" w:hAnsi="Tahoma" w:cs="Tahoma"/>
+          <w:sz w:val="19"/>
+          <w:szCs w:val="19"/>
+        </w:rPr>
+        <w:t>Python</w:t>
+      </w:r>
+      <w:r>
+        <w:rPr>
+          <w:rFonts w:ascii="Tahoma" w:hAnsi="Tahoma" w:cs="Tahoma"/>
+          <w:sz w:val="19"/>
+          <w:szCs w:val="19"/>
+        </w:rPr>
+        <w:t>、</w:t>
+      </w:r>
+      <w:r>
+        <w:rPr>
+          <w:rFonts w:ascii="Tahoma" w:hAnsi="Tahoma" w:cs="Tahoma"/>
+          <w:sz w:val="19"/>
+          <w:szCs w:val="19"/>
+        </w:rPr>
+        <w:t>SQLite</w:t>
+      </w:r>
+      <w:r>
+        <w:rPr>
+          <w:rFonts w:ascii="Tahoma" w:hAnsi="Tahoma" w:cs="Tahoma"/>
+          <w:sz w:val="19"/>
+          <w:szCs w:val="19"/>
+        </w:rPr>
+        <w:t>、</w:t>
+      </w:r>
+      <w:r>
+        <w:rPr>
+          <w:rFonts w:ascii="Tahoma" w:hAnsi="Tahoma" w:cs="Tahoma"/>
+          <w:sz w:val="19"/>
+          <w:szCs w:val="19"/>
+        </w:rPr>
+        <w:t>pytest</w:t>
+      </w:r>
+      <w:r>
+        <w:rPr>
+          <w:rFonts w:ascii="Tahoma" w:hAnsi="Tahoma" w:cs="Tahoma"/>
+          <w:sz w:val="19"/>
+          <w:szCs w:val="19"/>
+        </w:rPr>
+        <w:t>、</w:t>
+      </w:r>
+      <w:r>
+        <w:rPr>
+          <w:rFonts w:ascii="Tahoma" w:hAnsi="Tahoma" w:cs="Tahoma"/>
+          <w:sz w:val="19"/>
+          <w:szCs w:val="19"/>
+        </w:rPr>
+        <w:t>FastAPI</w:t>
+      </w:r>
+      <w:r>
+        <w:rPr>
+          <w:rFonts w:ascii="Tahoma" w:hAnsi="Tahoma" w:cs="Tahoma"/>
+          <w:sz w:val="19"/>
+          <w:szCs w:val="19"/>
+        </w:rPr>
+        <w:t>、</w:t>
+      </w:r>
+      <w:r>
+        <w:rPr>
+          <w:rFonts w:ascii="Tahoma" w:hAnsi="Tahoma" w:cs="Tahoma"/>
+          <w:sz w:val="19"/>
+          <w:szCs w:val="19"/>
+        </w:rPr>
+        <w:t>OpenAI SDK</w:t>
+      </w:r>
+      <w:r>
+        <w:rPr>
+          <w:rFonts w:ascii="Tahoma" w:hAnsi="Tahoma" w:cs="Tahoma"/>
+          <w:sz w:val="19"/>
+          <w:szCs w:val="19"/>
+        </w:rPr>
+        <w:t>（</w:t>
+      </w:r>
+      <w:r>
+        <w:rPr>
+          <w:rFonts w:ascii="Tahoma" w:hAnsi="Tahoma" w:cs="Tahoma"/>
+          <w:sz w:val="19"/>
+          <w:szCs w:val="19"/>
+        </w:rPr>
+        <w:t>function calling</w:t>
+      </w:r>
+      <w:r>
+        <w:rPr>
+          <w:rFonts w:ascii="Tahoma" w:hAnsi="Tahoma" w:cs="Tahoma"/>
+          <w:sz w:val="19"/>
+          <w:szCs w:val="19"/>
+        </w:rPr>
+        <w:t>）、</w:t>
+      </w:r>
+      <w:r>
+        <w:rPr>
+          <w:rFonts w:ascii="Tahoma" w:hAnsi="Tahoma" w:cs="Tahoma"/>
+          <w:sz w:val="19"/>
+          <w:szCs w:val="19"/>
+        </w:rPr>
+        <w:t>Pydantic</w:t>
+      </w:r>
+      <w:r>
+        <w:rPr>
+          <w:rFonts w:ascii="Tahoma" w:hAnsi="Tahoma" w:cs="Tahoma"/>
+          <w:sz w:val="19"/>
+          <w:szCs w:val="19"/>
+        </w:rPr>
+        <w:t>、</w:t>
+      </w:r>
+      <w:r>
+        <w:rPr>
+          <w:rFonts w:ascii="Tahoma" w:hAnsi="Tahoma" w:cs="Tahoma"/>
+          <w:sz w:val="19"/>
+          <w:szCs w:val="19"/>
+        </w:rPr>
+        <w:t>Git</w:t>
+      </w:r>
+      <w:r>
+        <w:rPr>
+          <w:rFonts w:ascii="Tahoma" w:hAnsi="Tahoma" w:cs="Tahoma"/>
+          <w:sz w:val="19"/>
+          <w:szCs w:val="19"/>
+        </w:rPr>
+        <w:t>、</w:t>
+      </w:r>
+      <w:r>
+        <w:rPr>
+          <w:rFonts w:ascii="Tahoma" w:hAnsi="Tahoma" w:cs="Tahoma"/>
+          <w:sz w:val="19"/>
+          <w:szCs w:val="19"/>
+        </w:rPr>
+        <w:t>Linux</w:t>
       </w:r>
     </w:p>
     <w:p>
@@ -770,15 +4244,264 @@
           <w:sz w:val="19"/>
           <w:szCs w:val="19"/>
         </w:rPr>
-        <w:t xml:space="preserve">分层架构与同构契约：</w:t>
-      </w:r>
-      <w:r>
-        <w:rPr>
-          <w:rFonts w:ascii="Tahoma" w:hAnsi="Tahoma" w:cs="Tahoma"/>
-          <w:sz w:val="19"/>
-          <w:szCs w:val="19"/>
-        </w:rPr>
-        <w:t xml:space="preserve">数据导入 / 指标 / 工具 / 检索 / 路由 / 可观测六层，加 CLI 与 FastAPI 两个平级且互不依赖的进程边界；规则 router 与 LLM tool call 输出严格同构（intent + 参数），因此可共用同一套评测集、切换只需改一行 dispatch。各层合同由 229 项自动化测试钉死，全量离线可跑、不需要 API key（LLM 部分走 FakeLLM 依赖注入）。</w:t>
+        <w:t>分层架构与同构契约：</w:t>
+      </w:r>
+      <w:r>
+        <w:rPr>
+          <w:rFonts w:ascii="Tahoma" w:hAnsi="Tahoma" w:cs="Tahoma"/>
+          <w:sz w:val="19"/>
+          <w:szCs w:val="19"/>
+        </w:rPr>
+        <w:t>数据导入</w:t>
+      </w:r>
+      <w:r>
+        <w:rPr>
+          <w:rFonts w:ascii="Tahoma" w:hAnsi="Tahoma" w:cs="Tahoma"/>
+          <w:sz w:val="19"/>
+          <w:szCs w:val="19"/>
+        </w:rPr>
+        <w:t xml:space="preserve"> / </w:t>
+      </w:r>
+      <w:r>
+        <w:rPr>
+          <w:rFonts w:ascii="Tahoma" w:hAnsi="Tahoma" w:cs="Tahoma"/>
+          <w:sz w:val="19"/>
+          <w:szCs w:val="19"/>
+        </w:rPr>
+        <w:t>指标</w:t>
+      </w:r>
+      <w:r>
+        <w:rPr>
+          <w:rFonts w:ascii="Tahoma" w:hAnsi="Tahoma" w:cs="Tahoma"/>
+          <w:sz w:val="19"/>
+          <w:szCs w:val="19"/>
+        </w:rPr>
+        <w:t xml:space="preserve"> / </w:t>
+      </w:r>
+      <w:r>
+        <w:rPr>
+          <w:rFonts w:ascii="Tahoma" w:hAnsi="Tahoma" w:cs="Tahoma"/>
+          <w:sz w:val="19"/>
+          <w:szCs w:val="19"/>
+        </w:rPr>
+        <w:t>工具</w:t>
+      </w:r>
+      <w:r>
+        <w:rPr>
+          <w:rFonts w:ascii="Tahoma" w:hAnsi="Tahoma" w:cs="Tahoma"/>
+          <w:sz w:val="19"/>
+          <w:szCs w:val="19"/>
+        </w:rPr>
+        <w:t xml:space="preserve"> / </w:t>
+      </w:r>
+      <w:r>
+        <w:rPr>
+          <w:rFonts w:ascii="Tahoma" w:hAnsi="Tahoma" w:cs="Tahoma"/>
+          <w:sz w:val="19"/>
+          <w:szCs w:val="19"/>
+        </w:rPr>
+        <w:t>检索</w:t>
+      </w:r>
+      <w:r>
+        <w:rPr>
+          <w:rFonts w:ascii="Tahoma" w:hAnsi="Tahoma" w:cs="Tahoma"/>
+          <w:sz w:val="19"/>
+          <w:szCs w:val="19"/>
+        </w:rPr>
+        <w:t xml:space="preserve"> / </w:t>
+      </w:r>
+      <w:r>
+        <w:rPr>
+          <w:rFonts w:ascii="Tahoma" w:hAnsi="Tahoma" w:cs="Tahoma"/>
+          <w:sz w:val="19"/>
+          <w:szCs w:val="19"/>
+        </w:rPr>
+        <w:t>路由</w:t>
+      </w:r>
+      <w:r>
+        <w:rPr>
+          <w:rFonts w:ascii="Tahoma" w:hAnsi="Tahoma" w:cs="Tahoma"/>
+          <w:sz w:val="19"/>
+          <w:szCs w:val="19"/>
+        </w:rPr>
+        <w:t xml:space="preserve"> / </w:t>
+      </w:r>
+      <w:r>
+        <w:rPr>
+          <w:rFonts w:ascii="Tahoma" w:hAnsi="Tahoma" w:cs="Tahoma"/>
+          <w:sz w:val="19"/>
+          <w:szCs w:val="19"/>
+        </w:rPr>
+        <w:t>可观测六层，加</w:t>
+      </w:r>
+      <w:r>
+        <w:rPr>
+          <w:rFonts w:ascii="Tahoma" w:hAnsi="Tahoma" w:cs="Tahoma"/>
+          <w:sz w:val="19"/>
+          <w:szCs w:val="19"/>
+        </w:rPr>
+        <w:t xml:space="preserve"> CLI </w:t>
+      </w:r>
+      <w:r>
+        <w:rPr>
+          <w:rFonts w:ascii="Tahoma" w:hAnsi="Tahoma" w:cs="Tahoma"/>
+          <w:sz w:val="19"/>
+          <w:szCs w:val="19"/>
+        </w:rPr>
+        <w:t>与</w:t>
+      </w:r>
+      <w:r>
+        <w:rPr>
+          <w:rFonts w:ascii="Tahoma" w:hAnsi="Tahoma" w:cs="Tahoma"/>
+          <w:sz w:val="19"/>
+          <w:szCs w:val="19"/>
+        </w:rPr>
+        <w:t xml:space="preserve"> FastAPI </w:t>
+      </w:r>
+      <w:r>
+        <w:rPr>
+          <w:rFonts w:ascii="Tahoma" w:hAnsi="Tahoma" w:cs="Tahoma"/>
+          <w:sz w:val="19"/>
+          <w:szCs w:val="19"/>
+        </w:rPr>
+        <w:t>两个平级且互不依赖的进程边界；规则</w:t>
+      </w:r>
+      <w:r>
+        <w:rPr>
+          <w:rFonts w:ascii="Tahoma" w:hAnsi="Tahoma" w:cs="Tahoma"/>
+          <w:sz w:val="19"/>
+          <w:szCs w:val="19"/>
+        </w:rPr>
+        <w:t xml:space="preserve"> router </w:t>
+      </w:r>
+      <w:r>
+        <w:rPr>
+          <w:rFonts w:ascii="Tahoma" w:hAnsi="Tahoma" w:cs="Tahoma"/>
+          <w:sz w:val="19"/>
+          <w:szCs w:val="19"/>
+        </w:rPr>
+        <w:t>与</w:t>
+      </w:r>
+      <w:r>
+        <w:rPr>
+          <w:rFonts w:ascii="Tahoma" w:hAnsi="Tahoma" w:cs="Tahoma"/>
+          <w:sz w:val="19"/>
+          <w:szCs w:val="19"/>
+        </w:rPr>
+        <w:t xml:space="preserve"> LLM tool call </w:t>
+      </w:r>
+      <w:r>
+        <w:rPr>
+          <w:rFonts w:ascii="Tahoma" w:hAnsi="Tahoma" w:cs="Tahoma"/>
+          <w:sz w:val="19"/>
+          <w:szCs w:val="19"/>
+        </w:rPr>
+        <w:t>输出严格同构（</w:t>
+      </w:r>
+      <w:r>
+        <w:rPr>
+          <w:rFonts w:ascii="Tahoma" w:hAnsi="Tahoma" w:cs="Tahoma"/>
+          <w:sz w:val="19"/>
+          <w:szCs w:val="19"/>
+        </w:rPr>
+        <w:t xml:space="preserve">intent + </w:t>
+      </w:r>
+      <w:r>
+        <w:rPr>
+          <w:rFonts w:ascii="Tahoma" w:hAnsi="Tahoma" w:cs="Tahoma"/>
+          <w:sz w:val="19"/>
+          <w:szCs w:val="19"/>
+        </w:rPr>
+        <w:t>参数），因此可共用同一套评测集、切换只需改一行</w:t>
+      </w:r>
+      <w:r>
+        <w:rPr>
+          <w:rFonts w:ascii="Tahoma" w:hAnsi="Tahoma" w:cs="Tahoma"/>
+          <w:sz w:val="19"/>
+          <w:szCs w:val="19"/>
+        </w:rPr>
+        <w:t xml:space="preserve"> dispatch</w:t>
+      </w:r>
+      <w:r>
+        <w:rPr>
+          <w:rFonts w:ascii="Tahoma" w:hAnsi="Tahoma" w:cs="Tahoma"/>
+          <w:sz w:val="19"/>
+          <w:szCs w:val="19"/>
+        </w:rPr>
+        <w:t>。各</w:t>
+      </w:r>
+      <w:r>
+        <w:rPr>
+          <w:rFonts w:ascii="Tahoma" w:hAnsi="Tahoma" w:cs="Tahoma"/>
+          <w:sz w:val="19"/>
+          <w:szCs w:val="19"/>
+        </w:rPr>
+        <w:lastRenderedPageBreak/>
+        <w:t>层合同由</w:t>
+      </w:r>
+      <w:r>
+        <w:rPr>
+          <w:rFonts w:ascii="Tahoma" w:hAnsi="Tahoma" w:cs="Tahoma"/>
+          <w:sz w:val="19"/>
+          <w:szCs w:val="19"/>
+        </w:rPr>
+        <w:t xml:space="preserve"> 229 </w:t>
+      </w:r>
+      <w:r>
+        <w:rPr>
+          <w:rFonts w:ascii="Tahoma" w:hAnsi="Tahoma" w:cs="Tahoma"/>
+          <w:sz w:val="19"/>
+          <w:szCs w:val="19"/>
+        </w:rPr>
+        <w:t>项自动化测试钉死，全量离线可跑、不需要</w:t>
+      </w:r>
+      <w:r>
+        <w:rPr>
+          <w:rFonts w:ascii="Tahoma" w:hAnsi="Tahoma" w:cs="Tahoma"/>
+          <w:sz w:val="19"/>
+          <w:szCs w:val="19"/>
+        </w:rPr>
+        <w:t xml:space="preserve"> API key</w:t>
+      </w:r>
+      <w:r>
+        <w:rPr>
+          <w:rFonts w:ascii="Tahoma" w:hAnsi="Tahoma" w:cs="Tahoma"/>
+          <w:sz w:val="19"/>
+          <w:szCs w:val="19"/>
+        </w:rPr>
+        <w:t>（</w:t>
+      </w:r>
+      <w:r>
+        <w:rPr>
+          <w:rFonts w:ascii="Tahoma" w:hAnsi="Tahoma" w:cs="Tahoma"/>
+          <w:sz w:val="19"/>
+          <w:szCs w:val="19"/>
+        </w:rPr>
+        <w:t xml:space="preserve">LLM </w:t>
+      </w:r>
+      <w:r>
+        <w:rPr>
+          <w:rFonts w:ascii="Tahoma" w:hAnsi="Tahoma" w:cs="Tahoma"/>
+          <w:sz w:val="19"/>
+          <w:szCs w:val="19"/>
+        </w:rPr>
+        <w:t>部分走</w:t>
+      </w:r>
+      <w:r>
+        <w:rPr>
+          <w:rFonts w:ascii="Tahoma" w:hAnsi="Tahoma" w:cs="Tahoma"/>
+          <w:sz w:val="19"/>
+          <w:szCs w:val="19"/>
+        </w:rPr>
+        <w:t xml:space="preserve"> FakeLLM </w:t>
+      </w:r>
+      <w:r>
+        <w:rPr>
+          <w:rFonts w:ascii="Tahoma" w:hAnsi="Tahoma" w:cs="Tahoma"/>
+          <w:sz w:val="19"/>
+          <w:szCs w:val="19"/>
+        </w:rPr>
+        <w:t>依赖注入）。</w:t>
       </w:r>
     </w:p>
     <w:p>
@@ -801,15 +4524,209 @@
           <w:sz w:val="19"/>
           <w:szCs w:val="19"/>
         </w:rPr>
-        <w:t xml:space="preserve">LLM function calling、防御式解析与评测：</w:t>
-      </w:r>
-      <w:r>
-        <w:rPr>
-          <w:rFonts w:ascii="Tahoma" w:hAnsi="Tahoma" w:cs="Tahoma"/>
-          <w:sz w:val="19"/>
-          <w:szCs w:val="19"/>
-        </w:rPr>
-        <w:t xml:space="preserve">tool schema 的 description 写明工具边界，unknowns 刻意可选——省略参数即「追问」、不调用工具即「拒答」；未调用工具、幻觉工具名、坏 JSON 三类异常统一收敛为显式 unknown，绝不猜参数以避免「静默算错」。自建 30 问五类中文评测集（期望值是 tool call 而非答案文本）给两个 router 打同一份分，消融显示同一模型去掉 system prompt 只有 63.3%——准确率主要由工具说明书与策略 prompt 决定。</w:t>
+        <w:t>LLM function calling</w:t>
+      </w:r>
+      <w:r>
+        <w:rPr>
+          <w:rFonts w:ascii="Tahoma" w:hAnsi="Tahoma" w:cs="Tahoma"/>
+          <w:b/>
+          <w:bCs/>
+          <w:sz w:val="19"/>
+          <w:szCs w:val="19"/>
+        </w:rPr>
+        <w:t>、防御式解析与评测：</w:t>
+      </w:r>
+      <w:r>
+        <w:rPr>
+          <w:rFonts w:ascii="Tahoma" w:hAnsi="Tahoma" w:cs="Tahoma"/>
+          <w:sz w:val="19"/>
+          <w:szCs w:val="19"/>
+        </w:rPr>
+        <w:t xml:space="preserve">tool schema </w:t>
+      </w:r>
+      <w:r>
+        <w:rPr>
+          <w:rFonts w:ascii="Tahoma" w:hAnsi="Tahoma" w:cs="Tahoma"/>
+          <w:sz w:val="19"/>
+          <w:szCs w:val="19"/>
+        </w:rPr>
+        <w:t>的</w:t>
+      </w:r>
+      <w:r>
+        <w:rPr>
+          <w:rFonts w:ascii="Tahoma" w:hAnsi="Tahoma" w:cs="Tahoma"/>
+          <w:sz w:val="19"/>
+          <w:szCs w:val="19"/>
+        </w:rPr>
+        <w:t xml:space="preserve"> description </w:t>
+      </w:r>
+      <w:r>
+        <w:rPr>
+          <w:rFonts w:ascii="Tahoma" w:hAnsi="Tahoma" w:cs="Tahoma"/>
+          <w:sz w:val="19"/>
+          <w:szCs w:val="19"/>
+        </w:rPr>
+        <w:t>写明工具边界，</w:t>
+      </w:r>
+      <w:r>
+        <w:rPr>
+          <w:rFonts w:ascii="Tahoma" w:hAnsi="Tahoma" w:cs="Tahoma"/>
+          <w:sz w:val="19"/>
+          <w:szCs w:val="19"/>
+        </w:rPr>
+        <w:t xml:space="preserve">unknowns </w:t>
+      </w:r>
+      <w:r>
+        <w:rPr>
+          <w:rFonts w:ascii="Tahoma" w:hAnsi="Tahoma" w:cs="Tahoma"/>
+          <w:sz w:val="19"/>
+          <w:szCs w:val="19"/>
+        </w:rPr>
+        <w:t>刻意可选</w:t>
+      </w:r>
+      <w:r>
+        <w:rPr>
+          <w:rFonts w:ascii="Tahoma" w:hAnsi="Tahoma" w:cs="Tahoma"/>
+          <w:sz w:val="19"/>
+          <w:szCs w:val="19"/>
+        </w:rPr>
+        <w:t>——</w:t>
+      </w:r>
+      <w:r>
+        <w:rPr>
+          <w:rFonts w:ascii="Tahoma" w:hAnsi="Tahoma" w:cs="Tahoma"/>
+          <w:sz w:val="19"/>
+          <w:szCs w:val="19"/>
+        </w:rPr>
+        <w:t>省略参数即「追问」、不调用工具即「拒答」；未调用工具、幻觉工具名、坏</w:t>
+      </w:r>
+      <w:r>
+        <w:rPr>
+          <w:rFonts w:ascii="Tahoma" w:hAnsi="Tahoma" w:cs="Tahoma"/>
+          <w:sz w:val="19"/>
+          <w:szCs w:val="19"/>
+        </w:rPr>
+        <w:t xml:space="preserve"> JSON </w:t>
+      </w:r>
+      <w:r>
+        <w:rPr>
+          <w:rFonts w:ascii="Tahoma" w:hAnsi="Tahoma" w:cs="Tahoma"/>
+          <w:sz w:val="19"/>
+          <w:szCs w:val="19"/>
+        </w:rPr>
+        <w:t>三类异常统一收敛为显式</w:t>
+      </w:r>
+      <w:r>
+        <w:rPr>
+          <w:rFonts w:ascii="Tahoma" w:hAnsi="Tahoma" w:cs="Tahoma"/>
+          <w:sz w:val="19"/>
+          <w:szCs w:val="19"/>
+        </w:rPr>
+        <w:t xml:space="preserve"> unknown</w:t>
+      </w:r>
+      <w:r>
+        <w:rPr>
+          <w:rFonts w:ascii="Tahoma" w:hAnsi="Tahoma" w:cs="Tahoma"/>
+          <w:sz w:val="19"/>
+          <w:szCs w:val="19"/>
+        </w:rPr>
+        <w:t>，绝不猜参数以避免「静默算错」。自建</w:t>
+      </w:r>
+      <w:r>
+        <w:rPr>
+          <w:rFonts w:ascii="Tahoma" w:hAnsi="Tahoma" w:cs="Tahoma"/>
+          <w:sz w:val="19"/>
+          <w:szCs w:val="19"/>
+        </w:rPr>
+        <w:t xml:space="preserve"> 30 </w:t>
+      </w:r>
+      <w:r>
+        <w:rPr>
+          <w:rFonts w:ascii="Tahoma" w:hAnsi="Tahoma" w:cs="Tahoma"/>
+          <w:sz w:val="19"/>
+          <w:szCs w:val="19"/>
+        </w:rPr>
+        <w:t>问五类中文评测集（期望值是</w:t>
+      </w:r>
+      <w:r>
+        <w:rPr>
+          <w:rFonts w:ascii="Tahoma" w:hAnsi="Tahoma" w:cs="Tahoma"/>
+          <w:sz w:val="19"/>
+          <w:szCs w:val="19"/>
+        </w:rPr>
+        <w:t xml:space="preserve"> tool call </w:t>
+      </w:r>
+      <w:r>
+        <w:rPr>
+          <w:rFonts w:ascii="Tahoma" w:hAnsi="Tahoma" w:cs="Tahoma"/>
+          <w:sz w:val="19"/>
+          <w:szCs w:val="19"/>
+        </w:rPr>
+        <w:t>而非答案文本）给两个</w:t>
+      </w:r>
+      <w:r>
+        <w:rPr>
+          <w:rFonts w:ascii="Tahoma" w:hAnsi="Tahoma" w:cs="Tahoma"/>
+          <w:sz w:val="19"/>
+          <w:szCs w:val="19"/>
+        </w:rPr>
+        <w:t xml:space="preserve"> router </w:t>
+      </w:r>
+      <w:r>
+        <w:rPr>
+          <w:rFonts w:ascii="Tahoma" w:hAnsi="Tahoma" w:cs="Tahoma"/>
+          <w:sz w:val="19"/>
+          <w:szCs w:val="19"/>
+        </w:rPr>
+        <w:t>打同一份分，消融显示同一模型去掉</w:t>
+      </w:r>
+      <w:r>
+        <w:rPr>
+          <w:rFonts w:ascii="Tahoma" w:hAnsi="Tahoma" w:cs="Tahoma"/>
+          <w:sz w:val="19"/>
+          <w:szCs w:val="19"/>
+        </w:rPr>
+        <w:t xml:space="preserve"> system prompt </w:t>
+      </w:r>
+      <w:r>
+        <w:rPr>
+          <w:rFonts w:ascii="Tahoma" w:hAnsi="Tahoma" w:cs="Tahoma"/>
+          <w:sz w:val="19"/>
+          <w:szCs w:val="19"/>
+        </w:rPr>
+        <w:t>只有</w:t>
+      </w:r>
+      <w:r>
+        <w:rPr>
+          <w:rFonts w:ascii="Tahoma" w:hAnsi="Tahoma" w:cs="Tahoma"/>
+          <w:sz w:val="19"/>
+          <w:szCs w:val="19"/>
+        </w:rPr>
+        <w:t xml:space="preserve"> 63.3%——</w:t>
+      </w:r>
+      <w:r>
+        <w:rPr>
+          <w:rFonts w:ascii="Tahoma" w:hAnsi="Tahoma" w:cs="Tahoma"/>
+          <w:sz w:val="19"/>
+          <w:szCs w:val="19"/>
+        </w:rPr>
+        <w:t>准确率主要由工具说明书与策略</w:t>
+      </w:r>
+      <w:r>
+        <w:rPr>
+          <w:rFonts w:ascii="Tahoma" w:hAnsi="Tahoma" w:cs="Tahoma"/>
+          <w:sz w:val="19"/>
+          <w:szCs w:val="19"/>
+        </w:rPr>
+        <w:t xml:space="preserve"> prompt </w:t>
+      </w:r>
+      <w:r>
+        <w:rPr>
+          <w:rFonts w:ascii="Tahoma" w:hAnsi="Tahoma" w:cs="Tahoma"/>
+          <w:sz w:val="19"/>
+          <w:szCs w:val="19"/>
+        </w:rPr>
+        <w:t>决定。</w:t>
       </w:r>
     </w:p>
     <w:p>
@@ -832,15 +4749,247 @@
           <w:sz w:val="19"/>
           <w:szCs w:val="19"/>
         </w:rPr>
-        <w:t xml:space="preserve">工程化外围：</w:t>
-      </w:r>
-      <w:r>
-        <w:rPr>
-          <w:rFonts w:ascii="Tahoma" w:hAnsi="Tahoma" w:cs="Tahoma"/>
-          <w:sz w:val="19"/>
-          <w:szCs w:val="19"/>
-        </w:rPr>
-        <w:t xml:space="preserve">trace_id 贯穿的 JSON Lines 事件流可完整回放一次执行，脱敏收敛在单一出口点并由扫描测试强制；FastAPI 暴露 POST /ask，非法 router 由 Pydantic 拦为 422、缺 key 映射 503 而非 500，与 CLI 的退出码 2 各自独立；最小 RAG 用 IDF 加权词法检索（纯标准库、刻意不用向量库），检索不到即返回空、不注入，未开启时 messages 与评测时逐字节一致并由测试锁死，以保结论可比。</w:t>
+        <w:t>工程化外围：</w:t>
+      </w:r>
+      <w:r>
+        <w:rPr>
+          <w:rFonts w:ascii="Tahoma" w:hAnsi="Tahoma" w:cs="Tahoma"/>
+          <w:sz w:val="19"/>
+          <w:szCs w:val="19"/>
+        </w:rPr>
+        <w:t xml:space="preserve">trace_id </w:t>
+      </w:r>
+      <w:r>
+        <w:rPr>
+          <w:rFonts w:ascii="Tahoma" w:hAnsi="Tahoma" w:cs="Tahoma"/>
+          <w:sz w:val="19"/>
+          <w:szCs w:val="19"/>
+        </w:rPr>
+        <w:t>贯穿的</w:t>
+      </w:r>
+      <w:r>
+        <w:rPr>
+          <w:rFonts w:ascii="Tahoma" w:hAnsi="Tahoma" w:cs="Tahoma"/>
+          <w:sz w:val="19"/>
+          <w:szCs w:val="19"/>
+        </w:rPr>
+        <w:t xml:space="preserve"> JSON Lines </w:t>
+      </w:r>
+      <w:r>
+        <w:rPr>
+          <w:rFonts w:ascii="Tahoma" w:hAnsi="Tahoma" w:cs="Tahoma"/>
+          <w:sz w:val="19"/>
+          <w:szCs w:val="19"/>
+        </w:rPr>
+        <w:t>事件流可完整回放一次执行，脱敏收敛在单一出口点并由扫描测试强制；</w:t>
+      </w:r>
+      <w:r>
+        <w:rPr>
+          <w:rFonts w:ascii="Tahoma" w:hAnsi="Tahoma" w:cs="Tahoma"/>
+          <w:sz w:val="19"/>
+          <w:szCs w:val="19"/>
+        </w:rPr>
+        <w:t xml:space="preserve">FastAPI </w:t>
+      </w:r>
+      <w:r>
+        <w:rPr>
+          <w:rFonts w:ascii="Tahoma" w:hAnsi="Tahoma" w:cs="Tahoma"/>
+          <w:sz w:val="19"/>
+          <w:szCs w:val="19"/>
+        </w:rPr>
+        <w:t>暴露</w:t>
+      </w:r>
+      <w:r>
+        <w:rPr>
+          <w:rFonts w:ascii="Tahoma" w:hAnsi="Tahoma" w:cs="Tahoma"/>
+          <w:sz w:val="19"/>
+          <w:szCs w:val="19"/>
+        </w:rPr>
+        <w:t xml:space="preserve"> POST /ask</w:t>
+      </w:r>
+      <w:r>
+        <w:rPr>
+          <w:rFonts w:ascii="Tahoma" w:hAnsi="Tahoma" w:cs="Tahoma"/>
+          <w:sz w:val="19"/>
+          <w:szCs w:val="19"/>
+        </w:rPr>
+        <w:t>，非法</w:t>
+      </w:r>
+      <w:r>
+        <w:rPr>
+          <w:rFonts w:ascii="Tahoma" w:hAnsi="Tahoma" w:cs="Tahoma"/>
+          <w:sz w:val="19"/>
+          <w:szCs w:val="19"/>
+        </w:rPr>
+        <w:t xml:space="preserve"> router </w:t>
+      </w:r>
+      <w:r>
+        <w:rPr>
+          <w:rFonts w:ascii="Tahoma" w:hAnsi="Tahoma" w:cs="Tahoma"/>
+          <w:sz w:val="19"/>
+          <w:szCs w:val="19"/>
+        </w:rPr>
+        <w:t>由</w:t>
+      </w:r>
+      <w:r>
+        <w:rPr>
+          <w:rFonts w:ascii="Tahoma" w:hAnsi="Tahoma" w:cs="Tahoma"/>
+          <w:sz w:val="19"/>
+          <w:szCs w:val="19"/>
+        </w:rPr>
+        <w:t xml:space="preserve"> Pydantic </w:t>
+      </w:r>
+      <w:r>
+        <w:rPr>
+          <w:rFonts w:ascii="Tahoma" w:hAnsi="Tahoma" w:cs="Tahoma"/>
+          <w:sz w:val="19"/>
+          <w:szCs w:val="19"/>
+        </w:rPr>
+        <w:t>拦为</w:t>
+      </w:r>
+      <w:r>
+        <w:rPr>
+          <w:rFonts w:ascii="Tahoma" w:hAnsi="Tahoma" w:cs="Tahoma"/>
+          <w:sz w:val="19"/>
+          <w:szCs w:val="19"/>
+        </w:rPr>
+        <w:t xml:space="preserve"> 422</w:t>
+      </w:r>
+      <w:r>
+        <w:rPr>
+          <w:rFonts w:ascii="Tahoma" w:hAnsi="Tahoma" w:cs="Tahoma"/>
+          <w:sz w:val="19"/>
+          <w:szCs w:val="19"/>
+        </w:rPr>
+        <w:t>、缺</w:t>
+      </w:r>
+      <w:r>
+        <w:rPr>
+          <w:rFonts w:ascii="Tahoma" w:hAnsi="Tahoma" w:cs="Tahoma"/>
+          <w:sz w:val="19"/>
+          <w:szCs w:val="19"/>
+        </w:rPr>
+        <w:t xml:space="preserve"> key </w:t>
+      </w:r>
+      <w:r>
+        <w:rPr>
+          <w:rFonts w:ascii="Tahoma" w:hAnsi="Tahoma" w:cs="Tahoma"/>
+          <w:sz w:val="19"/>
+          <w:szCs w:val="19"/>
+        </w:rPr>
+        <w:t>映射</w:t>
+      </w:r>
+      <w:r>
+        <w:rPr>
+          <w:rFonts w:ascii="Tahoma" w:hAnsi="Tahoma" w:cs="Tahoma"/>
+          <w:sz w:val="19"/>
+          <w:szCs w:val="19"/>
+        </w:rPr>
+        <w:t xml:space="preserve"> 503 </w:t>
+      </w:r>
+      <w:r>
+        <w:rPr>
+          <w:rFonts w:ascii="Tahoma" w:hAnsi="Tahoma" w:cs="Tahoma"/>
+          <w:sz w:val="19"/>
+          <w:szCs w:val="19"/>
+        </w:rPr>
+        <w:t>而非</w:t>
+      </w:r>
+      <w:r>
+        <w:rPr>
+          <w:rFonts w:ascii="Tahoma" w:hAnsi="Tahoma" w:cs="Tahoma"/>
+          <w:sz w:val="19"/>
+          <w:szCs w:val="19"/>
+        </w:rPr>
+        <w:t xml:space="preserve"> 500</w:t>
+      </w:r>
+      <w:r>
+        <w:rPr>
+          <w:rFonts w:ascii="Tahoma" w:hAnsi="Tahoma" w:cs="Tahoma"/>
+          <w:sz w:val="19"/>
+          <w:szCs w:val="19"/>
+        </w:rPr>
+        <w:t>，与</w:t>
+      </w:r>
+      <w:r>
+        <w:rPr>
+          <w:rFonts w:ascii="Tahoma" w:hAnsi="Tahoma" w:cs="Tahoma"/>
+          <w:sz w:val="19"/>
+          <w:szCs w:val="19"/>
+        </w:rPr>
+        <w:t xml:space="preserve"> CLI </w:t>
+      </w:r>
+      <w:r>
+        <w:rPr>
+          <w:rFonts w:ascii="Tahoma" w:hAnsi="Tahoma" w:cs="Tahoma"/>
+          <w:sz w:val="19"/>
+          <w:szCs w:val="19"/>
+        </w:rPr>
+        <w:t>的退出码</w:t>
+      </w:r>
+      <w:r>
+        <w:rPr>
+          <w:rFonts w:ascii="Tahoma" w:hAnsi="Tahoma" w:cs="Tahoma"/>
+          <w:sz w:val="19"/>
+          <w:szCs w:val="19"/>
+        </w:rPr>
+        <w:t xml:space="preserve"> 2 </w:t>
+      </w:r>
+      <w:r>
+        <w:rPr>
+          <w:rFonts w:ascii="Tahoma" w:hAnsi="Tahoma" w:cs="Tahoma"/>
+          <w:sz w:val="19"/>
+          <w:szCs w:val="19"/>
+        </w:rPr>
+        <w:t>各自独立；最小</w:t>
+      </w:r>
+      <w:r>
+        <w:rPr>
+          <w:rFonts w:ascii="Tahoma" w:hAnsi="Tahoma" w:cs="Tahoma"/>
+          <w:sz w:val="19"/>
+          <w:szCs w:val="19"/>
+        </w:rPr>
+        <w:t xml:space="preserve"> RAG </w:t>
+      </w:r>
+      <w:r>
+        <w:rPr>
+          <w:rFonts w:ascii="Tahoma" w:hAnsi="Tahoma" w:cs="Tahoma"/>
+          <w:sz w:val="19"/>
+          <w:szCs w:val="19"/>
+        </w:rPr>
+        <w:t>用</w:t>
+      </w:r>
+      <w:r>
+        <w:rPr>
+          <w:rFonts w:ascii="Tahoma" w:hAnsi="Tahoma" w:cs="Tahoma"/>
+          <w:sz w:val="19"/>
+          <w:szCs w:val="19"/>
+        </w:rPr>
+        <w:t xml:space="preserve"> IDF </w:t>
+      </w:r>
+      <w:r>
+        <w:rPr>
+          <w:rFonts w:ascii="Tahoma" w:hAnsi="Tahoma" w:cs="Tahoma"/>
+          <w:sz w:val="19"/>
+          <w:szCs w:val="19"/>
+        </w:rPr>
+        <w:t>加权词法检索（纯标准库、刻意不用向量库），检索不到即返回空、不注入，未开启时</w:t>
+      </w:r>
+      <w:r>
+        <w:rPr>
+          <w:rFonts w:ascii="Tahoma" w:hAnsi="Tahoma" w:cs="Tahoma"/>
+          <w:sz w:val="19"/>
+          <w:szCs w:val="19"/>
+        </w:rPr>
+        <w:t xml:space="preserve"> messages </w:t>
+      </w:r>
+      <w:r>
+        <w:rPr>
+          <w:rFonts w:ascii="Tahoma" w:hAnsi="Tahoma" w:cs="Tahoma"/>
+          <w:sz w:val="19"/>
+          <w:szCs w:val="19"/>
+        </w:rPr>
+        <w:t>与评测时逐字节一致并由测试锁死，以保结论可比。</w:t>
       </w:r>
     </w:p>
     <w:p>
@@ -866,14 +5015,34 @@
           <w:sz w:val="20"/>
           <w:szCs w:val="20"/>
         </w:rPr>
-        <w:t xml:space="preserve">多智能体 Actor-Critic 方法中的价值函数分解研究（本科毕业设计）</w:t>
-      </w:r>
-      <w:r>
-        <w:rPr>
-          <w:rFonts w:ascii="Tahoma" w:hAnsi="Tahoma" w:cs="Tahoma"/>
+        <w:t>多智能体</w:t>
+      </w:r>
+      <w:r>
+        <w:rPr>
+          <w:rFonts w:ascii="Tahoma" w:hAnsi="Tahoma" w:cs="Tahoma"/>
+          <w:b/>
+          <w:bCs/>
           <w:sz w:val="20"/>
           <w:szCs w:val="20"/>
         </w:rPr>
+        <w:t xml:space="preserve"> Actor-Critic </w:t>
+      </w:r>
+      <w:r>
+        <w:rPr>
+          <w:rFonts w:ascii="Tahoma" w:hAnsi="Tahoma" w:cs="Tahoma"/>
+          <w:b/>
+          <w:bCs/>
+          <w:sz w:val="20"/>
+          <w:szCs w:val="20"/>
+        </w:rPr>
+        <w:t>方法中的价值函数分解研究（本科毕业设计）</w:t>
+      </w:r>
+      <w:r>
+        <w:rPr>
+          <w:rFonts w:ascii="Tahoma" w:hAnsi="Tahoma" w:cs="Tahoma"/>
+          <w:sz w:val="20"/>
+          <w:szCs w:val="20"/>
+        </w:rPr>
         <w:t xml:space="preserve">  github.com/leyancode/marl-value-factorisation</w:t>
       </w:r>
     </w:p>
@@ -893,15 +5062,463 @@
           <w:sz w:val="19"/>
           <w:szCs w:val="19"/>
         </w:rPr>
-        <w:t xml:space="preserve">项目描述：</w:t>
-      </w:r>
-      <w:r>
-        <w:rPr>
-          <w:rFonts w:ascii="Tahoma" w:hAnsi="Tahoma" w:cs="Tahoma"/>
-          <w:sz w:val="19"/>
-          <w:szCs w:val="19"/>
-        </w:rPr>
-        <w:t xml:space="preserve">在 MAPPO 的 critic 上分别接入 VDN 加性分解与 QMIX 单调 mixing 做单变量对照：三个变体共用同一套 runner / buffer / shared RNN actor 与全部 PPO 超参，差异只在 critic 分支。结论与直觉相反——表达能力更强的 critic 没有赢：稀疏奖励的 Predator-Prey（300k steps）上，最简单的加性分解唯一学到正回报（≈150），单体 critic 始终为负（−300 → −30），单调 mixing 的 critic loss 起手即 5.4×10⁴、200k 步后二次发散。技术栈：Python、PyTorch、PyMARL、MAPPO、VDN、QMIX、CTDE、PPO、PettingZoo / MPE2。</w:t>
+        <w:t>项目描述：</w:t>
+      </w:r>
+      <w:r>
+        <w:rPr>
+          <w:rFonts w:ascii="Tahoma" w:hAnsi="Tahoma" w:cs="Tahoma"/>
+          <w:sz w:val="19"/>
+          <w:szCs w:val="19"/>
+        </w:rPr>
+        <w:t>在</w:t>
+      </w:r>
+      <w:r>
+        <w:rPr>
+          <w:rFonts w:ascii="Tahoma" w:hAnsi="Tahoma" w:cs="Tahoma"/>
+          <w:sz w:val="19"/>
+          <w:szCs w:val="19"/>
+        </w:rPr>
+        <w:t xml:space="preserve"> MAPPO </w:t>
+      </w:r>
+      <w:r>
+        <w:rPr>
+          <w:rFonts w:ascii="Tahoma" w:hAnsi="Tahoma" w:cs="Tahoma"/>
+          <w:sz w:val="19"/>
+          <w:szCs w:val="19"/>
+        </w:rPr>
+        <w:t>的</w:t>
+      </w:r>
+      <w:r>
+        <w:rPr>
+          <w:rFonts w:ascii="Tahoma" w:hAnsi="Tahoma" w:cs="Tahoma"/>
+          <w:sz w:val="19"/>
+          <w:szCs w:val="19"/>
+        </w:rPr>
+        <w:t xml:space="preserve"> critic </w:t>
+      </w:r>
+      <w:r>
+        <w:rPr>
+          <w:rFonts w:ascii="Tahoma" w:hAnsi="Tahoma" w:cs="Tahoma"/>
+          <w:sz w:val="19"/>
+          <w:szCs w:val="19"/>
+        </w:rPr>
+        <w:t>上分别接入</w:t>
+      </w:r>
+      <w:r>
+        <w:rPr>
+          <w:rFonts w:ascii="Tahoma" w:hAnsi="Tahoma" w:cs="Tahoma"/>
+          <w:sz w:val="19"/>
+          <w:szCs w:val="19"/>
+        </w:rPr>
+        <w:t xml:space="preserve"> VDN </w:t>
+      </w:r>
+      <w:r>
+        <w:rPr>
+          <w:rFonts w:ascii="Tahoma" w:hAnsi="Tahoma" w:cs="Tahoma"/>
+          <w:sz w:val="19"/>
+          <w:szCs w:val="19"/>
+        </w:rPr>
+        <w:t>加性分解与</w:t>
+      </w:r>
+      <w:r>
+        <w:rPr>
+          <w:rFonts w:ascii="Tahoma" w:hAnsi="Tahoma" w:cs="Tahoma"/>
+          <w:sz w:val="19"/>
+          <w:szCs w:val="19"/>
+        </w:rPr>
+        <w:t xml:space="preserve"> QMIX </w:t>
+      </w:r>
+      <w:r>
+        <w:rPr>
+          <w:rFonts w:ascii="Tahoma" w:hAnsi="Tahoma" w:cs="Tahoma"/>
+          <w:sz w:val="19"/>
+          <w:szCs w:val="19"/>
+        </w:rPr>
+        <w:t>单调</w:t>
+      </w:r>
+      <w:r>
+        <w:rPr>
+          <w:rFonts w:ascii="Tahoma" w:hAnsi="Tahoma" w:cs="Tahoma"/>
+          <w:sz w:val="19"/>
+          <w:szCs w:val="19"/>
+        </w:rPr>
+        <w:t xml:space="preserve"> mixing </w:t>
+      </w:r>
+      <w:r>
+        <w:rPr>
+          <w:rFonts w:ascii="Tahoma" w:hAnsi="Tahoma" w:cs="Tahoma"/>
+          <w:sz w:val="19"/>
+          <w:szCs w:val="19"/>
+        </w:rPr>
+        <w:t>做单变量对照：三个变体共用同一套</w:t>
+      </w:r>
+      <w:r>
+        <w:rPr>
+          <w:rFonts w:ascii="Tahoma" w:hAnsi="Tahoma" w:cs="Tahoma"/>
+          <w:sz w:val="19"/>
+          <w:szCs w:val="19"/>
+        </w:rPr>
+        <w:t xml:space="preserve"> runner / buffer / shared RNN actor </w:t>
+      </w:r>
+      <w:r>
+        <w:rPr>
+          <w:rFonts w:ascii="Tahoma" w:hAnsi="Tahoma" w:cs="Tahoma"/>
+          <w:sz w:val="19"/>
+          <w:szCs w:val="19"/>
+        </w:rPr>
+        <w:t>与全部</w:t>
+      </w:r>
+      <w:r>
+        <w:rPr>
+          <w:rFonts w:ascii="Tahoma" w:hAnsi="Tahoma" w:cs="Tahoma"/>
+          <w:sz w:val="19"/>
+          <w:szCs w:val="19"/>
+        </w:rPr>
+        <w:t xml:space="preserve"> PPO </w:t>
+      </w:r>
+      <w:r>
+        <w:rPr>
+          <w:rFonts w:ascii="Tahoma" w:hAnsi="Tahoma" w:cs="Tahoma"/>
+          <w:sz w:val="19"/>
+          <w:szCs w:val="19"/>
+        </w:rPr>
+        <w:t>超参，差异只在</w:t>
+      </w:r>
+      <w:r>
+        <w:rPr>
+          <w:rFonts w:ascii="Tahoma" w:hAnsi="Tahoma" w:cs="Tahoma"/>
+          <w:sz w:val="19"/>
+          <w:szCs w:val="19"/>
+        </w:rPr>
+        <w:t xml:space="preserve"> critic </w:t>
+      </w:r>
+      <w:r>
+        <w:rPr>
+          <w:rFonts w:ascii="Tahoma" w:hAnsi="Tahoma" w:cs="Tahoma"/>
+          <w:sz w:val="19"/>
+          <w:szCs w:val="19"/>
+        </w:rPr>
+        <w:t>分支。结论与直觉相反</w:t>
+      </w:r>
+      <w:r>
+        <w:rPr>
+          <w:rFonts w:ascii="Tahoma" w:hAnsi="Tahoma" w:cs="Tahoma"/>
+          <w:sz w:val="19"/>
+          <w:szCs w:val="19"/>
+        </w:rPr>
+        <w:t>——</w:t>
+      </w:r>
+      <w:r>
+        <w:rPr>
+          <w:rFonts w:ascii="Tahoma" w:hAnsi="Tahoma" w:cs="Tahoma"/>
+          <w:sz w:val="19"/>
+          <w:szCs w:val="19"/>
+        </w:rPr>
+        <w:t>表达能力更强的</w:t>
+      </w:r>
+      <w:r>
+        <w:rPr>
+          <w:rFonts w:ascii="Tahoma" w:hAnsi="Tahoma" w:cs="Tahoma"/>
+          <w:sz w:val="19"/>
+          <w:szCs w:val="19"/>
+        </w:rPr>
+        <w:t xml:space="preserve"> critic </w:t>
+      </w:r>
+      <w:r>
+        <w:rPr>
+          <w:rFonts w:ascii="Tahoma" w:hAnsi="Tahoma" w:cs="Tahoma"/>
+          <w:sz w:val="19"/>
+          <w:szCs w:val="19"/>
+        </w:rPr>
+        <w:t>没有赢：稀疏奖励的</w:t>
+      </w:r>
+      <w:r>
+        <w:rPr>
+          <w:rFonts w:ascii="Tahoma" w:hAnsi="Tahoma" w:cs="Tahoma"/>
+          <w:sz w:val="19"/>
+          <w:szCs w:val="19"/>
+        </w:rPr>
+        <w:t xml:space="preserve"> Predator-Prey</w:t>
+      </w:r>
+      <w:r>
+        <w:rPr>
+          <w:rFonts w:ascii="Tahoma" w:hAnsi="Tahoma" w:cs="Tahoma"/>
+          <w:sz w:val="19"/>
+          <w:szCs w:val="19"/>
+        </w:rPr>
+        <w:t>（</w:t>
+      </w:r>
+      <w:r>
+        <w:rPr>
+          <w:rFonts w:ascii="Tahoma" w:hAnsi="Tahoma" w:cs="Tahoma"/>
+          <w:sz w:val="19"/>
+          <w:szCs w:val="19"/>
+        </w:rPr>
+        <w:t>300k steps</w:t>
+      </w:r>
+      <w:r>
+        <w:rPr>
+          <w:rFonts w:ascii="Tahoma" w:hAnsi="Tahoma" w:cs="Tahoma"/>
+          <w:sz w:val="19"/>
+          <w:szCs w:val="19"/>
+        </w:rPr>
+        <w:t>）上，最简单的加性分解唯一学到正回报（</w:t>
+      </w:r>
+      <w:r>
+        <w:rPr>
+          <w:rFonts w:ascii="Tahoma" w:hAnsi="Tahoma" w:cs="Tahoma"/>
+          <w:sz w:val="19"/>
+          <w:szCs w:val="19"/>
+        </w:rPr>
+        <w:t>≈150</w:t>
+      </w:r>
+      <w:r>
+        <w:rPr>
+          <w:rFonts w:ascii="Tahoma" w:hAnsi="Tahoma" w:cs="Tahoma"/>
+          <w:sz w:val="19"/>
+          <w:szCs w:val="19"/>
+        </w:rPr>
+        <w:t>），单体</w:t>
+      </w:r>
+      <w:r>
+        <w:rPr>
+          <w:rFonts w:ascii="Tahoma" w:hAnsi="Tahoma" w:cs="Tahoma"/>
+          <w:sz w:val="19"/>
+          <w:szCs w:val="19"/>
+        </w:rPr>
+        <w:t xml:space="preserve"> critic </w:t>
+      </w:r>
+      <w:r>
+        <w:rPr>
+          <w:rFonts w:ascii="Tahoma" w:hAnsi="Tahoma" w:cs="Tahoma"/>
+          <w:sz w:val="19"/>
+          <w:szCs w:val="19"/>
+        </w:rPr>
+        <w:t>始终为负（</w:t>
+      </w:r>
+      <w:r>
+        <w:rPr>
+          <w:rFonts w:ascii="Tahoma" w:hAnsi="Tahoma" w:cs="Tahoma"/>
+          <w:sz w:val="19"/>
+          <w:szCs w:val="19"/>
+        </w:rPr>
+        <w:t>−300 → −30</w:t>
+      </w:r>
+      <w:r>
+        <w:rPr>
+          <w:rFonts w:ascii="Tahoma" w:hAnsi="Tahoma" w:cs="Tahoma"/>
+          <w:sz w:val="19"/>
+          <w:szCs w:val="19"/>
+        </w:rPr>
+        <w:t>），单调</w:t>
+      </w:r>
+      <w:r>
+        <w:rPr>
+          <w:rFonts w:ascii="Tahoma" w:hAnsi="Tahoma" w:cs="Tahoma"/>
+          <w:sz w:val="19"/>
+          <w:szCs w:val="19"/>
+        </w:rPr>
+        <w:t xml:space="preserve"> mixing </w:t>
+      </w:r>
+      <w:r>
+        <w:rPr>
+          <w:rFonts w:ascii="Tahoma" w:hAnsi="Tahoma" w:cs="Tahoma"/>
+          <w:sz w:val="19"/>
+          <w:szCs w:val="19"/>
+        </w:rPr>
+        <w:t>的</w:t>
+      </w:r>
+      <w:r>
+        <w:rPr>
+          <w:rFonts w:ascii="Tahoma" w:hAnsi="Tahoma" w:cs="Tahoma"/>
+          <w:sz w:val="19"/>
+          <w:szCs w:val="19"/>
+        </w:rPr>
+        <w:t xml:space="preserve"> critic loss </w:t>
+      </w:r>
+      <w:r>
+        <w:rPr>
+          <w:rFonts w:ascii="Tahoma" w:hAnsi="Tahoma" w:cs="Tahoma"/>
+          <w:sz w:val="19"/>
+          <w:szCs w:val="19"/>
+        </w:rPr>
+        <w:t>起手即</w:t>
+      </w:r>
+      <w:r>
+        <w:rPr>
+          <w:rFonts w:ascii="Tahoma" w:hAnsi="Tahoma" w:cs="Tahoma"/>
+          <w:sz w:val="19"/>
+          <w:szCs w:val="19"/>
+        </w:rPr>
+        <w:t xml:space="preserve"> 5.4×10⁴</w:t>
+      </w:r>
+      <w:r>
+        <w:rPr>
+          <w:rFonts w:ascii="Tahoma" w:hAnsi="Tahoma" w:cs="Tahoma"/>
+          <w:sz w:val="19"/>
+          <w:szCs w:val="19"/>
+        </w:rPr>
+        <w:t>、</w:t>
+      </w:r>
+      <w:r>
+        <w:rPr>
+          <w:rFonts w:ascii="Tahoma" w:hAnsi="Tahoma" w:cs="Tahoma"/>
+          <w:sz w:val="19"/>
+          <w:szCs w:val="19"/>
+        </w:rPr>
+        <w:t xml:space="preserve">200k </w:t>
+      </w:r>
+      <w:r>
+        <w:rPr>
+          <w:rFonts w:ascii="Tahoma" w:hAnsi="Tahoma" w:cs="Tahoma"/>
+          <w:sz w:val="19"/>
+          <w:szCs w:val="19"/>
+        </w:rPr>
+        <w:t>步后二次发散。技术栈：</w:t>
+      </w:r>
+      <w:r>
+        <w:rPr>
+          <w:rFonts w:ascii="Tahoma" w:hAnsi="Tahoma" w:cs="Tahoma"/>
+          <w:sz w:val="19"/>
+          <w:szCs w:val="19"/>
+        </w:rPr>
+        <w:t>Python</w:t>
+      </w:r>
+      <w:r>
+        <w:rPr>
+          <w:rFonts w:ascii="Tahoma" w:hAnsi="Tahoma" w:cs="Tahoma"/>
+          <w:sz w:val="19"/>
+          <w:szCs w:val="19"/>
+        </w:rPr>
+        <w:t>、</w:t>
+      </w:r>
+      <w:r>
+        <w:rPr>
+          <w:rFonts w:ascii="Tahoma" w:hAnsi="Tahoma" w:cs="Tahoma"/>
+          <w:sz w:val="19"/>
+          <w:szCs w:val="19"/>
+        </w:rPr>
+        <w:t>PyTorch</w:t>
+      </w:r>
+      <w:r>
+        <w:rPr>
+          <w:rFonts w:ascii="Tahoma" w:hAnsi="Tahoma" w:cs="Tahoma"/>
+          <w:sz w:val="19"/>
+          <w:szCs w:val="19"/>
+        </w:rPr>
+        <w:t>、</w:t>
+      </w:r>
+      <w:r>
+        <w:rPr>
+          <w:rFonts w:ascii="Tahoma" w:hAnsi="Tahoma" w:cs="Tahoma"/>
+          <w:sz w:val="19"/>
+          <w:szCs w:val="19"/>
+        </w:rPr>
+        <w:t>PyMARL</w:t>
+      </w:r>
+      <w:r>
+        <w:rPr>
+          <w:rFonts w:ascii="Tahoma" w:hAnsi="Tahoma" w:cs="Tahoma"/>
+          <w:sz w:val="19"/>
+          <w:szCs w:val="19"/>
+        </w:rPr>
+        <w:t>、</w:t>
+      </w:r>
+      <w:r>
+        <w:rPr>
+          <w:rFonts w:ascii="Tahoma" w:hAnsi="Tahoma" w:cs="Tahoma"/>
+          <w:sz w:val="19"/>
+          <w:szCs w:val="19"/>
+        </w:rPr>
+        <w:t>MAPPO</w:t>
+      </w:r>
+      <w:r>
+        <w:rPr>
+          <w:rFonts w:ascii="Tahoma" w:hAnsi="Tahoma" w:cs="Tahoma"/>
+          <w:sz w:val="19"/>
+          <w:szCs w:val="19"/>
+        </w:rPr>
+        <w:t>、</w:t>
+      </w:r>
+      <w:r>
+        <w:rPr>
+          <w:rFonts w:ascii="Tahoma" w:hAnsi="Tahoma" w:cs="Tahoma"/>
+          <w:sz w:val="19"/>
+          <w:szCs w:val="19"/>
+        </w:rPr>
+        <w:t>VDN</w:t>
+      </w:r>
+      <w:r>
+        <w:rPr>
+          <w:rFonts w:ascii="Tahoma" w:hAnsi="Tahoma" w:cs="Tahoma"/>
+          <w:sz w:val="19"/>
+          <w:szCs w:val="19"/>
+        </w:rPr>
+        <w:t>、</w:t>
+      </w:r>
+      <w:r>
+        <w:rPr>
+          <w:rFonts w:ascii="Tahoma" w:hAnsi="Tahoma" w:cs="Tahoma"/>
+          <w:sz w:val="19"/>
+          <w:szCs w:val="19"/>
+        </w:rPr>
+        <w:t>QMIX</w:t>
+      </w:r>
+      <w:r>
+        <w:rPr>
+          <w:rFonts w:ascii="Tahoma" w:hAnsi="Tahoma" w:cs="Tahoma"/>
+          <w:sz w:val="19"/>
+          <w:szCs w:val="19"/>
+        </w:rPr>
+        <w:t>、</w:t>
+      </w:r>
+      <w:r>
+        <w:rPr>
+          <w:rFonts w:ascii="Tahoma" w:hAnsi="Tahoma" w:cs="Tahoma"/>
+          <w:sz w:val="19"/>
+          <w:szCs w:val="19"/>
+        </w:rPr>
+        <w:t>CTDE</w:t>
+      </w:r>
+      <w:r>
+        <w:rPr>
+          <w:rFonts w:ascii="Tahoma" w:hAnsi="Tahoma" w:cs="Tahoma"/>
+          <w:sz w:val="19"/>
+          <w:szCs w:val="19"/>
+        </w:rPr>
+        <w:t>、</w:t>
+      </w:r>
+      <w:r>
+        <w:rPr>
+          <w:rFonts w:ascii="Tahoma" w:hAnsi="Tahoma" w:cs="Tahoma"/>
+          <w:sz w:val="19"/>
+          <w:szCs w:val="19"/>
+        </w:rPr>
+        <w:t>PPO</w:t>
+      </w:r>
+      <w:r>
+        <w:rPr>
+          <w:rFonts w:ascii="Tahoma" w:hAnsi="Tahoma" w:cs="Tahoma"/>
+          <w:sz w:val="19"/>
+          <w:szCs w:val="19"/>
+        </w:rPr>
+        <w:t>、</w:t>
+      </w:r>
+      <w:r>
+        <w:rPr>
+          <w:rFonts w:ascii="Tahoma" w:hAnsi="Tahoma" w:cs="Tahoma"/>
+          <w:sz w:val="19"/>
+          <w:szCs w:val="19"/>
+        </w:rPr>
+        <w:t>PettingZoo / MPE2</w:t>
+      </w:r>
+      <w:r>
+        <w:rPr>
+          <w:rFonts w:ascii="Tahoma" w:hAnsi="Tahoma" w:cs="Tahoma"/>
+          <w:sz w:val="19"/>
+          <w:szCs w:val="19"/>
+        </w:rPr>
+        <w:t>。</w:t>
       </w:r>
     </w:p>
     <w:p>
@@ -924,15 +5541,247 @@
           <w:sz w:val="19"/>
           <w:szCs w:val="19"/>
         </w:rPr>
-        <w:t xml:space="preserve">训练不收敛的根因诊断：</w:t>
-      </w:r>
-      <w:r>
-        <w:rPr>
-          <w:rFonts w:ascii="Tahoma" w:hAnsi="Tahoma" w:cs="Tahoma"/>
-          <w:sz w:val="19"/>
-          <w:szCs w:val="19"/>
-        </w:rPr>
-        <w:t xml:space="preserve">MAPPO-QMIX 的 TD 目标沿用 value-based QMIX 的 max_a Qᵢ（贪婪动作），而 actor 是 on-policy，相减得到的 td_error 并非合法 advantage 而是系统性偏乐观的量，可解释「回报冲过理论最优值后崩塌」；另定位 hypernet 经 softplus 生成的 mixing 权重（softplus(0) ≈ 0.69）对局部 Q 的梯度做乘性放大，是 critic loss 起手即 5×10⁴ 的直接原因。</w:t>
+        <w:t>训练不收敛的根因诊断：</w:t>
+      </w:r>
+      <w:r>
+        <w:rPr>
+          <w:rFonts w:ascii="Tahoma" w:hAnsi="Tahoma" w:cs="Tahoma"/>
+          <w:sz w:val="19"/>
+          <w:szCs w:val="19"/>
+        </w:rPr>
+        <w:t xml:space="preserve">MAPPO-QMIX </w:t>
+      </w:r>
+      <w:r>
+        <w:rPr>
+          <w:rFonts w:ascii="Tahoma" w:hAnsi="Tahoma" w:cs="Tahoma"/>
+          <w:sz w:val="19"/>
+          <w:szCs w:val="19"/>
+        </w:rPr>
+        <w:t>的</w:t>
+      </w:r>
+      <w:r>
+        <w:rPr>
+          <w:rFonts w:ascii="Tahoma" w:hAnsi="Tahoma" w:cs="Tahoma"/>
+          <w:sz w:val="19"/>
+          <w:szCs w:val="19"/>
+        </w:rPr>
+        <w:t xml:space="preserve"> TD </w:t>
+      </w:r>
+      <w:r>
+        <w:rPr>
+          <w:rFonts w:ascii="Tahoma" w:hAnsi="Tahoma" w:cs="Tahoma"/>
+          <w:sz w:val="19"/>
+          <w:szCs w:val="19"/>
+        </w:rPr>
+        <w:t>目标沿用</w:t>
+      </w:r>
+      <w:r>
+        <w:rPr>
+          <w:rFonts w:ascii="Tahoma" w:hAnsi="Tahoma" w:cs="Tahoma"/>
+          <w:sz w:val="19"/>
+          <w:szCs w:val="19"/>
+        </w:rPr>
+        <w:t xml:space="preserve"> value-based QMIX </w:t>
+      </w:r>
+      <w:r>
+        <w:rPr>
+          <w:rFonts w:ascii="Tahoma" w:hAnsi="Tahoma" w:cs="Tahoma"/>
+          <w:sz w:val="19"/>
+          <w:szCs w:val="19"/>
+        </w:rPr>
+        <w:t>的</w:t>
+      </w:r>
+      <w:r>
+        <w:rPr>
+          <w:rFonts w:ascii="Tahoma" w:hAnsi="Tahoma" w:cs="Tahoma"/>
+          <w:sz w:val="19"/>
+          <w:szCs w:val="19"/>
+        </w:rPr>
+        <w:t xml:space="preserve"> max_a Qᵢ</w:t>
+      </w:r>
+      <w:r>
+        <w:rPr>
+          <w:rFonts w:ascii="Tahoma" w:hAnsi="Tahoma" w:cs="Tahoma"/>
+          <w:sz w:val="19"/>
+          <w:szCs w:val="19"/>
+        </w:rPr>
+        <w:t>（贪婪动作），而</w:t>
+      </w:r>
+      <w:r>
+        <w:rPr>
+          <w:rFonts w:ascii="Tahoma" w:hAnsi="Tahoma" w:cs="Tahoma"/>
+          <w:sz w:val="19"/>
+          <w:szCs w:val="19"/>
+        </w:rPr>
+        <w:t xml:space="preserve"> actor </w:t>
+      </w:r>
+      <w:r>
+        <w:rPr>
+          <w:rFonts w:ascii="Tahoma" w:hAnsi="Tahoma" w:cs="Tahoma"/>
+          <w:sz w:val="19"/>
+          <w:szCs w:val="19"/>
+        </w:rPr>
+        <w:t>是</w:t>
+      </w:r>
+      <w:r>
+        <w:rPr>
+          <w:rFonts w:ascii="Tahoma" w:hAnsi="Tahoma" w:cs="Tahoma"/>
+          <w:sz w:val="19"/>
+          <w:szCs w:val="19"/>
+        </w:rPr>
+        <w:t xml:space="preserve"> on-policy</w:t>
+      </w:r>
+      <w:r>
+        <w:rPr>
+          <w:rFonts w:ascii="Tahoma" w:hAnsi="Tahoma" w:cs="Tahoma"/>
+          <w:sz w:val="19"/>
+          <w:szCs w:val="19"/>
+        </w:rPr>
+        <w:t>，相减得到的</w:t>
+      </w:r>
+      <w:r>
+        <w:rPr>
+          <w:rFonts w:ascii="Tahoma" w:hAnsi="Tahoma" w:cs="Tahoma"/>
+          <w:sz w:val="19"/>
+          <w:szCs w:val="19"/>
+        </w:rPr>
+        <w:t xml:space="preserve"> td_error </w:t>
+      </w:r>
+      <w:r>
+        <w:rPr>
+          <w:rFonts w:ascii="Tahoma" w:hAnsi="Tahoma" w:cs="Tahoma"/>
+          <w:sz w:val="19"/>
+          <w:szCs w:val="19"/>
+        </w:rPr>
+        <w:t>并非合法</w:t>
+      </w:r>
+      <w:r>
+        <w:rPr>
+          <w:rFonts w:ascii="Tahoma" w:hAnsi="Tahoma" w:cs="Tahoma"/>
+          <w:sz w:val="19"/>
+          <w:szCs w:val="19"/>
+        </w:rPr>
+        <w:t xml:space="preserve"> advantage </w:t>
+      </w:r>
+      <w:r>
+        <w:rPr>
+          <w:rFonts w:ascii="Tahoma" w:hAnsi="Tahoma" w:cs="Tahoma"/>
+          <w:sz w:val="19"/>
+          <w:szCs w:val="19"/>
+        </w:rPr>
+        <w:t>而是系统性偏乐观的量，可解释「回报冲过理论最优值后崩塌」；另定位</w:t>
+      </w:r>
+      <w:r>
+        <w:rPr>
+          <w:rFonts w:ascii="Tahoma" w:hAnsi="Tahoma" w:cs="Tahoma"/>
+          <w:sz w:val="19"/>
+          <w:szCs w:val="19"/>
+        </w:rPr>
+        <w:t xml:space="preserve"> hypernet </w:t>
+      </w:r>
+      <w:r>
+        <w:rPr>
+          <w:rFonts w:ascii="Tahoma" w:hAnsi="Tahoma" w:cs="Tahoma"/>
+          <w:sz w:val="19"/>
+          <w:szCs w:val="19"/>
+        </w:rPr>
+        <w:t>经</w:t>
+      </w:r>
+      <w:r>
+        <w:rPr>
+          <w:rFonts w:ascii="Tahoma" w:hAnsi="Tahoma" w:cs="Tahoma"/>
+          <w:sz w:val="19"/>
+          <w:szCs w:val="19"/>
+        </w:rPr>
+        <w:t xml:space="preserve"> softplus </w:t>
+      </w:r>
+      <w:r>
+        <w:rPr>
+          <w:rFonts w:ascii="Tahoma" w:hAnsi="Tahoma" w:cs="Tahoma"/>
+          <w:sz w:val="19"/>
+          <w:szCs w:val="19"/>
+        </w:rPr>
+        <w:t>生成的</w:t>
+      </w:r>
+      <w:r>
+        <w:rPr>
+          <w:rFonts w:ascii="Tahoma" w:hAnsi="Tahoma" w:cs="Tahoma"/>
+          <w:sz w:val="19"/>
+          <w:szCs w:val="19"/>
+        </w:rPr>
+        <w:t xml:space="preserve"> mixing </w:t>
+      </w:r>
+      <w:r>
+        <w:rPr>
+          <w:rFonts w:ascii="Tahoma" w:hAnsi="Tahoma" w:cs="Tahoma"/>
+          <w:sz w:val="19"/>
+          <w:szCs w:val="19"/>
+        </w:rPr>
+        <w:t>权重（</w:t>
+      </w:r>
+      <w:r>
+        <w:rPr>
+          <w:rFonts w:ascii="Tahoma" w:hAnsi="Tahoma" w:cs="Tahoma"/>
+          <w:sz w:val="19"/>
+          <w:szCs w:val="19"/>
+        </w:rPr>
+        <w:t>softplus(0) ≈ 0.69</w:t>
+      </w:r>
+      <w:r>
+        <w:rPr>
+          <w:rFonts w:ascii="Tahoma" w:hAnsi="Tahoma" w:cs="Tahoma"/>
+          <w:sz w:val="19"/>
+          <w:szCs w:val="19"/>
+        </w:rPr>
+        <w:t>）对局部</w:t>
+      </w:r>
+      <w:r>
+        <w:rPr>
+          <w:rFonts w:ascii="Tahoma" w:hAnsi="Tahoma" w:cs="Tahoma"/>
+          <w:sz w:val="19"/>
+          <w:szCs w:val="19"/>
+        </w:rPr>
+        <w:t xml:space="preserve"> Q </w:t>
+      </w:r>
+      <w:r>
+        <w:rPr>
+          <w:rFonts w:ascii="Tahoma" w:hAnsi="Tahoma" w:cs="Tahoma"/>
+          <w:sz w:val="19"/>
+          <w:szCs w:val="19"/>
+        </w:rPr>
+        <w:t>的梯度做乘性放大，是</w:t>
+      </w:r>
+      <w:r>
+        <w:rPr>
+          <w:rFonts w:ascii="Tahoma" w:hAnsi="Tahoma" w:cs="Tahoma"/>
+          <w:sz w:val="19"/>
+          <w:szCs w:val="19"/>
+        </w:rPr>
+        <w:t xml:space="preserve"> critic loss </w:t>
+      </w:r>
+      <w:r>
+        <w:rPr>
+          <w:rFonts w:ascii="Tahoma" w:hAnsi="Tahoma" w:cs="Tahoma"/>
+          <w:sz w:val="19"/>
+          <w:szCs w:val="19"/>
+        </w:rPr>
+        <w:t>起手即</w:t>
+      </w:r>
+      <w:r>
+        <w:rPr>
+          <w:rFonts w:ascii="Tahoma" w:hAnsi="Tahoma" w:cs="Tahoma"/>
+          <w:sz w:val="19"/>
+          <w:szCs w:val="19"/>
+        </w:rPr>
+        <w:t xml:space="preserve"> 5×10⁴ </w:t>
+      </w:r>
+      <w:r>
+        <w:rPr>
+          <w:rFonts w:ascii="Tahoma" w:hAnsi="Tahoma" w:cs="Tahoma"/>
+          <w:sz w:val="19"/>
+          <w:szCs w:val="19"/>
+        </w:rPr>
+        <w:t>的直接原因。</w:t>
       </w:r>
     </w:p>
     <w:p>
@@ -955,15 +5804,207 @@
           <w:sz w:val="19"/>
           <w:szCs w:val="19"/>
         </w:rPr>
-        <w:t xml:space="preserve">负结果与工程化：</w:t>
-      </w:r>
-      <w:r>
-        <w:rPr>
-          <w:rFonts w:ascii="Tahoma" w:hAnsi="Tahoma" w:cs="Tahoma"/>
-          <w:sz w:val="19"/>
-          <w:szCs w:val="19"/>
-        </w:rPr>
-        <w:t xml:space="preserve">去掉单调约束的 non-monotonic mixer 持续梯度爆炸、未在预算内收敛，如实写进论文；并指出三个 learner 实际都只产出一个共享标量 advantage，收益来自表示与梯度路径而非真正的 per-agent credit assignment。2026 年整理为可复现仓库：修正 Predator-Prey 合作边界、用 uv.lock 锁 CPU 版 PyTorch 使实验无需 GPU、补 pytest 并接入 GitHub Actions CI。</w:t>
+        <w:t>负结果与工程化：</w:t>
+      </w:r>
+      <w:r>
+        <w:rPr>
+          <w:rFonts w:ascii="Tahoma" w:hAnsi="Tahoma" w:cs="Tahoma"/>
+          <w:sz w:val="19"/>
+          <w:szCs w:val="19"/>
+        </w:rPr>
+        <w:t>去掉单调约束的</w:t>
+      </w:r>
+      <w:r>
+        <w:rPr>
+          <w:rFonts w:ascii="Tahoma" w:hAnsi="Tahoma" w:cs="Tahoma"/>
+          <w:sz w:val="19"/>
+          <w:szCs w:val="19"/>
+        </w:rPr>
+        <w:t xml:space="preserve"> non-monotonic mixer </w:t>
+      </w:r>
+      <w:r>
+        <w:rPr>
+          <w:rFonts w:ascii="Tahoma" w:hAnsi="Tahoma" w:cs="Tahoma"/>
+          <w:sz w:val="19"/>
+          <w:szCs w:val="19"/>
+        </w:rPr>
+        <w:t>持续梯度爆炸、未在预算内收敛，如实写进论文；并指出三个</w:t>
+      </w:r>
+      <w:r>
+        <w:rPr>
+          <w:rFonts w:ascii="Tahoma" w:hAnsi="Tahoma" w:cs="Tahoma"/>
+          <w:sz w:val="19"/>
+          <w:szCs w:val="19"/>
+        </w:rPr>
+        <w:t xml:space="preserve"> learner </w:t>
+      </w:r>
+      <w:r>
+        <w:rPr>
+          <w:rFonts w:ascii="Tahoma" w:hAnsi="Tahoma" w:cs="Tahoma"/>
+          <w:sz w:val="19"/>
+          <w:szCs w:val="19"/>
+        </w:rPr>
+        <w:t>实际都只产出一个共享标量</w:t>
+      </w:r>
+      <w:r>
+        <w:rPr>
+          <w:rFonts w:ascii="Tahoma" w:hAnsi="Tahoma" w:cs="Tahoma"/>
+          <w:sz w:val="19"/>
+          <w:szCs w:val="19"/>
+        </w:rPr>
+        <w:t xml:space="preserve"> advantage</w:t>
+      </w:r>
+      <w:r>
+        <w:rPr>
+          <w:rFonts w:ascii="Tahoma" w:hAnsi="Tahoma" w:cs="Tahoma"/>
+          <w:sz w:val="19"/>
+          <w:szCs w:val="19"/>
+        </w:rPr>
+        <w:t>，收益来自表示与梯度路径而非真正的</w:t>
+      </w:r>
+      <w:r>
+        <w:rPr>
+          <w:rFonts w:ascii="Tahoma" w:hAnsi="Tahoma" w:cs="Tahoma"/>
+          <w:sz w:val="19"/>
+          <w:szCs w:val="19"/>
+        </w:rPr>
+        <w:t xml:space="preserve"> per-agent credit assignment</w:t>
+      </w:r>
+      <w:r>
+        <w:rPr>
+          <w:rFonts w:ascii="Tahoma" w:hAnsi="Tahoma" w:cs="Tahoma"/>
+          <w:sz w:val="19"/>
+          <w:szCs w:val="19"/>
+        </w:rPr>
+        <w:t>。</w:t>
+      </w:r>
+      <w:r>
+        <w:rPr>
+          <w:rFonts w:ascii="Tahoma" w:hAnsi="Tahoma" w:cs="Tahoma"/>
+          <w:sz w:val="19"/>
+          <w:szCs w:val="19"/>
+        </w:rPr>
+        <w:t xml:space="preserve">2026 </w:t>
+      </w:r>
+      <w:r>
+        <w:rPr>
+          <w:rFonts w:ascii="Tahoma" w:hAnsi="Tahoma" w:cs="Tahoma"/>
+          <w:sz w:val="19"/>
+          <w:szCs w:val="19"/>
+        </w:rPr>
+        <w:t>年整理为可复现仓库：修正</w:t>
+      </w:r>
+      <w:r>
+        <w:rPr>
+          <w:rFonts w:ascii="Tahoma" w:hAnsi="Tahoma" w:cs="Tahoma"/>
+          <w:sz w:val="19"/>
+          <w:szCs w:val="19"/>
+        </w:rPr>
+        <w:t xml:space="preserve"> Predator-Prey </w:t>
+      </w:r>
+      <w:r>
+        <w:rPr>
+          <w:rFonts w:ascii="Tahoma" w:hAnsi="Tahoma" w:cs="Tahoma"/>
+          <w:sz w:val="19"/>
+          <w:szCs w:val="19"/>
+        </w:rPr>
+        <w:t>合作边界、用</w:t>
+      </w:r>
+      <w:r>
+        <w:rPr>
+          <w:rFonts w:ascii="Tahoma" w:hAnsi="Tahoma" w:cs="Tahoma"/>
+          <w:sz w:val="19"/>
+          <w:szCs w:val="19"/>
+        </w:rPr>
+        <w:t xml:space="preserve"> uv.lock </w:t>
+      </w:r>
+      <w:r>
+        <w:rPr>
+          <w:rFonts w:ascii="Tahoma" w:hAnsi="Tahoma" w:cs="Tahoma"/>
+          <w:sz w:val="19"/>
+          <w:szCs w:val="19"/>
+        </w:rPr>
+        <w:t>锁</w:t>
+      </w:r>
+      <w:r>
+        <w:rPr>
+          <w:rFonts w:ascii="Tahoma" w:hAnsi="Tahoma" w:cs="Tahoma"/>
+          <w:sz w:val="19"/>
+          <w:szCs w:val="19"/>
+        </w:rPr>
+        <w:t xml:space="preserve"> CPU </w:t>
+      </w:r>
+      <w:r>
+        <w:rPr>
+          <w:rFonts w:ascii="Tahoma" w:hAnsi="Tahoma" w:cs="Tahoma"/>
+          <w:sz w:val="19"/>
+          <w:szCs w:val="19"/>
+        </w:rPr>
+        <w:t>版</w:t>
+      </w:r>
+      <w:r>
+        <w:rPr>
+          <w:rFonts w:ascii="Tahoma" w:hAnsi="Tahoma" w:cs="Tahoma"/>
+          <w:sz w:val="19"/>
+          <w:szCs w:val="19"/>
+        </w:rPr>
+        <w:t xml:space="preserve"> PyTorch </w:t>
+      </w:r>
+      <w:r>
+        <w:rPr>
+          <w:rFonts w:ascii="Tahoma" w:hAnsi="Tahoma" w:cs="Tahoma"/>
+          <w:sz w:val="19"/>
+          <w:szCs w:val="19"/>
+        </w:rPr>
+        <w:t>使实验无需</w:t>
+      </w:r>
+      <w:r>
+        <w:rPr>
+          <w:rFonts w:ascii="Tahoma" w:hAnsi="Tahoma" w:cs="Tahoma"/>
+          <w:sz w:val="19"/>
+          <w:szCs w:val="19"/>
+        </w:rPr>
+        <w:t xml:space="preserve"> GPU</w:t>
+      </w:r>
+      <w:r>
+        <w:rPr>
+          <w:rFonts w:ascii="Tahoma" w:hAnsi="Tahoma" w:cs="Tahoma"/>
+          <w:sz w:val="19"/>
+          <w:szCs w:val="19"/>
+        </w:rPr>
+        <w:t>、补</w:t>
+      </w:r>
+      <w:r>
+        <w:rPr>
+          <w:rFonts w:ascii="Tahoma" w:hAnsi="Tahoma" w:cs="Tahoma"/>
+          <w:sz w:val="19"/>
+          <w:szCs w:val="19"/>
+        </w:rPr>
+        <w:t xml:space="preserve"> pytest </w:t>
+      </w:r>
+      <w:r>
+        <w:rPr>
+          <w:rFonts w:ascii="Tahoma" w:hAnsi="Tahoma" w:cs="Tahoma"/>
+          <w:sz w:val="19"/>
+          <w:szCs w:val="19"/>
+        </w:rPr>
+        <w:t>并接入</w:t>
+      </w:r>
+      <w:r>
+        <w:rPr>
+          <w:rFonts w:ascii="Tahoma" w:hAnsi="Tahoma" w:cs="Tahoma"/>
+          <w:sz w:val="19"/>
+          <w:szCs w:val="19"/>
+        </w:rPr>
+        <w:t xml:space="preserve"> GitHub Actions CI</w:t>
+      </w:r>
+      <w:r>
+        <w:rPr>
+          <w:rFonts w:ascii="Tahoma" w:hAnsi="Tahoma" w:cs="Tahoma"/>
+          <w:sz w:val="19"/>
+          <w:szCs w:val="19"/>
+        </w:rPr>
+        <w:t>。</w:t>
       </w:r>
     </w:p>
     <w:p>
@@ -982,15 +6023,15 @@
           <w:sz w:val="19"/>
           <w:szCs w:val="19"/>
         </w:rPr>
-        <w:t xml:space="preserve">论文发表：</w:t>
-      </w:r>
-      <w:r>
-        <w:rPr>
-          <w:rFonts w:ascii="Tahoma" w:hAnsi="Tahoma" w:cs="Tahoma"/>
-          <w:sz w:val="19"/>
-          <w:szCs w:val="19"/>
-        </w:rPr>
-        <w:t xml:space="preserve">Li, Leyan. Convolutional Neural Networks Based Medical Image Analysis. International Conference on Engineering Management, Information Technology and Intelligence, EMITI 2024.</w:t>
+        <w:t>论文发表：</w:t>
+      </w:r>
+      <w:r>
+        <w:rPr>
+          <w:rFonts w:ascii="Tahoma" w:hAnsi="Tahoma" w:cs="Tahoma"/>
+          <w:sz w:val="19"/>
+          <w:szCs w:val="19"/>
+        </w:rPr>
+        <w:t>Li, Leyan. Convolutional Neural Networks Based Medical Image Analysis. International Conference on Engineering Management, Information Technology and Intelligence, EMITI 2024.</w:t>
       </w:r>
     </w:p>
     <w:sectPr>
@@ -1045,7 +6086,7 @@
 <w:numbering xmlns:wpc="http://schemas.microsoft.com/office/word/2010/wordprocessingCanvas" xmlns:cx="http://schemas.microsoft.com/office/drawing/2014/chartex" xmlns:cx1="http://schemas.microsoft.com/office/drawing/2015/9/8/chartex" xmlns:cx2="http://schemas.microsoft.com/office/drawing/2015/10/21/chartex" xmlns:cx3="http://schemas.microsoft.com/office/drawing/2016/5/9/chartex" xmlns:cx4="http://schemas.microsoft.com/office/drawing/2016/5/10/chartex" xmlns:cx5="http://schemas.microsoft.com/office/drawing/2016/5/11/chartex" xmlns:cx6="http://schemas.microsoft.com/office/drawing/2016/5/12/chartex" xmlns:cx7="http://schemas.microsoft.com/office/drawing/2016/5/13/chartex" xmlns:cx8="http://schemas.microsoft.com/office/drawing/2016/5/14/chartex" xmlns:mc="http://schemas.openxmlformats.org/markup-compatibility/2006" xmlns:aink="http://schemas.microsoft.com/office/drawing/2016/ink" xmlns:am3d="http://schemas.microsoft.com/office/drawing/2017/model3d" xmlns:o="urn:schemas-microsoft-com:office:office" xmlns:oel="http://schemas.microsoft.com/office/2019/extlst" xmlns:r="http://schemas.openxmlformats.org/officeDocument/2006/relationships" xmlns:m="http://schemas.openxmlformats.org/officeDocument/2006/math" xmlns:v="urn:schemas-microsoft-com:vml" xmlns:wp14="http://schemas.microsoft.com/office/word/2010/wordprocessingDrawing" xmlns:wp="http://schemas.openxmlformats.org/drawingml/2006/wordprocessingDrawing" xmlns:w10="urn:schemas-microsoft-com:office:word" xmlns:w="http://schemas.openxmlformats.org/wordprocessingml/2006/main" xmlns:w14="http://schemas.microsoft.com/office/word/2010/wordml" xmlns:w15="http://schemas.microsoft.com/office/word/2012/wordml" xmlns:w16cex="http://schemas.microsoft.com/office/word/2018/wordml/cex" xmlns:w16cid="http://schemas.microsoft.com/office/word/2016/wordml/cid" xmlns:w16="http://schemas.microsoft.com/office/word/2018/wordml" xmlns:w16du="http://schemas.microsoft.com/office/word/2023/wordml/word16du" xmlns:w16sdtdh="http://schemas.microsoft.com/office/word/2020/wordml/sdtdatahash" xmlns:w16sdtfl="http://schemas.microsoft.com/office/word/2024/wordml/sdtformatlock" xmlns:w16se="http://schemas.microsoft.com/office/word/2015/wordml/symex" xmlns:wpg="http://schemas.microsoft.com/office/word/2010/wordprocessingGroup" xmlns:wpi="http://schemas.microsoft.com/office/word/2010/wordprocessingInk" xmlns:wne="http://schemas.microsoft.com/office/word/2006/wordml" xmlns:wps="http://schemas.microsoft.com/office/word/2010/wordprocessingShape" mc:Ignorable="w14 w15 w16se w16cid w16 w16cex w16sdtdh w16sdtfl w16du wp14">
   <w:numPicBullet w:numPicBulletId="0">
     <w:pict>
-      <v:rect id="_x0000_i1035" style="width:0;height:1.5pt" o:hralign="center" o:bullet="t" o:hrstd="t" o:hr="t" fillcolor="#a0a0a0" stroked="f"/>
+      <v:rect id="_x0000_i1029" style="width:0;height:1.5pt" o:hralign="center" o:bullet="t" o:hrstd="t" o:hr="t" fillcolor="#a0a0a0" stroked="f"/>
     </w:pict>
   </w:numPicBullet>
   <w:abstractNum w:abstractNumId="0" w15:restartNumberingAfterBreak="0">
